--- a/paper_v2/ftr_phase_transition.docx
+++ b/paper_v2/ftr_phase_transition.docx
@@ -984,292 +984,7 @@
         <w:t xml:space="preserve">standard protocol for Lagrangian-constrained continual learning.</w:t>
       </w:r>
     </w:p>
-    <w:bookmarkStart w:id="12" w:name="fig:graphical_abstract"/>
-    <w:p>
-      <w:pPr>
-        <w:pStyle w:val="CaptionedFigure"/>
-      </w:pPr>
-      <w:r>
-        <w:drawing>
-          <wp:inline>
-            <wp:extent cx="5067300" cy="2545866"/>
-            <wp:effectExtent b="0" l="0" r="0" t="0"/>
-            <wp:docPr descr="" title="" id="10" name="Picture"/>
-            <a:graphic>
-              <a:graphicData uri="http://schemas.openxmlformats.org/drawingml/2006/picture">
-                <pic:pic>
-                  <pic:nvPicPr>
-                    <pic:cNvPr descr="figures/graphical_abstract.png" id="11" name="Picture"/>
-                    <pic:cNvPicPr>
-                      <a:picLocks noChangeArrowheads="1" noChangeAspect="1"/>
-                    </pic:cNvPicPr>
-                  </pic:nvPicPr>
-                  <pic:blipFill>
-                    <a:blip r:embed="rId9"/>
-                    <a:stretch>
-                      <a:fillRect/>
-                    </a:stretch>
-                  </pic:blipFill>
-                  <pic:spPr bwMode="auto">
-                    <a:xfrm>
-                      <a:off x="0" y="0"/>
-                      <a:ext cx="5067300" cy="2545866"/>
-                    </a:xfrm>
-                    <a:prstGeom prst="rect">
-                      <a:avLst/>
-                    </a:prstGeom>
-                    <a:noFill/>
-                    <a:ln w="9525">
-                      <a:noFill/>
-                      <a:headEnd/>
-                      <a:tailEnd/>
-                    </a:ln>
-                  </pic:spPr>
-                </pic:pic>
-              </a:graphicData>
-            </a:graphic>
-          </wp:inline>
-        </w:drawing>
-      </w:r>
-    </w:p>
-    <w:p>
-      <w:pPr>
-        <w:pStyle w:val="ImageCaption"/>
-      </w:pPr>
-      <w:r>
-        <w:t xml:space="preserve">Figure 1: Left: on the same architecture and task, the dual-ascent schedule</w:t>
-      </w:r>
-      <w:r>
-        <w:t xml:space="preserve"> </w:t>
-      </w:r>
-      <w:r>
-        <w:t xml:space="preserve">moves</w:t>
-      </w:r>
-      <w:r>
-        <w:t xml:space="preserve"> </w:t>
-      </w:r>
-      <m:oMath>
-        <m:sSup>
-          <m:e>
-            <m:r>
-              <m:t>ε</m:t>
-            </m:r>
-          </m:e>
-          <m:sup>
-            <m:r>
-              <m:rPr>
-                <m:sty m:val="p"/>
-              </m:rPr>
-              <m:t>*</m:t>
-            </m:r>
-          </m:sup>
-        </m:sSup>
-      </m:oMath>
-      <w:r>
-        <w:t xml:space="preserve"> </w:t>
-      </w:r>
-      <w:r>
-        <w:t xml:space="preserve">across a</w:t>
-      </w:r>
-      <w:r>
-        <w:t xml:space="preserve"> </w:t>
-      </w:r>
-      <m:oMath>
-        <m:r>
-          <m:t>93</m:t>
-        </m:r>
-        <m:r>
-          <m:rPr>
-            <m:sty m:val="p"/>
-          </m:rPr>
-          <m:t>×</m:t>
-        </m:r>
-      </m:oMath>
-      <w:r>
-        <w:t xml:space="preserve"> </w:t>
-      </w:r>
-      <w:r>
-        <w:t xml:space="preserve">range (six single-factor</w:t>
-      </w:r>
-      <w:r>
-        <w:t xml:space="preserve"> </w:t>
-      </w:r>
-      <w:r>
-        <w:t xml:space="preserve">perturbations, Section 5), more than the</w:t>
-      </w:r>
-      <w:r>
-        <w:t xml:space="preserve"> </w:t>
-      </w:r>
-      <m:oMath>
-        <m:r>
-          <m:t>2.6</m:t>
-        </m:r>
-        <m:r>
-          <m:rPr>
-            <m:sty m:val="p"/>
-          </m:rPr>
-          <m:t>×</m:t>
-        </m:r>
-      </m:oMath>
-      <w:r>
-        <w:t xml:space="preserve"> </w:t>
-      </w:r>
-      <w:r>
-        <w:t xml:space="preserve">range</w:t>
-      </w:r>
-      <w:r>
-        <w:t xml:space="preserve"> </w:t>
-      </w:r>
-      <m:oMath>
-        <m:sSup>
-          <m:e>
-            <m:r>
-              <m:t>ε</m:t>
-            </m:r>
-          </m:e>
-          <m:sup>
-            <m:r>
-              <m:rPr>
-                <m:sty m:val="p"/>
-              </m:rPr>
-              <m:t>*</m:t>
-            </m:r>
-          </m:sup>
-        </m:sSup>
-      </m:oMath>
-      <w:r>
-        <w:t xml:space="preserve"> </w:t>
-      </w:r>
-      <w:r>
-        <w:t xml:space="preserve">itself spans across 30 architectures with the schedule</w:t>
-      </w:r>
-      <w:r>
-        <w:t xml:space="preserve"> </w:t>
-      </w:r>
-      <w:r>
-        <w:t xml:space="preserve">held fixed (Section 6, corrected values). Right: holding</w:t>
-      </w:r>
-      <w:r>
-        <w:t xml:space="preserve"> </w:t>
-      </w:r>
-      <w:r>
-        <w:t xml:space="preserve">the schedule ratio</w:t>
-      </w:r>
-      <w:r>
-        <w:t xml:space="preserve"> </w:t>
-      </w:r>
-      <m:oMath>
-        <m:r>
-          <m:t>S</m:t>
-        </m:r>
-        <m:r>
-          <m:rPr>
-            <m:sty m:val="p"/>
-          </m:rPr>
-          <m:t>=</m:t>
-        </m:r>
-        <m:sSub>
-          <m:e>
-            <m:r>
-              <m:t>λ</m:t>
-            </m:r>
-          </m:e>
-          <m:sub>
-            <m:r>
-              <m:rPr>
-                <m:sty m:val="p"/>
-              </m:rPr>
-              <m:t>i</m:t>
-            </m:r>
-            <m:r>
-              <m:rPr>
-                <m:sty m:val="p"/>
-              </m:rPr>
-              <m:t>n</m:t>
-            </m:r>
-            <m:r>
-              <m:rPr>
-                <m:sty m:val="p"/>
-              </m:rPr>
-              <m:t>i</m:t>
-            </m:r>
-            <m:r>
-              <m:rPr>
-                <m:sty m:val="p"/>
-              </m:rPr>
-              <m:t>t</m:t>
-            </m:r>
-          </m:sub>
-        </m:sSub>
-        <m:r>
-          <m:rPr>
-            <m:sty m:val="p"/>
-          </m:rPr>
-          <m:t>/</m:t>
-        </m:r>
-        <m:r>
-          <m:rPr>
-            <m:sty m:val="p"/>
-          </m:rPr>
-          <m:t>(</m:t>
-        </m:r>
-        <m:sSub>
-          <m:e>
-            <m:r>
-              <m:t>η</m:t>
-            </m:r>
-          </m:e>
-          <m:sub>
-            <m:r>
-              <m:t>λ</m:t>
-            </m:r>
-          </m:sub>
-        </m:sSub>
-        <m:r>
-          <m:t>N</m:t>
-        </m:r>
-        <m:r>
-          <m:rPr>
-            <m:sty m:val="p"/>
-          </m:rPr>
-          <m:t>)</m:t>
-        </m:r>
-      </m:oMath>
-      <w:r>
-        <w:t xml:space="preserve"> </w:t>
-      </w:r>
-      <w:r>
-        <w:t xml:space="preserve">fixed while independently</w:t>
-      </w:r>
-      <w:r>
-        <w:t xml:space="preserve"> </w:t>
-      </w:r>
-      <w:r>
-        <w:t xml:space="preserve">varying its three components (circles) collapses that spread back down,</w:t>
-      </w:r>
-      <w:r>
-        <w:t xml:space="preserve"> </w:t>
-      </w:r>
-      <w:r>
-        <w:t xml:space="preserve">on every architecture tested, versus a matched-magnitude change in</w:t>
-      </w:r>
-      <w:r>
-        <w:t xml:space="preserve"> </w:t>
-      </w:r>
-      <m:oMath>
-        <m:r>
-          <m:t>S</m:t>
-        </m:r>
-      </m:oMath>
-      <w:r>
-        <w:t xml:space="preserve"> </w:t>
-      </w:r>
-      <w:r>
-        <w:t xml:space="preserve">itself (X, Section 13).</w:t>
-      </w:r>
-    </w:p>
-    <w:bookmarkEnd w:id="12"/>
-    <w:bookmarkStart w:id="13" w:name="sec:intro"/>
+    <w:bookmarkStart w:id="9" w:name="sec:intro"/>
     <w:p>
       <w:pPr>
         <w:pStyle w:val="Heading1"/>
@@ -2792,8 +2507,8 @@
         <w:t xml:space="preserve">(Section 13).</w:t>
       </w:r>
     </w:p>
-    <w:bookmarkEnd w:id="13"/>
-    <w:bookmarkStart w:id="22" w:name="sec:related"/>
+    <w:bookmarkEnd w:id="9"/>
+    <w:bookmarkStart w:id="19" w:name="sec:related"/>
     <w:p>
       <w:pPr>
         <w:pStyle w:val="Heading1"/>
@@ -2802,7 +2517,7 @@
         <w:t xml:space="preserve">2 Related Work</w:t>
       </w:r>
     </w:p>
-    <w:bookmarkStart w:id="14" w:name="continual-learning-regularization"/>
+    <w:bookmarkStart w:id="10" w:name="continual-learning-regularization"/>
     <w:p>
       <w:pPr>
         <w:pStyle w:val="Heading2"/>
@@ -3288,8 +3003,8 @@
         <w:t xml:space="preserve">a mere reformulation.</w:t>
       </w:r>
     </w:p>
-    <w:bookmarkEnd w:id="14"/>
-    <w:bookmarkStart w:id="15" w:name="sec:functionspace"/>
+    <w:bookmarkEnd w:id="10"/>
+    <w:bookmarkStart w:id="11" w:name="sec:functionspace"/>
     <w:p>
       <w:pPr>
         <w:pStyle w:val="Heading2"/>
@@ -3699,8 +3414,8 @@
         <w:t xml:space="preserve">its critical budget is architecture-independent.</w:t>
       </w:r>
     </w:p>
-    <w:bookmarkEnd w:id="15"/>
-    <w:bookmarkStart w:id="16" w:name="sec:lagrangianrelated"/>
+    <w:bookmarkEnd w:id="11"/>
+    <w:bookmarkStart w:id="12" w:name="sec:lagrangianrelated"/>
     <w:p>
       <w:pPr>
         <w:pStyle w:val="Heading2"/>
@@ -4066,8 +3781,8 @@
         <w:t xml:space="preserve">stability threshold.</w:t>
       </w:r>
     </w:p>
-    <w:bookmarkEnd w:id="16"/>
-    <w:bookmarkStart w:id="17" w:name="sec:trustregion"/>
+    <w:bookmarkEnd w:id="12"/>
+    <w:bookmarkStart w:id="13" w:name="sec:trustregion"/>
     <w:p>
       <w:pPr>
         <w:pStyle w:val="Heading2"/>
@@ -4461,8 +4176,8 @@
         <w:t xml:space="preserve">motivated instance.</w:t>
       </w:r>
     </w:p>
-    <w:bookmarkEnd w:id="17"/>
-    <w:bookmarkStart w:id="18" w:name="sec:curvaturerelated"/>
+    <w:bookmarkEnd w:id="13"/>
+    <w:bookmarkStart w:id="14" w:name="sec:curvaturerelated"/>
     <w:p>
       <w:pPr>
         <w:pStyle w:val="Heading2"/>
@@ -4921,8 +4636,8 @@
         <w:t xml:space="preserve">answers in the negative.</w:t>
       </w:r>
     </w:p>
-    <w:bookmarkEnd w:id="18"/>
-    <w:bookmarkStart w:id="19" w:name="phase-transitions-in-deep-learning"/>
+    <w:bookmarkEnd w:id="14"/>
+    <w:bookmarkStart w:id="15" w:name="phase-transitions-in-deep-learning"/>
     <w:p>
       <w:pPr>
         <w:pStyle w:val="Heading2"/>
@@ -5265,8 +4980,8 @@
         <w:t xml:space="preserve">throughout this paper.</w:t>
       </w:r>
     </w:p>
-    <w:bookmarkEnd w:id="19"/>
-    <w:bookmarkStart w:id="21" w:name="summary-of-related-methods"/>
+    <w:bookmarkEnd w:id="15"/>
+    <w:bookmarkStart w:id="17" w:name="summary-of-related-methods"/>
     <w:p>
       <w:pPr>
         <w:pStyle w:val="Heading2"/>
@@ -5359,7 +5074,7 @@
         <w:t xml:space="preserve">only entry with both properties.</w:t>
       </w:r>
     </w:p>
-    <w:bookmarkStart w:id="20" w:name="tab:relatedwork"/>
+    <w:bookmarkStart w:id="16" w:name="tab:relatedwork"/>
     <w:p>
       <w:pPr>
         <w:pStyle w:val="TableCaption"/>
@@ -6441,25 +6156,15 @@
         </w:tc>
       </w:tr>
     </w:tbl>
-    <w:bookmarkEnd w:id="20"/>
-    <w:bookmarkEnd w:id="21"/>
-    <w:bookmarkEnd w:id="22"/>
-    <w:bookmarkStart w:id="35" w:name="sec:method"/>
-    <w:p>
-      <w:pPr>
-        <w:pStyle w:val="Heading1"/>
-      </w:pPr>
-      <w:r>
-        <w:t xml:space="preserve">3 Method: Functional Trust Regions</w:t>
-      </w:r>
-    </w:p>
-    <w:bookmarkStart w:id="24" w:name="problem-formulation"/>
+    <w:bookmarkEnd w:id="16"/>
+    <w:bookmarkEnd w:id="17"/>
+    <w:bookmarkStart w:id="18" w:name="sec:gap"/>
     <w:p>
       <w:pPr>
         <w:pStyle w:val="Heading2"/>
       </w:pPr>
       <w:r>
-        <w:t xml:space="preserve">3.1 Problem Formulation</w:t>
+        <w:t xml:space="preserve">2.8 Gap Analysis</w:t>
       </w:r>
     </w:p>
     <w:p>
@@ -6467,6 +6172,159 @@
         <w:pStyle w:val="FirstParagraph"/>
       </w:pPr>
       <w:r>
+        <w:t xml:space="preserve">Table 1 makes the shape of the gap explicit. Parameter-space</w:t>
+      </w:r>
+      <w:r>
+        <w:t xml:space="preserve"> </w:t>
+      </w:r>
+      <w:r>
+        <w:t xml:space="preserve">and structural-isolation methods (EWC, SI, Online Laplace, Progressive Nets,</w:t>
+      </w:r>
+      <w:r>
+        <w:t xml:space="preserve"> </w:t>
+      </w:r>
+      <w:r>
+        <w:t xml:space="preserve">HAT) never claim architecture-independence of a stability threshold, because</w:t>
+      </w:r>
+      <w:r>
+        <w:t xml:space="preserve"> </w:t>
+      </w:r>
+      <w:r>
+        <w:t xml:space="preserve">none reports one in a form that could transfer across models. The</w:t>
+      </w:r>
+      <w:r>
+        <w:t xml:space="preserve"> </w:t>
+      </w:r>
+      <w:r>
+        <w:t xml:space="preserve">function-space methods closest to FTR in constraint geometry, LwF, DER,</w:t>
+      </w:r>
+      <w:r>
+        <w:t xml:space="preserve"> </w:t>
+      </w:r>
+      <w:r>
+        <w:t xml:space="preserve">functional regularization, FROMP, use a fixed, grid-searched penalty with no</w:t>
+      </w:r>
+      <w:r>
+        <w:t xml:space="preserve"> </w:t>
+      </w:r>
+      <w:r>
+        <w:t xml:space="preserve">dual variable to reset; PDCL does adapt a dual variable but does not ask</w:t>
+      </w:r>
+      <w:r>
+        <w:t xml:space="preserve"> </w:t>
+      </w:r>
+      <w:r>
+        <w:t xml:space="preserve">whether the resulting critical constraint level is a property of the model,</w:t>
+      </w:r>
+      <w:r>
+        <w:t xml:space="preserve"> </w:t>
+      </w:r>
+      <w:r>
+        <w:t xml:space="preserve">the task, or the optimizer’s own schedule. The trust-region literature</w:t>
+      </w:r>
+      <w:r>
+        <w:t xml:space="preserve"> </w:t>
+      </w:r>
+      <w:r>
+        <w:t xml:space="preserve">(TRPO, PPO, natural gradient) shares FTR’s KL-constrained mechanics but</w:t>
+      </w:r>
+      <w:r>
+        <w:t xml:space="preserve"> </w:t>
+      </w:r>
+      <w:r>
+        <w:t xml:space="preserve">optimizes a single problem rather than a sequence of tasks with a dual</w:t>
+      </w:r>
+      <w:r>
+        <w:t xml:space="preserve"> </w:t>
+      </w:r>
+      <w:r>
+        <w:t xml:space="preserve">variable reset at every boundary, so the schedule-confound question does</w:t>
+      </w:r>
+      <w:r>
+        <w:t xml:space="preserve"> </w:t>
+      </w:r>
+      <w:r>
+        <w:t xml:space="preserve">not arise there in the same form. And the curvature-forgetting literature</w:t>
+      </w:r>
+      <w:r>
+        <w:t xml:space="preserve"> </w:t>
+      </w:r>
+      <w:r>
+        <w:t xml:space="preserve">treats parameter-space curvature as the explanatory variable for a stability</w:t>
+      </w:r>
+      <w:r>
+        <w:t xml:space="preserve"> </w:t>
+      </w:r>
+      <w:r>
+        <w:t xml:space="preserve">threshold without testing whether that assumption survives translation into</w:t>
+      </w:r>
+      <w:r>
+        <w:t xml:space="preserve"> </w:t>
+      </w:r>
+      <w:r>
+        <w:t xml:space="preserve">a hard function-space constraint, at a sample size large enough to detect a</w:t>
+      </w:r>
+      <w:r>
+        <w:t xml:space="preserve"> </w:t>
+      </w:r>
+      <w:r>
+        <w:t xml:space="preserve">moderate effect. No cluster reviewed here isolates the dual-ascent schedule</w:t>
+      </w:r>
+      <w:r>
+        <w:t xml:space="preserve"> </w:t>
+      </w:r>
+      <w:r>
+        <w:t xml:space="preserve">itself, as opposed to the constraint level</w:t>
+      </w:r>
+      <w:r>
+        <w:t xml:space="preserve"> </w:t>
+      </w:r>
+      <m:oMath>
+        <m:r>
+          <m:t>ε</m:t>
+        </m:r>
+      </m:oMath>
+      <w:r>
+        <w:t xml:space="preserve">, as a possible confound</w:t>
+      </w:r>
+      <w:r>
+        <w:t xml:space="preserve"> </w:t>
+      </w:r>
+      <w:r>
+        <w:t xml:space="preserve">for a reported generality claim. That is the specific gap</w:t>
+      </w:r>
+      <w:r>
+        <w:t xml:space="preserve"> </w:t>
+      </w:r>
+      <w:r>
+        <w:t xml:space="preserve">Sections 5–13 close.</w:t>
+      </w:r>
+    </w:p>
+    <w:bookmarkEnd w:id="18"/>
+    <w:bookmarkEnd w:id="19"/>
+    <w:bookmarkStart w:id="38" w:name="sec:method"/>
+    <w:p>
+      <w:pPr>
+        <w:pStyle w:val="Heading1"/>
+      </w:pPr>
+      <w:r>
+        <w:t xml:space="preserve">3 Method: Functional Trust Regions</w:t>
+      </w:r>
+    </w:p>
+    <w:bookmarkStart w:id="21" w:name="problem-formulation"/>
+    <w:p>
+      <w:pPr>
+        <w:pStyle w:val="Heading2"/>
+      </w:pPr>
+      <w:r>
+        <w:t xml:space="preserve">3.1 Problem Formulation</w:t>
+      </w:r>
+    </w:p>
+    <w:p>
+      <w:pPr>
+        <w:pStyle w:val="FirstParagraph"/>
+      </w:pPr>
+      <w:r>
         <w:t xml:space="preserve">Consider a sequence of tasks</w:t>
       </w:r>
       <w:r>
@@ -6755,7 +6613,7 @@
         <w:t xml:space="preserve">.</w:t>
       </w:r>
     </w:p>
-    <w:bookmarkStart w:id="23" w:name="task-incremental-vs.-class-incremental."/>
+    <w:bookmarkStart w:id="20" w:name="task-incremental-vs.-class-incremental."/>
     <w:p>
       <w:pPr>
         <w:pStyle w:val="Heading4"/>
@@ -6930,9 +6788,9 @@
         <w:t xml:space="preserve">crossover survives the harder protocol.</w:t>
       </w:r>
     </w:p>
-    <w:bookmarkEnd w:id="23"/>
-    <w:bookmarkEnd w:id="24"/>
-    <w:bookmarkStart w:id="25" w:name="constrained-optimization-formulation"/>
+    <w:bookmarkEnd w:id="20"/>
+    <w:bookmarkEnd w:id="21"/>
+    <w:bookmarkStart w:id="22" w:name="constrained-optimization-formulation"/>
     <w:p>
       <w:pPr>
         <w:pStyle w:val="Heading2"/>
@@ -7476,8 +7334,8 @@
         <w:t xml:space="preserve">stability budget in function space.</w:t>
       </w:r>
     </w:p>
-    <w:bookmarkEnd w:id="25"/>
-    <w:bookmarkStart w:id="31" w:name="optimization-via-lagrangian-dual-ascent"/>
+    <w:bookmarkEnd w:id="22"/>
+    <w:bookmarkStart w:id="28" w:name="optimization-via-lagrangian-dual-ascent"/>
     <w:p>
       <w:pPr>
         <w:pStyle w:val="Heading2"/>
@@ -8241,7 +8099,7 @@
         <w:t xml:space="preserve">decreases (relaxing it).</w:t>
       </w:r>
     </w:p>
-    <w:bookmarkStart w:id="30" w:name="lambda-is-reset-at-every-task-boundary."/>
+    <w:bookmarkStart w:id="27" w:name="lambda-is-reset-at-every-task-boundary."/>
     <w:p>
       <w:pPr>
         <w:pStyle w:val="Heading4"/>
@@ -9201,7 +9059,7 @@
         <w:t xml:space="preserve">, which v1 did not check.</w:t>
       </w:r>
     </w:p>
-    <w:bookmarkStart w:id="29" w:name="fig:mechanism"/>
+    <w:bookmarkStart w:id="26" w:name="fig:mechanism"/>
     <w:p>
       <w:pPr>
         <w:pStyle w:val="CaptionedFigure"/>
@@ -9211,18 +9069,18 @@
           <wp:inline>
             <wp:extent cx="4533900" cy="1874921"/>
             <wp:effectExtent b="0" l="0" r="0" t="0"/>
-            <wp:docPr descr="" title="" id="27" name="Picture"/>
+            <wp:docPr descr="" title="" id="24" name="Picture"/>
             <a:graphic>
               <a:graphicData uri="http://schemas.openxmlformats.org/drawingml/2006/picture">
                 <pic:pic>
                   <pic:nvPicPr>
-                    <pic:cNvPr descr="figures/fig0_mechanism.png" id="28" name="Picture"/>
+                    <pic:cNvPr descr="figures/fig0_mechanism.png" id="25" name="Picture"/>
                     <pic:cNvPicPr>
                       <a:picLocks noChangeArrowheads="1" noChangeAspect="1"/>
                     </pic:cNvPicPr>
                   </pic:nvPicPr>
                   <pic:blipFill>
-                    <a:blip r:embed="rId26"/>
+                    <a:blip r:embed="rId23"/>
                     <a:stretch>
                       <a:fillRect/>
                     </a:stretch>
@@ -9254,7 +9112,7 @@
         <w:pStyle w:val="ImageCaption"/>
       </w:pPr>
       <w:r>
-        <w:t xml:space="preserve">Figure 2: Stylized illustration of the mechanism above (not measured data: a</w:t>
+        <w:t xml:space="preserve">Figure 1: Stylized illustration of the mechanism above (not measured data: a</w:t>
       </w:r>
       <w:r>
         <w:t xml:space="preserve"> </w:t>
@@ -9451,16 +9309,1567 @@
         <w:t xml:space="preserve">, for this toy simulation.</w:t>
       </w:r>
     </w:p>
-    <w:bookmarkEnd w:id="29"/>
-    <w:bookmarkEnd w:id="30"/>
-    <w:bookmarkEnd w:id="31"/>
-    <w:bookmarkStart w:id="32" w:name="Xd3d06cf2cdee092a59d23b904181cec22e2135c"/>
+    <w:bookmarkEnd w:id="26"/>
+    <w:bookmarkEnd w:id="27"/>
+    <w:bookmarkEnd w:id="28"/>
+    <w:bookmarkStart w:id="34" w:name="sec:algorithm"/>
     <w:p>
       <w:pPr>
         <w:pStyle w:val="Heading2"/>
       </w:pPr>
       <w:r>
-        <w:t xml:space="preserve">3.4 Relationship to Learning without Forgetting</w:t>
+        <w:t xml:space="preserve">3.4 Training Procedure</w:t>
+      </w:r>
+    </w:p>
+    <w:p>
+      <w:pPr>
+        <w:pStyle w:val="FirstParagraph"/>
+      </w:pPr>
+      <w:r>
+        <w:t xml:space="preserve">Algorithm 1 states the full per-task loop implied by</w:t>
+      </w:r>
+      <w:r>
+        <w:t xml:space="preserve"> </w:t>
+      </w:r>
+      <w:r>
+        <w:t xml:space="preserve">Eqs. 1–5 and the reset rule above as a</w:t>
+      </w:r>
+      <w:r>
+        <w:t xml:space="preserve"> </w:t>
+      </w:r>
+      <w:r>
+        <w:t xml:space="preserve">single procedure, and Figure 2 draws the same control flow</w:t>
+      </w:r>
+      <w:r>
+        <w:t xml:space="preserve"> </w:t>
+      </w:r>
+      <w:r>
+        <w:t xml:space="preserve">as a diagram. Both make explicit two details that are easy to miss when the</w:t>
+      </w:r>
+      <w:r>
+        <w:t xml:space="preserve"> </w:t>
+      </w:r>
+      <w:r>
+        <w:t xml:space="preserve">equations are read in isolation: the warmup epoch runs before</w:t>
+      </w:r>
+      <w:r>
+        <w:t xml:space="preserve"> </w:t>
+      </w:r>
+      <m:oMath>
+        <m:r>
+          <m:t>λ</m:t>
+        </m:r>
+      </m:oMath>
+      <w:r>
+        <w:t xml:space="preserve"> </w:t>
+      </w:r>
+      <w:r>
+        <w:t xml:space="preserve">is</w:t>
+      </w:r>
+      <w:r>
+        <w:t xml:space="preserve"> </w:t>
+      </w:r>
+      <w:r>
+        <w:t xml:space="preserve">ever compared against a violation (so the first gradient steps on a new task</w:t>
+      </w:r>
+      <w:r>
+        <w:t xml:space="preserve"> </w:t>
+      </w:r>
+      <w:r>
+        <w:t xml:space="preserve">never see the constraint), and the dual-ascent update</w:t>
+      </w:r>
+      <w:r>
+        <w:t xml:space="preserve"> </w:t>
+      </w:r>
+      <w:r>
+        <w:t xml:space="preserve">(lines 8–9 of Algorithm 1) is nested</w:t>
+      </w:r>
+      <w:r>
+        <w:t xml:space="preserve"> </w:t>
+      </w:r>
+      <w:r>
+        <w:rPr>
+          <w:i/>
+          <w:iCs/>
+        </w:rPr>
+        <w:t xml:space="preserve">inside</w:t>
+      </w:r>
+      <w:r>
+        <w:t xml:space="preserve"> </w:t>
+      </w:r>
+      <w:r>
+        <w:t xml:space="preserve">the constrained</w:t>
+      </w:r>
+      <w:r>
+        <w:t xml:space="preserve"> </w:t>
+      </w:r>
+      <w:r>
+        <w:t xml:space="preserve">step loop, executing once per primal step rather than once per task. It is</w:t>
+      </w:r>
+      <w:r>
+        <w:t xml:space="preserve"> </w:t>
+      </w:r>
+      <w:r>
+        <w:t xml:space="preserve">this nesting, combined with the reset on line 2, that makes</w:t>
+      </w:r>
+      <w:r>
+        <w:t xml:space="preserve"> </w:t>
+      </w:r>
+      <m:oMath>
+        <m:r>
+          <m:t>λ</m:t>
+        </m:r>
+      </m:oMath>
+      <w:r>
+        <w:t xml:space="preserve">’s</w:t>
+      </w:r>
+      <w:r>
+        <w:t xml:space="preserve"> </w:t>
+      </w:r>
+      <w:r>
+        <w:t xml:space="preserve">trajectory, and hence</w:t>
+      </w:r>
+      <w:r>
+        <w:t xml:space="preserve"> </w:t>
+      </w:r>
+      <m:oMath>
+        <m:sSup>
+          <m:e>
+            <m:r>
+              <m:t>ε</m:t>
+            </m:r>
+          </m:e>
+          <m:sup>
+            <m:r>
+              <m:rPr>
+                <m:sty m:val="p"/>
+              </m:rPr>
+              <m:t>*</m:t>
+            </m:r>
+          </m:sup>
+        </m:sSup>
+      </m:oMath>
+      <w:r>
+        <w:t xml:space="preserve">, a function of how many constrained steps</w:t>
+      </w:r>
+      <w:r>
+        <w:t xml:space="preserve"> </w:t>
+      </w:r>
+      <m:oMath>
+        <m:r>
+          <m:t>N</m:t>
+        </m:r>
+      </m:oMath>
+      <w:r>
+        <w:t xml:space="preserve"> </w:t>
+      </w:r>
+      <w:r>
+        <w:t xml:space="preserve">a task budget actually contains, the quantity Section 5</w:t>
+      </w:r>
+      <w:r>
+        <w:t xml:space="preserve"> </w:t>
+      </w:r>
+      <w:r>
+        <w:t xml:space="preserve">varies directly.</w:t>
+      </w:r>
+    </w:p>
+    <w:p>
+      <w:r>
+        <w:pict>
+          <v:rect style="width:0;height:1.5pt" o:hralign="center" o:hrstd="t" o:hr="t"/>
+        </w:pict>
+      </w:r>
+    </w:p>
+    <w:p>
+      <w:pPr>
+        <w:pStyle w:val="FirstParagraph"/>
+      </w:pPr>
+      <w:r>
+        <w:rPr>
+          <w:b/>
+          <w:bCs/>
+        </w:rPr>
+        <w:t xml:space="preserve">Algorithm 1.</w:t>
+      </w:r>
+      <w:r>
+        <w:t xml:space="preserve"> </w:t>
+      </w:r>
+      <w:r>
+        <w:rPr>
+          <w:b/>
+          <w:bCs/>
+        </w:rPr>
+        <w:t xml:space="preserve">FTR training with dual-ascent constraint enforcement</w:t>
+      </w:r>
+      <w:r>
+        <w:t xml:space="preserve"> </w:t>
+      </w:r>
+      <w:bookmarkStart w:id="29" w:name="alg:ftr"/>
+      <w:bookmarkEnd w:id="29"/>
+    </w:p>
+    <w:p>
+      <w:pPr>
+        <w:pStyle w:val="BodyText"/>
+      </w:pPr>
+      <w:r>
+        <w:rPr>
+          <w:b/>
+          <w:bCs/>
+        </w:rPr>
+        <w:t xml:space="preserve">Require:</w:t>
+      </w:r>
+      <w:r>
+        <w:t xml:space="preserve"> </w:t>
+      </w:r>
+      <w:r>
+        <w:t xml:space="preserve">task sequence</w:t>
+      </w:r>
+      <w:r>
+        <w:t xml:space="preserve"> </w:t>
+      </w:r>
+      <m:oMath>
+        <m:sSub>
+          <m:e>
+            <m:r>
+              <m:t>T</m:t>
+            </m:r>
+          </m:e>
+          <m:sub>
+            <m:r>
+              <m:t>1</m:t>
+            </m:r>
+          </m:sub>
+        </m:sSub>
+        <m:r>
+          <m:rPr>
+            <m:sty m:val="p"/>
+          </m:rPr>
+          <m:t>,</m:t>
+        </m:r>
+        <m:sSub>
+          <m:e>
+            <m:r>
+              <m:t>T</m:t>
+            </m:r>
+          </m:e>
+          <m:sub>
+            <m:r>
+              <m:t>2</m:t>
+            </m:r>
+          </m:sub>
+        </m:sSub>
+        <m:r>
+          <m:rPr>
+            <m:sty m:val="p"/>
+          </m:rPr>
+          <m:t>,</m:t>
+        </m:r>
+        <m:r>
+          <m:rPr>
+            <m:sty m:val="p"/>
+          </m:rPr>
+          <m:t>…</m:t>
+        </m:r>
+      </m:oMath>
+      <w:r>
+        <w:t xml:space="preserve">; initial parameters</w:t>
+      </w:r>
+      <w:r>
+        <w:t xml:space="preserve"> </w:t>
+      </w:r>
+      <m:oMath>
+        <m:r>
+          <m:t>θ</m:t>
+        </m:r>
+      </m:oMath>
+      <w:r>
+        <w:t xml:space="preserve">; stability budget</w:t>
+      </w:r>
+      <w:r>
+        <w:t xml:space="preserve"> </w:t>
+      </w:r>
+      <m:oMath>
+        <m:r>
+          <m:t>ε</m:t>
+        </m:r>
+      </m:oMath>
+      <w:r>
+        <w:t xml:space="preserve">; hyperparameters</w:t>
+      </w:r>
+      <w:r>
+        <w:t xml:space="preserve"> </w:t>
+      </w:r>
+      <m:oMath>
+        <m:sSub>
+          <m:e>
+            <m:r>
+              <m:t>λ</m:t>
+            </m:r>
+          </m:e>
+          <m:sub>
+            <m:r>
+              <m:rPr>
+                <m:sty m:val="p"/>
+              </m:rPr>
+              <m:t>i</m:t>
+            </m:r>
+            <m:r>
+              <m:rPr>
+                <m:sty m:val="p"/>
+              </m:rPr>
+              <m:t>n</m:t>
+            </m:r>
+            <m:r>
+              <m:rPr>
+                <m:sty m:val="p"/>
+              </m:rPr>
+              <m:t>i</m:t>
+            </m:r>
+            <m:r>
+              <m:rPr>
+                <m:sty m:val="p"/>
+              </m:rPr>
+              <m:t>t</m:t>
+            </m:r>
+          </m:sub>
+        </m:sSub>
+        <m:r>
+          <m:rPr>
+            <m:sty m:val="p"/>
+          </m:rPr>
+          <m:t>,</m:t>
+        </m:r>
+        <m:sSub>
+          <m:e>
+            <m:r>
+              <m:t>λ</m:t>
+            </m:r>
+          </m:e>
+          <m:sub>
+            <m:r>
+              <m:rPr>
+                <m:sty m:val="p"/>
+              </m:rPr>
+              <m:t>max</m:t>
+            </m:r>
+          </m:sub>
+        </m:sSub>
+        <m:r>
+          <m:rPr>
+            <m:sty m:val="p"/>
+          </m:rPr>
+          <m:t>,</m:t>
+        </m:r>
+        <m:sSub>
+          <m:e>
+            <m:r>
+              <m:t>η</m:t>
+            </m:r>
+          </m:e>
+          <m:sub>
+            <m:r>
+              <m:t>θ</m:t>
+            </m:r>
+          </m:sub>
+        </m:sSub>
+        <m:r>
+          <m:rPr>
+            <m:sty m:val="p"/>
+          </m:rPr>
+          <m:t>,</m:t>
+        </m:r>
+        <m:sSub>
+          <m:e>
+            <m:r>
+              <m:t>η</m:t>
+            </m:r>
+          </m:e>
+          <m:sub>
+            <m:r>
+              <m:t>λ</m:t>
+            </m:r>
+          </m:sub>
+        </m:sSub>
+        <m:r>
+          <m:rPr>
+            <m:sty m:val="p"/>
+          </m:rPr>
+          <m:t>,</m:t>
+        </m:r>
+        <m:r>
+          <m:t>ρ</m:t>
+        </m:r>
+        <m:r>
+          <m:rPr>
+            <m:sty m:val="p"/>
+          </m:rPr>
+          <m:t>,</m:t>
+        </m:r>
+        <m:r>
+          <m:t>T</m:t>
+        </m:r>
+      </m:oMath>
+      <w:r>
+        <w:t xml:space="preserve">; constrained steps per task</w:t>
+      </w:r>
+      <w:r>
+        <w:t xml:space="preserve"> </w:t>
+      </w:r>
+      <m:oMath>
+        <m:r>
+          <m:t>N</m:t>
+        </m:r>
+      </m:oMath>
+    </w:p>
+    <w:p>
+      <w:pPr>
+        <w:pStyle w:val="BodyText"/>
+      </w:pPr>
+      <w:r>
+        <w:rPr>
+          <w:b/>
+          <w:bCs/>
+        </w:rPr>
+        <w:t xml:space="preserve">Ensure:</w:t>
+      </w:r>
+      <w:r>
+        <w:t xml:space="preserve"> </w:t>
+      </w:r>
+      <w:r>
+        <w:t xml:space="preserve">trained parameters</w:t>
+      </w:r>
+      <w:r>
+        <w:t xml:space="preserve"> </w:t>
+      </w:r>
+      <m:oMath>
+        <m:r>
+          <m:t>θ</m:t>
+        </m:r>
+      </m:oMath>
+    </w:p>
+    <w:p>
+      <w:pPr>
+        <w:pStyle w:val="BodyText"/>
+      </w:pPr>
+      <w:r>
+        <w:t xml:space="preserve">1: </w:t>
+      </w:r>
+      <w:r>
+        <w:rPr>
+          <w:b/>
+          <w:bCs/>
+        </w:rPr>
+        <w:t xml:space="preserve">for</w:t>
+      </w:r>
+      <w:r>
+        <w:t xml:space="preserve"> </w:t>
+      </w:r>
+      <w:r>
+        <w:t xml:space="preserve">each task</w:t>
+      </w:r>
+      <w:r>
+        <w:t xml:space="preserve"> </w:t>
+      </w:r>
+      <m:oMath>
+        <m:sSub>
+          <m:e>
+            <m:r>
+              <m:t>T</m:t>
+            </m:r>
+          </m:e>
+          <m:sub>
+            <m:r>
+              <m:t>t</m:t>
+            </m:r>
+          </m:sub>
+        </m:sSub>
+      </m:oMath>
+      <w:r>
+        <w:t xml:space="preserve"> </w:t>
+      </w:r>
+      <w:r>
+        <w:t xml:space="preserve">in sequence</w:t>
+      </w:r>
+      <w:r>
+        <w:t xml:space="preserve"> </w:t>
+      </w:r>
+      <w:r>
+        <w:rPr>
+          <w:b/>
+          <w:bCs/>
+        </w:rPr>
+        <w:t xml:space="preserve">do</w:t>
+      </w:r>
+    </w:p>
+    <w:p>
+      <w:pPr>
+        <w:pStyle w:val="BodyText"/>
+      </w:pPr>
+      <w:r>
+        <w:t xml:space="preserve">2: </w:t>
+      </w:r>
+      <m:oMath>
+        <m:r>
+          <m:t>λ</m:t>
+        </m:r>
+        <m:r>
+          <m:rPr>
+            <m:sty m:val="p"/>
+          </m:rPr>
+          <m:t>←</m:t>
+        </m:r>
+        <m:sSub>
+          <m:e>
+            <m:r>
+              <m:t>λ</m:t>
+            </m:r>
+          </m:e>
+          <m:sub>
+            <m:r>
+              <m:rPr>
+                <m:sty m:val="p"/>
+              </m:rPr>
+              <m:t>i</m:t>
+            </m:r>
+            <m:r>
+              <m:rPr>
+                <m:sty m:val="p"/>
+              </m:rPr>
+              <m:t>n</m:t>
+            </m:r>
+            <m:r>
+              <m:rPr>
+                <m:sty m:val="p"/>
+              </m:rPr>
+              <m:t>i</m:t>
+            </m:r>
+            <m:r>
+              <m:rPr>
+                <m:sty m:val="p"/>
+              </m:rPr>
+              <m:t>t</m:t>
+            </m:r>
+          </m:sub>
+        </m:sSub>
+      </m:oMath>
+      <w:r>
+        <w:t xml:space="preserve">;  </w:t>
+      </w:r>
+      <m:oMath>
+        <m:r>
+          <m:t>m</m:t>
+        </m:r>
+        <m:r>
+          <m:rPr>
+            <m:sty m:val="p"/>
+          </m:rPr>
+          <m:t>←</m:t>
+        </m:r>
+        <m:r>
+          <m:t>0</m:t>
+        </m:r>
+      </m:oMath>
+      <w:r>
+        <w:t xml:space="preserve"> </w:t>
+      </w:r>
+      <w:r>
+        <w:rPr>
+          <w:i/>
+          <w:iCs/>
+        </w:rPr>
+        <w:t xml:space="preserve">(dual variable and momentum reset at every task boundary)</w:t>
+      </w:r>
+    </w:p>
+    <w:p>
+      <w:pPr>
+        <w:pStyle w:val="BodyText"/>
+      </w:pPr>
+      <w:r>
+        <w:t xml:space="preserve">3: </w:t>
+      </w:r>
+      <m:oMath>
+        <m:sSub>
+          <m:e>
+            <m:r>
+              <m:t>f</m:t>
+            </m:r>
+          </m:e>
+          <m:sub>
+            <m:r>
+              <m:rPr>
+                <m:sty m:val="p"/>
+              </m:rPr>
+              <m:t>o</m:t>
+            </m:r>
+            <m:r>
+              <m:rPr>
+                <m:sty m:val="p"/>
+              </m:rPr>
+              <m:t>l</m:t>
+            </m:r>
+            <m:r>
+              <m:rPr>
+                <m:sty m:val="p"/>
+              </m:rPr>
+              <m:t>d</m:t>
+            </m:r>
+          </m:sub>
+        </m:sSub>
+        <m:r>
+          <m:rPr>
+            <m:sty m:val="p"/>
+          </m:rPr>
+          <m:t>←</m:t>
+        </m:r>
+        <m:sSub>
+          <m:e>
+            <m:r>
+              <m:t>f</m:t>
+            </m:r>
+          </m:e>
+          <m:sub>
+            <m:r>
+              <m:t>θ</m:t>
+            </m:r>
+          </m:sub>
+        </m:sSub>
+      </m:oMath>
+      <w:r>
+        <w:t xml:space="preserve"> </w:t>
+      </w:r>
+      <w:r>
+        <w:rPr>
+          <w:i/>
+          <w:iCs/>
+        </w:rPr>
+        <w:t xml:space="preserve">(freeze reference model before task</w:t>
+      </w:r>
+      <w:r>
+        <w:rPr>
+          <w:i/>
+          <w:iCs/>
+        </w:rPr>
+        <w:t xml:space="preserve"> </w:t>
+      </w:r>
+      <m:oMath>
+        <m:r>
+          <m:t>t</m:t>
+        </m:r>
+      </m:oMath>
+      <w:r>
+        <w:rPr>
+          <w:i/>
+          <w:iCs/>
+        </w:rPr>
+        <w:t xml:space="preserve">)</w:t>
+      </w:r>
+    </w:p>
+    <w:p>
+      <w:pPr>
+        <w:pStyle w:val="BodyText"/>
+      </w:pPr>
+      <w:r>
+        <w:t xml:space="preserve">4: run 1 warmup epoch of gradient steps on</w:t>
+      </w:r>
+      <w:r>
+        <w:t xml:space="preserve"> </w:t>
+      </w:r>
+      <m:oMath>
+        <m:sSub>
+          <m:e>
+            <m:r>
+              <m:rPr>
+                <m:scr m:val="script"/>
+                <m:sty m:val="p"/>
+              </m:rPr>
+              <m:t>L</m:t>
+            </m:r>
+          </m:e>
+          <m:sub>
+            <m:r>
+              <m:rPr>
+                <m:sty m:val="p"/>
+              </m:rPr>
+              <m:t>t</m:t>
+            </m:r>
+            <m:r>
+              <m:rPr>
+                <m:sty m:val="p"/>
+              </m:rPr>
+              <m:t>a</m:t>
+            </m:r>
+            <m:r>
+              <m:rPr>
+                <m:sty m:val="p"/>
+              </m:rPr>
+              <m:t>s</m:t>
+            </m:r>
+            <m:r>
+              <m:rPr>
+                <m:sty m:val="p"/>
+              </m:rPr>
+              <m:t>k</m:t>
+            </m:r>
+          </m:sub>
+        </m:sSub>
+      </m:oMath>
+      <w:r>
+        <w:t xml:space="preserve"> </w:t>
+      </w:r>
+      <w:r>
+        <w:t xml:space="preserve">alone</w:t>
+      </w:r>
+      <w:r>
+        <w:t xml:space="preserve"> </w:t>
+      </w:r>
+      <w:r>
+        <w:rPr>
+          <w:i/>
+          <w:iCs/>
+        </w:rPr>
+        <w:t xml:space="preserve">(</w:t>
+      </w:r>
+      <m:oMath>
+        <m:r>
+          <m:t>λ</m:t>
+        </m:r>
+      </m:oMath>
+      <w:r>
+        <w:rPr>
+          <w:i/>
+          <w:iCs/>
+        </w:rPr>
+        <w:t xml:space="preserve"> </w:t>
+      </w:r>
+      <w:r>
+        <w:rPr>
+          <w:i/>
+          <w:iCs/>
+        </w:rPr>
+        <w:t xml:space="preserve">held at</w:t>
+      </w:r>
+      <w:r>
+        <w:rPr>
+          <w:i/>
+          <w:iCs/>
+        </w:rPr>
+        <w:t xml:space="preserve"> </w:t>
+      </w:r>
+      <m:oMath>
+        <m:sSub>
+          <m:e>
+            <m:r>
+              <m:t>λ</m:t>
+            </m:r>
+          </m:e>
+          <m:sub>
+            <m:r>
+              <m:rPr>
+                <m:sty m:val="p"/>
+              </m:rPr>
+              <m:t>i</m:t>
+            </m:r>
+            <m:r>
+              <m:rPr>
+                <m:sty m:val="p"/>
+              </m:rPr>
+              <m:t>n</m:t>
+            </m:r>
+            <m:r>
+              <m:rPr>
+                <m:sty m:val="p"/>
+              </m:rPr>
+              <m:t>i</m:t>
+            </m:r>
+            <m:r>
+              <m:rPr>
+                <m:sty m:val="p"/>
+              </m:rPr>
+              <m:t>t</m:t>
+            </m:r>
+          </m:sub>
+        </m:sSub>
+      </m:oMath>
+      <w:r>
+        <w:rPr>
+          <w:i/>
+          <w:iCs/>
+        </w:rPr>
+        <w:t xml:space="preserve">, constraint not enforced)</w:t>
+      </w:r>
+    </w:p>
+    <w:p>
+      <w:pPr>
+        <w:pStyle w:val="BodyText"/>
+      </w:pPr>
+      <w:r>
+        <w:t xml:space="preserve">5: </w:t>
+      </w:r>
+      <w:r>
+        <w:rPr>
+          <w:b/>
+          <w:bCs/>
+        </w:rPr>
+        <w:t xml:space="preserve">for</w:t>
+      </w:r>
+      <w:r>
+        <w:t xml:space="preserve"> </w:t>
+      </w:r>
+      <m:oMath>
+        <m:r>
+          <m:t>n</m:t>
+        </m:r>
+        <m:r>
+          <m:rPr>
+            <m:sty m:val="p"/>
+          </m:rPr>
+          <m:t>=</m:t>
+        </m:r>
+        <m:r>
+          <m:t>1</m:t>
+        </m:r>
+      </m:oMath>
+      <w:r>
+        <w:t xml:space="preserve"> </w:t>
+      </w:r>
+      <w:r>
+        <w:t xml:space="preserve">to</w:t>
+      </w:r>
+      <w:r>
+        <w:t xml:space="preserve"> </w:t>
+      </w:r>
+      <m:oMath>
+        <m:r>
+          <m:t>N</m:t>
+        </m:r>
+      </m:oMath>
+      <w:r>
+        <w:t xml:space="preserve"> </w:t>
+      </w:r>
+      <w:r>
+        <w:rPr>
+          <w:b/>
+          <w:bCs/>
+        </w:rPr>
+        <w:t xml:space="preserve">do</w:t>
+      </w:r>
+    </w:p>
+    <w:p>
+      <w:pPr>
+        <w:pStyle w:val="BodyText"/>
+      </w:pPr>
+      <w:r>
+        <w:t xml:space="preserve">6: sample batch</w:t>
+      </w:r>
+      <w:r>
+        <w:t xml:space="preserve"> </w:t>
+      </w:r>
+      <m:oMath>
+        <m:r>
+          <m:t>x</m:t>
+        </m:r>
+        <m:r>
+          <m:rPr>
+            <m:sty m:val="p"/>
+          </m:rPr>
+          <m:t>∼</m:t>
+        </m:r>
+        <m:sSub>
+          <m:e>
+            <m:r>
+              <m:rPr>
+                <m:scr m:val="script"/>
+                <m:sty m:val="p"/>
+              </m:rPr>
+              <m:t>D</m:t>
+            </m:r>
+          </m:e>
+          <m:sub>
+            <m:r>
+              <m:t>t</m:t>
+            </m:r>
+          </m:sub>
+        </m:sSub>
+      </m:oMath>
+    </w:p>
+    <w:p>
+      <w:pPr>
+        <w:pStyle w:val="BodyText"/>
+      </w:pPr>
+      <w:r>
+        <w:t xml:space="preserve">7: </w:t>
+      </w:r>
+      <m:oMath>
+        <m:r>
+          <m:t>D</m:t>
+        </m:r>
+        <m:r>
+          <m:rPr>
+            <m:sty m:val="p"/>
+          </m:rPr>
+          <m:t>←</m:t>
+        </m:r>
+        <m:sSub>
+          <m:e>
+            <m:r>
+              <m:t>D</m:t>
+            </m:r>
+          </m:e>
+          <m:sub>
+            <m:r>
+              <m:rPr>
+                <m:sty m:val="p"/>
+              </m:rPr>
+              <m:t>K</m:t>
+            </m:r>
+            <m:r>
+              <m:rPr>
+                <m:sty m:val="p"/>
+              </m:rPr>
+              <m:t>L</m:t>
+            </m:r>
+          </m:sub>
+        </m:sSub>
+        <m:d>
+          <m:dPr>
+            <m:begChr m:val="("/>
+            <m:sepChr m:val=""/>
+            <m:endChr m:val=")"/>
+            <m:grow/>
+          </m:dPr>
+          <m:e>
+            <m:sSub>
+              <m:e>
+                <m:r>
+                  <m:t>f</m:t>
+                </m:r>
+              </m:e>
+              <m:sub>
+                <m:r>
+                  <m:t>θ</m:t>
+                </m:r>
+              </m:sub>
+            </m:sSub>
+            <m:r>
+              <m:rPr>
+                <m:sty m:val="p"/>
+              </m:rPr>
+              <m:t>(</m:t>
+            </m:r>
+            <m:r>
+              <m:t>x</m:t>
+            </m:r>
+            <m:r>
+              <m:rPr>
+                <m:sty m:val="p"/>
+              </m:rPr>
+              <m:t>)</m:t>
+            </m:r>
+            <m:r>
+              <m:t> </m:t>
+            </m:r>
+            <m:r>
+              <m:rPr>
+                <m:sty m:val="p"/>
+              </m:rPr>
+              <m:t>∥</m:t>
+            </m:r>
+            <m:r>
+              <m:t> </m:t>
+            </m:r>
+            <m:sSub>
+              <m:e>
+                <m:r>
+                  <m:t>f</m:t>
+                </m:r>
+              </m:e>
+              <m:sub>
+                <m:r>
+                  <m:rPr>
+                    <m:sty m:val="p"/>
+                  </m:rPr>
+                  <m:t>o</m:t>
+                </m:r>
+                <m:r>
+                  <m:rPr>
+                    <m:sty m:val="p"/>
+                  </m:rPr>
+                  <m:t>l</m:t>
+                </m:r>
+                <m:r>
+                  <m:rPr>
+                    <m:sty m:val="p"/>
+                  </m:rPr>
+                  <m:t>d</m:t>
+                </m:r>
+              </m:sub>
+            </m:sSub>
+            <m:r>
+              <m:rPr>
+                <m:sty m:val="p"/>
+              </m:rPr>
+              <m:t>(</m:t>
+            </m:r>
+            <m:r>
+              <m:t>x</m:t>
+            </m:r>
+            <m:r>
+              <m:rPr>
+                <m:sty m:val="p"/>
+              </m:rPr>
+              <m:t>)</m:t>
+            </m:r>
+          </m:e>
+        </m:d>
+      </m:oMath>
+      <w:r>
+        <w:t xml:space="preserve"> </w:t>
+      </w:r>
+      <w:r>
+        <w:t xml:space="preserve">at temperature</w:t>
+      </w:r>
+      <w:r>
+        <w:t xml:space="preserve"> </w:t>
+      </w:r>
+      <m:oMath>
+        <m:r>
+          <m:t>T</m:t>
+        </m:r>
+      </m:oMath>
+    </w:p>
+    <w:p>
+      <w:pPr>
+        <w:pStyle w:val="BodyText"/>
+      </w:pPr>
+      <w:r>
+        <w:t xml:space="preserve">8: </w:t>
+      </w:r>
+      <m:oMath>
+        <m:r>
+          <m:t>θ</m:t>
+        </m:r>
+        <m:r>
+          <m:rPr>
+            <m:sty m:val="p"/>
+          </m:rPr>
+          <m:t>←</m:t>
+        </m:r>
+        <m:r>
+          <m:t>θ</m:t>
+        </m:r>
+        <m:r>
+          <m:rPr>
+            <m:sty m:val="p"/>
+          </m:rPr>
+          <m:t>−</m:t>
+        </m:r>
+        <m:sSub>
+          <m:e>
+            <m:r>
+              <m:t>η</m:t>
+            </m:r>
+          </m:e>
+          <m:sub>
+            <m:r>
+              <m:t>θ</m:t>
+            </m:r>
+          </m:sub>
+        </m:sSub>
+        <m:sSub>
+          <m:e>
+            <m:r>
+              <m:rPr>
+                <m:sty m:val="p"/>
+              </m:rPr>
+              <m:t>∇</m:t>
+            </m:r>
+          </m:e>
+          <m:sub>
+            <m:r>
+              <m:t>θ</m:t>
+            </m:r>
+          </m:sub>
+        </m:sSub>
+        <m:d>
+          <m:dPr>
+            <m:begChr m:val="["/>
+            <m:sepChr m:val=""/>
+            <m:endChr m:val="]"/>
+            <m:grow/>
+          </m:dPr>
+          <m:e>
+            <m:sSub>
+              <m:e>
+                <m:r>
+                  <m:rPr>
+                    <m:scr m:val="script"/>
+                    <m:sty m:val="p"/>
+                  </m:rPr>
+                  <m:t>L</m:t>
+                </m:r>
+              </m:e>
+              <m:sub>
+                <m:r>
+                  <m:rPr>
+                    <m:sty m:val="p"/>
+                  </m:rPr>
+                  <m:t>t</m:t>
+                </m:r>
+                <m:r>
+                  <m:rPr>
+                    <m:sty m:val="p"/>
+                  </m:rPr>
+                  <m:t>a</m:t>
+                </m:r>
+                <m:r>
+                  <m:rPr>
+                    <m:sty m:val="p"/>
+                  </m:rPr>
+                  <m:t>s</m:t>
+                </m:r>
+                <m:r>
+                  <m:rPr>
+                    <m:sty m:val="p"/>
+                  </m:rPr>
+                  <m:t>k</m:t>
+                </m:r>
+              </m:sub>
+            </m:sSub>
+            <m:r>
+              <m:rPr>
+                <m:sty m:val="p"/>
+              </m:rPr>
+              <m:t>(</m:t>
+            </m:r>
+            <m:r>
+              <m:t>θ</m:t>
+            </m:r>
+            <m:r>
+              <m:rPr>
+                <m:sty m:val="p"/>
+              </m:rPr>
+              <m:t>)</m:t>
+            </m:r>
+            <m:r>
+              <m:rPr>
+                <m:sty m:val="p"/>
+              </m:rPr>
+              <m:t>+</m:t>
+            </m:r>
+            <m:r>
+              <m:t>λ</m:t>
+            </m:r>
+            <m:r>
+              <m:rPr>
+                <m:sty m:val="p"/>
+              </m:rPr>
+              <m:t>(</m:t>
+            </m:r>
+            <m:r>
+              <m:t>D</m:t>
+            </m:r>
+            <m:r>
+              <m:rPr>
+                <m:sty m:val="p"/>
+              </m:rPr>
+              <m:t>−</m:t>
+            </m:r>
+            <m:r>
+              <m:t>ε</m:t>
+            </m:r>
+            <m:r>
+              <m:rPr>
+                <m:sty m:val="p"/>
+              </m:rPr>
+              <m:t>)</m:t>
+            </m:r>
+          </m:e>
+        </m:d>
+      </m:oMath>
+      <w:r>
+        <w:t xml:space="preserve"> </w:t>
+      </w:r>
+      <w:r>
+        <w:rPr>
+          <w:i/>
+          <w:iCs/>
+        </w:rPr>
+        <w:t xml:space="preserve">(primal step, Eq. 2)</w:t>
+      </w:r>
+    </w:p>
+    <w:p>
+      <w:pPr>
+        <w:pStyle w:val="BodyText"/>
+      </w:pPr>
+      <w:r>
+        <w:t xml:space="preserve">9: </w:t>
+      </w:r>
+      <m:oMath>
+        <m:r>
+          <m:t>m</m:t>
+        </m:r>
+        <m:r>
+          <m:rPr>
+            <m:sty m:val="p"/>
+          </m:rPr>
+          <m:t>←</m:t>
+        </m:r>
+        <m:r>
+          <m:t>ρ</m:t>
+        </m:r>
+        <m:r>
+          <m:t> </m:t>
+        </m:r>
+        <m:r>
+          <m:t>m</m:t>
+        </m:r>
+        <m:r>
+          <m:rPr>
+            <m:sty m:val="p"/>
+          </m:rPr>
+          <m:t>+</m:t>
+        </m:r>
+        <m:sSub>
+          <m:e>
+            <m:r>
+              <m:t>η</m:t>
+            </m:r>
+          </m:e>
+          <m:sub>
+            <m:r>
+              <m:t>λ</m:t>
+            </m:r>
+          </m:sub>
+        </m:sSub>
+        <m:r>
+          <m:rPr>
+            <m:sty m:val="p"/>
+          </m:rPr>
+          <m:t>(</m:t>
+        </m:r>
+        <m:r>
+          <m:t>D</m:t>
+        </m:r>
+        <m:r>
+          <m:rPr>
+            <m:sty m:val="p"/>
+          </m:rPr>
+          <m:t>−</m:t>
+        </m:r>
+        <m:r>
+          <m:t>ε</m:t>
+        </m:r>
+        <m:r>
+          <m:rPr>
+            <m:sty m:val="p"/>
+          </m:rPr>
+          <m:t>)</m:t>
+        </m:r>
+      </m:oMath>
+      <w:r>
+        <w:t xml:space="preserve"> </w:t>
+      </w:r>
+      <w:r>
+        <w:rPr>
+          <w:i/>
+          <w:iCs/>
+        </w:rPr>
+        <w:t xml:space="preserve">(dual ascent, Eq. 4)</w:t>
+      </w:r>
+    </w:p>
+    <w:p>
+      <w:pPr>
+        <w:pStyle w:val="BodyText"/>
+      </w:pPr>
+      <w:r>
+        <w:t xml:space="preserve">10: </w:t>
+      </w:r>
+      <m:oMath>
+        <m:r>
+          <m:t>λ</m:t>
+        </m:r>
+        <m:r>
+          <m:rPr>
+            <m:sty m:val="p"/>
+          </m:rPr>
+          <m:t>←</m:t>
+        </m:r>
+        <m:r>
+          <m:rPr>
+            <m:sty m:val="p"/>
+          </m:rPr>
+          <m:t>max</m:t>
+        </m:r>
+        <m:d>
+          <m:dPr>
+            <m:begChr m:val="("/>
+            <m:sepChr m:val=""/>
+            <m:endChr m:val=")"/>
+            <m:grow/>
+          </m:dPr>
+          <m:e>
+            <m:r>
+              <m:t>0</m:t>
+            </m:r>
+            <m:r>
+              <m:rPr>
+                <m:sty m:val="p"/>
+              </m:rPr>
+              <m:t>,</m:t>
+            </m:r>
+            <m:r>
+              <m:t> </m:t>
+            </m:r>
+            <m:r>
+              <m:rPr>
+                <m:sty m:val="p"/>
+              </m:rPr>
+              <m:t>min</m:t>
+            </m:r>
+            <m:r>
+              <m:rPr>
+                <m:sty m:val="p"/>
+              </m:rPr>
+              <m:t>(</m:t>
+            </m:r>
+            <m:sSub>
+              <m:e>
+                <m:r>
+                  <m:t>λ</m:t>
+                </m:r>
+              </m:e>
+              <m:sub>
+                <m:r>
+                  <m:rPr>
+                    <m:sty m:val="p"/>
+                  </m:rPr>
+                  <m:t>max</m:t>
+                </m:r>
+              </m:sub>
+            </m:sSub>
+            <m:r>
+              <m:rPr>
+                <m:sty m:val="p"/>
+              </m:rPr>
+              <m:t>,</m:t>
+            </m:r>
+            <m:r>
+              <m:t> </m:t>
+            </m:r>
+            <m:r>
+              <m:t>λ</m:t>
+            </m:r>
+            <m:r>
+              <m:rPr>
+                <m:sty m:val="p"/>
+              </m:rPr>
+              <m:t>+</m:t>
+            </m:r>
+            <m:r>
+              <m:t>m</m:t>
+            </m:r>
+            <m:r>
+              <m:rPr>
+                <m:sty m:val="p"/>
+              </m:rPr>
+              <m:t>)</m:t>
+            </m:r>
+          </m:e>
+        </m:d>
+      </m:oMath>
+    </w:p>
+    <w:p>
+      <w:pPr>
+        <w:pStyle w:val="BodyText"/>
+      </w:pPr>
+      <w:r>
+        <w:t xml:space="preserve">11: </w:t>
+      </w:r>
+      <w:r>
+        <w:rPr>
+          <w:b/>
+          <w:bCs/>
+        </w:rPr>
+        <w:t xml:space="preserve">end for</w:t>
+      </w:r>
+    </w:p>
+    <w:p>
+      <w:pPr>
+        <w:pStyle w:val="BodyText"/>
+      </w:pPr>
+      <w:r>
+        <w:t xml:space="preserve">12: </w:t>
+      </w:r>
+      <w:r>
+        <w:rPr>
+          <w:b/>
+          <w:bCs/>
+        </w:rPr>
+        <w:t xml:space="preserve">end for</w:t>
+      </w:r>
+    </w:p>
+    <w:p>
+      <w:pPr>
+        <w:pStyle w:val="BodyText"/>
+      </w:pPr>
+      <w:r>
+        <w:t xml:space="preserve">13: </w:t>
+      </w:r>
+      <w:r>
+        <w:rPr>
+          <w:b/>
+          <w:bCs/>
+        </w:rPr>
+        <w:t xml:space="preserve">return</w:t>
+      </w:r>
+      <w:r>
+        <w:t xml:space="preserve"> </w:t>
+      </w:r>
+      <m:oMath>
+        <m:r>
+          <m:t>θ</m:t>
+        </m:r>
+      </m:oMath>
+    </w:p>
+    <w:p>
+      <w:r>
+        <w:pict>
+          <v:rect style="width:0;height:1.5pt" o:hralign="center" o:hrstd="t" o:hr="t"/>
+        </w:pict>
+      </w:r>
+    </w:p>
+    <w:bookmarkStart w:id="33" w:name="fig:flowchart"/>
+    <w:p>
+      <w:pPr>
+        <w:pStyle w:val="CaptionedFigure"/>
+      </w:pPr>
+      <w:r>
+        <w:drawing>
+          <wp:inline>
+            <wp:extent cx="3307080" cy="4428019"/>
+            <wp:effectExtent b="0" l="0" r="0" t="0"/>
+            <wp:docPr descr="" title="" id="31" name="Picture"/>
+            <a:graphic>
+              <a:graphicData uri="http://schemas.openxmlformats.org/drawingml/2006/picture">
+                <pic:pic>
+                  <pic:nvPicPr>
+                    <pic:cNvPr descr="figures/fig_methodology_flowchart.png" id="32" name="Picture"/>
+                    <pic:cNvPicPr>
+                      <a:picLocks noChangeArrowheads="1" noChangeAspect="1"/>
+                    </pic:cNvPicPr>
+                  </pic:nvPicPr>
+                  <pic:blipFill>
+                    <a:blip r:embed="rId30"/>
+                    <a:stretch>
+                      <a:fillRect/>
+                    </a:stretch>
+                  </pic:blipFill>
+                  <pic:spPr bwMode="auto">
+                    <a:xfrm>
+                      <a:off x="0" y="0"/>
+                      <a:ext cx="3307080" cy="4428019"/>
+                    </a:xfrm>
+                    <a:prstGeom prst="rect">
+                      <a:avLst/>
+                    </a:prstGeom>
+                    <a:noFill/>
+                    <a:ln w="9525">
+                      <a:noFill/>
+                      <a:headEnd/>
+                      <a:tailEnd/>
+                    </a:ln>
+                  </pic:spPr>
+                </pic:pic>
+              </a:graphicData>
+            </a:graphic>
+          </wp:inline>
+        </w:drawing>
+      </w:r>
+    </w:p>
+    <w:p>
+      <w:pPr>
+        <w:pStyle w:val="ImageCaption"/>
+      </w:pPr>
+      <w:r>
+        <w:t xml:space="preserve">Figure 2: Control-flow diagram of Algorithm 1. The dashed panel is</w:t>
+      </w:r>
+      <w:r>
+        <w:t xml:space="preserve"> </w:t>
+      </w:r>
+      <w:r>
+        <w:t xml:space="preserve">the constrained inner loop executed once per gradient step within a task; the</w:t>
+      </w:r>
+      <w:r>
+        <w:t xml:space="preserve"> </w:t>
+      </w:r>
+      <w:r>
+        <w:t xml:space="preserve">outer loop (left) advances across task boundaries, where</w:t>
+      </w:r>
+      <w:r>
+        <w:t xml:space="preserve"> </w:t>
+      </w:r>
+      <m:oMath>
+        <m:r>
+          <m:t>λ</m:t>
+        </m:r>
+      </m:oMath>
+      <w:r>
+        <w:t xml:space="preserve"> </w:t>
+      </w:r>
+      <w:r>
+        <w:t xml:space="preserve">and its</w:t>
+      </w:r>
+      <w:r>
+        <w:t xml:space="preserve"> </w:t>
+      </w:r>
+      <w:r>
+        <w:t xml:space="preserve">momentum term are reset before the next task’s warmup epoch. The reset on</w:t>
+      </w:r>
+      <w:r>
+        <w:t xml:space="preserve"> </w:t>
+      </w:r>
+      <w:r>
+        <w:t xml:space="preserve">task-boundary crossing (orange) is the mechanism Section 5</w:t>
+      </w:r>
+      <w:r>
+        <w:t xml:space="preserve"> </w:t>
+      </w:r>
+      <w:r>
+        <w:t xml:space="preserve">tests as a possible confound for</w:t>
+      </w:r>
+      <w:r>
+        <w:t xml:space="preserve"> </w:t>
+      </w:r>
+      <m:oMath>
+        <m:sSup>
+          <m:e>
+            <m:r>
+              <m:t>ε</m:t>
+            </m:r>
+          </m:e>
+          <m:sup>
+            <m:r>
+              <m:rPr>
+                <m:sty m:val="p"/>
+              </m:rPr>
+              <m:t>*</m:t>
+            </m:r>
+          </m:sup>
+        </m:sSup>
+      </m:oMath>
+      <w:r>
+        <w:t xml:space="preserve">.</w:t>
+      </w:r>
+    </w:p>
+    <w:bookmarkEnd w:id="33"/>
+    <w:bookmarkEnd w:id="34"/>
+    <w:bookmarkStart w:id="35" w:name="Xd3d06cf2cdee092a59d23b904181cec22e2135c"/>
+    <w:p>
+      <w:pPr>
+        <w:pStyle w:val="Heading2"/>
+      </w:pPr>
+      <w:r>
+        <w:t xml:space="preserve">3.5 Relationship to Learning without Forgetting</w:t>
       </w:r>
     </w:p>
     <w:p>
@@ -9740,14 +11149,14 @@
         <w:t xml:space="preserve">over fixed distillation coefficients.</w:t>
       </w:r>
     </w:p>
-    <w:bookmarkEnd w:id="32"/>
-    <w:bookmarkStart w:id="34" w:name="implementation-details"/>
+    <w:bookmarkEnd w:id="35"/>
+    <w:bookmarkStart w:id="37" w:name="implementation-details"/>
     <w:p>
       <w:pPr>
         <w:pStyle w:val="Heading2"/>
       </w:pPr>
       <w:r>
-        <w:t xml:space="preserve">3.5 Implementation Details</w:t>
+        <w:t xml:space="preserve">3.6 Implementation Details</w:t>
       </w:r>
     </w:p>
     <w:p>
@@ -10062,7 +11471,7 @@
         <w:t xml:space="preserve">.</w:t>
       </w:r>
     </w:p>
-    <w:bookmarkStart w:id="33" w:name="compute."/>
+    <w:bookmarkStart w:id="36" w:name="compute."/>
     <w:p>
       <w:pPr>
         <w:pStyle w:val="Heading4"/>
@@ -10143,10 +11552,10 @@
         <w:t xml:space="preserve">spread over several dozen Kaggle kernel sessions.</w:t>
       </w:r>
     </w:p>
-    <w:bookmarkEnd w:id="33"/>
-    <w:bookmarkEnd w:id="34"/>
-    <w:bookmarkEnd w:id="35"/>
-    <w:bookmarkStart w:id="38" w:name="sec:setup"/>
+    <w:bookmarkEnd w:id="36"/>
+    <w:bookmarkEnd w:id="37"/>
+    <w:bookmarkEnd w:id="38"/>
+    <w:bookmarkStart w:id="41" w:name="sec:setup"/>
     <w:p>
       <w:pPr>
         <w:pStyle w:val="Heading1"/>
@@ -10155,7 +11564,7 @@
         <w:t xml:space="preserve">4 Experimental Setup</w:t>
       </w:r>
     </w:p>
-    <w:bookmarkStart w:id="36" w:name="architecture-zoo"/>
+    <w:bookmarkStart w:id="39" w:name="architecture-zoo"/>
     <w:p>
       <w:pPr>
         <w:pStyle w:val="Heading2"/>
@@ -10411,8 +11820,8 @@
         <w:t xml:space="preserve">architecturally close relatives.</w:t>
       </w:r>
     </w:p>
-    <w:bookmarkEnd w:id="36"/>
-    <w:bookmarkStart w:id="37" w:name="dataset-and-task-construction"/>
+    <w:bookmarkEnd w:id="39"/>
+    <w:bookmarkStart w:id="40" w:name="dataset-and-task-construction"/>
     <w:p>
       <w:pPr>
         <w:pStyle w:val="Heading2"/>
@@ -10622,9 +12031,9 @@
         <w:t xml:space="preserve">have established the vocabulary needed to interpret them.</w:t>
       </w:r>
     </w:p>
-    <w:bookmarkEnd w:id="37"/>
-    <w:bookmarkEnd w:id="38"/>
-    <w:bookmarkStart w:id="48" w:name="sec:diagnostic"/>
+    <w:bookmarkEnd w:id="40"/>
+    <w:bookmarkEnd w:id="41"/>
+    <w:bookmarkStart w:id="54" w:name="sec:diagnostic"/>
     <w:p>
       <w:pPr>
         <w:pStyle w:val="Heading1"/>
@@ -11004,7 +12413,292 @@
         <w:t xml:space="preserve">second directly.</w:t>
       </w:r>
     </w:p>
-    <w:bookmarkStart w:id="39" w:name="setup"/>
+    <w:bookmarkStart w:id="45" w:name="fig:graphical_abstract"/>
+    <w:p>
+      <w:pPr>
+        <w:pStyle w:val="CaptionedFigure"/>
+      </w:pPr>
+      <w:r>
+        <w:drawing>
+          <wp:inline>
+            <wp:extent cx="5067300" cy="2545866"/>
+            <wp:effectExtent b="0" l="0" r="0" t="0"/>
+            <wp:docPr descr="" title="" id="43" name="Picture"/>
+            <a:graphic>
+              <a:graphicData uri="http://schemas.openxmlformats.org/drawingml/2006/picture">
+                <pic:pic>
+                  <pic:nvPicPr>
+                    <pic:cNvPr descr="figures/graphical_abstract.png" id="44" name="Picture"/>
+                    <pic:cNvPicPr>
+                      <a:picLocks noChangeArrowheads="1" noChangeAspect="1"/>
+                    </pic:cNvPicPr>
+                  </pic:nvPicPr>
+                  <pic:blipFill>
+                    <a:blip r:embed="rId42"/>
+                    <a:stretch>
+                      <a:fillRect/>
+                    </a:stretch>
+                  </pic:blipFill>
+                  <pic:spPr bwMode="auto">
+                    <a:xfrm>
+                      <a:off x="0" y="0"/>
+                      <a:ext cx="5067300" cy="2545866"/>
+                    </a:xfrm>
+                    <a:prstGeom prst="rect">
+                      <a:avLst/>
+                    </a:prstGeom>
+                    <a:noFill/>
+                    <a:ln w="9525">
+                      <a:noFill/>
+                      <a:headEnd/>
+                      <a:tailEnd/>
+                    </a:ln>
+                  </pic:spPr>
+                </pic:pic>
+              </a:graphicData>
+            </a:graphic>
+          </wp:inline>
+        </w:drawing>
+      </w:r>
+    </w:p>
+    <w:p>
+      <w:pPr>
+        <w:pStyle w:val="ImageCaption"/>
+      </w:pPr>
+      <w:r>
+        <w:t xml:space="preserve">Figure 3: Left: on the same architecture and task, the dual-ascent schedule</w:t>
+      </w:r>
+      <w:r>
+        <w:t xml:space="preserve"> </w:t>
+      </w:r>
+      <w:r>
+        <w:t xml:space="preserve">moves</w:t>
+      </w:r>
+      <w:r>
+        <w:t xml:space="preserve"> </w:t>
+      </w:r>
+      <m:oMath>
+        <m:sSup>
+          <m:e>
+            <m:r>
+              <m:t>ε</m:t>
+            </m:r>
+          </m:e>
+          <m:sup>
+            <m:r>
+              <m:rPr>
+                <m:sty m:val="p"/>
+              </m:rPr>
+              <m:t>*</m:t>
+            </m:r>
+          </m:sup>
+        </m:sSup>
+      </m:oMath>
+      <w:r>
+        <w:t xml:space="preserve"> </w:t>
+      </w:r>
+      <w:r>
+        <w:t xml:space="preserve">across a</w:t>
+      </w:r>
+      <w:r>
+        <w:t xml:space="preserve"> </w:t>
+      </w:r>
+      <m:oMath>
+        <m:r>
+          <m:t>93</m:t>
+        </m:r>
+        <m:r>
+          <m:rPr>
+            <m:sty m:val="p"/>
+          </m:rPr>
+          <m:t>×</m:t>
+        </m:r>
+      </m:oMath>
+      <w:r>
+        <w:t xml:space="preserve"> </w:t>
+      </w:r>
+      <w:r>
+        <w:t xml:space="preserve">range (six single-factor</w:t>
+      </w:r>
+      <w:r>
+        <w:t xml:space="preserve"> </w:t>
+      </w:r>
+      <w:r>
+        <w:t xml:space="preserve">perturbations, tested directly below), more than the</w:t>
+      </w:r>
+      <w:r>
+        <w:t xml:space="preserve"> </w:t>
+      </w:r>
+      <m:oMath>
+        <m:r>
+          <m:t>2.6</m:t>
+        </m:r>
+        <m:r>
+          <m:rPr>
+            <m:sty m:val="p"/>
+          </m:rPr>
+          <m:t>×</m:t>
+        </m:r>
+      </m:oMath>
+      <w:r>
+        <w:t xml:space="preserve"> </w:t>
+      </w:r>
+      <w:r>
+        <w:t xml:space="preserve">range</w:t>
+      </w:r>
+      <w:r>
+        <w:t xml:space="preserve"> </w:t>
+      </w:r>
+      <m:oMath>
+        <m:sSup>
+          <m:e>
+            <m:r>
+              <m:t>ε</m:t>
+            </m:r>
+          </m:e>
+          <m:sup>
+            <m:r>
+              <m:rPr>
+                <m:sty m:val="p"/>
+              </m:rPr>
+              <m:t>*</m:t>
+            </m:r>
+          </m:sup>
+        </m:sSup>
+      </m:oMath>
+      <w:r>
+        <w:t xml:space="preserve"> </w:t>
+      </w:r>
+      <w:r>
+        <w:t xml:space="preserve">itself spans across 30 architectures with the schedule</w:t>
+      </w:r>
+      <w:r>
+        <w:t xml:space="preserve"> </w:t>
+      </w:r>
+      <w:r>
+        <w:t xml:space="preserve">held fixed (Section 6, corrected values). Right: holding</w:t>
+      </w:r>
+      <w:r>
+        <w:t xml:space="preserve"> </w:t>
+      </w:r>
+      <w:r>
+        <w:t xml:space="preserve">the schedule ratio</w:t>
+      </w:r>
+      <w:r>
+        <w:t xml:space="preserve"> </w:t>
+      </w:r>
+      <m:oMath>
+        <m:r>
+          <m:t>S</m:t>
+        </m:r>
+        <m:r>
+          <m:rPr>
+            <m:sty m:val="p"/>
+          </m:rPr>
+          <m:t>=</m:t>
+        </m:r>
+        <m:sSub>
+          <m:e>
+            <m:r>
+              <m:t>λ</m:t>
+            </m:r>
+          </m:e>
+          <m:sub>
+            <m:r>
+              <m:rPr>
+                <m:sty m:val="p"/>
+              </m:rPr>
+              <m:t>i</m:t>
+            </m:r>
+            <m:r>
+              <m:rPr>
+                <m:sty m:val="p"/>
+              </m:rPr>
+              <m:t>n</m:t>
+            </m:r>
+            <m:r>
+              <m:rPr>
+                <m:sty m:val="p"/>
+              </m:rPr>
+              <m:t>i</m:t>
+            </m:r>
+            <m:r>
+              <m:rPr>
+                <m:sty m:val="p"/>
+              </m:rPr>
+              <m:t>t</m:t>
+            </m:r>
+          </m:sub>
+        </m:sSub>
+        <m:r>
+          <m:rPr>
+            <m:sty m:val="p"/>
+          </m:rPr>
+          <m:t>/</m:t>
+        </m:r>
+        <m:r>
+          <m:rPr>
+            <m:sty m:val="p"/>
+          </m:rPr>
+          <m:t>(</m:t>
+        </m:r>
+        <m:sSub>
+          <m:e>
+            <m:r>
+              <m:t>η</m:t>
+            </m:r>
+          </m:e>
+          <m:sub>
+            <m:r>
+              <m:t>λ</m:t>
+            </m:r>
+          </m:sub>
+        </m:sSub>
+        <m:r>
+          <m:t>N</m:t>
+        </m:r>
+        <m:r>
+          <m:rPr>
+            <m:sty m:val="p"/>
+          </m:rPr>
+          <m:t>)</m:t>
+        </m:r>
+      </m:oMath>
+      <w:r>
+        <w:t xml:space="preserve"> </w:t>
+      </w:r>
+      <w:r>
+        <w:t xml:space="preserve">fixed while independently</w:t>
+      </w:r>
+      <w:r>
+        <w:t xml:space="preserve"> </w:t>
+      </w:r>
+      <w:r>
+        <w:t xml:space="preserve">varying its three components (circles) collapses that spread back down,</w:t>
+      </w:r>
+      <w:r>
+        <w:t xml:space="preserve"> </w:t>
+      </w:r>
+      <w:r>
+        <w:t xml:space="preserve">on every architecture tested, versus a matched-magnitude change in</w:t>
+      </w:r>
+      <w:r>
+        <w:t xml:space="preserve"> </w:t>
+      </w:r>
+      <m:oMath>
+        <m:r>
+          <m:t>S</m:t>
+        </m:r>
+      </m:oMath>
+      <w:r>
+        <w:t xml:space="preserve"> </w:t>
+      </w:r>
+      <w:r>
+        <w:t xml:space="preserve">itself (X, Section 13).</w:t>
+      </w:r>
+    </w:p>
+    <w:bookmarkEnd w:id="45"/>
+    <w:bookmarkStart w:id="46" w:name="setup"/>
     <w:p>
       <w:pPr>
         <w:pStyle w:val="Heading2"/>
@@ -11867,8 +13561,8 @@
         <w:t xml:space="preserve">sigmoid fit.</w:t>
       </w:r>
     </w:p>
-    <w:bookmarkEnd w:id="39"/>
-    <w:bookmarkStart w:id="45" w:name="results"/>
+    <w:bookmarkEnd w:id="46"/>
+    <w:bookmarkStart w:id="52" w:name="results"/>
     <w:p>
       <w:pPr>
         <w:pStyle w:val="Heading2"/>
@@ -11877,7 +13571,7 @@
         <w:t xml:space="preserve">5.2 Results</w:t>
       </w:r>
     </w:p>
-    <w:bookmarkStart w:id="40" w:name="tab:diagnostic"/>
+    <w:bookmarkStart w:id="47" w:name="tab:diagnostic"/>
     <w:p>
       <w:pPr>
         <w:pStyle w:val="TableCaption"/>
@@ -13731,7 +15425,7 @@
         </w:tc>
       </w:tr>
     </w:tbl>
-    <w:bookmarkEnd w:id="40"/>
+    <w:bookmarkEnd w:id="47"/>
     <w:p>
       <w:pPr>
         <w:pStyle w:val="BodyText"/>
@@ -13810,7 +15504,7 @@
         <w:t xml:space="preserve">transition.</w:t>
       </w:r>
     </w:p>
-    <w:bookmarkStart w:id="44" w:name="fig:diagnosticforest"/>
+    <w:bookmarkStart w:id="51" w:name="fig:diagnosticforest"/>
     <w:p>
       <w:pPr>
         <w:pStyle w:val="CaptionedFigure"/>
@@ -13820,18 +15514,18 @@
           <wp:inline>
             <wp:extent cx="4533900" cy="3547793"/>
             <wp:effectExtent b="0" l="0" r="0" t="0"/>
-            <wp:docPr descr="" title="" id="42" name="Picture"/>
+            <wp:docPr descr="" title="" id="49" name="Picture"/>
             <a:graphic>
               <a:graphicData uri="http://schemas.openxmlformats.org/drawingml/2006/picture">
                 <pic:pic>
                   <pic:nvPicPr>
-                    <pic:cNvPr descr="figures/fig3_diagnostic_forest.png" id="43" name="Picture"/>
+                    <pic:cNvPr descr="figures/fig3_diagnostic_forest.png" id="50" name="Picture"/>
                     <pic:cNvPicPr>
                       <a:picLocks noChangeArrowheads="1" noChangeAspect="1"/>
                     </pic:cNvPicPr>
                   </pic:nvPicPr>
                   <pic:blipFill>
-                    <a:blip r:embed="rId41"/>
+                    <a:blip r:embed="rId48"/>
                     <a:stretch>
                       <a:fillRect/>
                     </a:stretch>
@@ -13863,7 +15557,7 @@
         <w:pStyle w:val="ImageCaption"/>
       </w:pPr>
       <w:r>
-        <w:t xml:space="preserve">Figure 3:</w:t>
+        <w:t xml:space="preserve">Figure 4:</w:t>
       </w:r>
       <w:r>
         <w:t xml:space="preserve"> </w:t>
@@ -13956,7 +15650,7 @@
         <w:t xml:space="preserve">one order of magnitude on the log axis.</w:t>
       </w:r>
     </w:p>
-    <w:bookmarkEnd w:id="44"/>
+    <w:bookmarkEnd w:id="51"/>
     <w:p>
       <w:pPr>
         <w:pStyle w:val="BodyText"/>
@@ -14746,8 +16440,8 @@
         <w:t xml:space="preserve">, so its effect cancels at the crossover.</w:t>
       </w:r>
     </w:p>
-    <w:bookmarkEnd w:id="45"/>
-    <w:bookmarkStart w:id="46" w:name="sec:diagfamilies"/>
+    <w:bookmarkEnd w:id="52"/>
+    <w:bookmarkStart w:id="53" w:name="sec:diagfamilies"/>
     <w:p>
       <w:pPr>
         <w:pStyle w:val="Heading2"/>
@@ -15538,14 +17232,650 @@
         <w:t xml:space="preserve">representational families in the zoo.</w:t>
       </w:r>
     </w:p>
-    <w:bookmarkEnd w:id="46"/>
-    <w:bookmarkStart w:id="47" w:name="conclusion"/>
     <w:p>
       <w:pPr>
-        <w:pStyle w:val="Heading2"/>
+        <w:pStyle w:val="BodyText"/>
       </w:pPr>
       <w:r>
-        <w:t xml:space="preserve">5.4 Conclusion</w:t>
+        <w:t xml:space="preserve">This reframes, rather than negates, the claim that</w:t>
+      </w:r>
+      <w:r>
+        <w:t xml:space="preserve"> </w:t>
+      </w:r>
+      <m:oMath>
+        <m:sSup>
+          <m:e>
+            <m:r>
+              <m:t>ε</m:t>
+            </m:r>
+          </m:e>
+          <m:sup>
+            <m:r>
+              <m:rPr>
+                <m:sty m:val="p"/>
+              </m:rPr>
+              <m:t>*</m:t>
+            </m:r>
+          </m:sup>
+        </m:sSup>
+      </m:oMath>
+      <w:r>
+        <w:t xml:space="preserve"> </w:t>
+      </w:r>
+      <w:r>
+        <w:t xml:space="preserve">reflects task</w:t>
+      </w:r>
+      <w:r>
+        <w:t xml:space="preserve"> </w:t>
+      </w:r>
+      <w:r>
+        <w:t xml:space="preserve">and architecture. Section 6 still asks and answers a</w:t>
+      </w:r>
+      <w:r>
+        <w:t xml:space="preserve"> </w:t>
+      </w:r>
+      <w:r>
+        <w:t xml:space="preserve">well-posed narrower question: holding the optimizer schedule fixed, is</w:t>
+      </w:r>
+      <w:r>
+        <w:t xml:space="preserve"> </w:t>
+      </w:r>
+      <m:oMath>
+        <m:sSup>
+          <m:e>
+            <m:r>
+              <m:t>ε</m:t>
+            </m:r>
+          </m:e>
+          <m:sup>
+            <m:r>
+              <m:rPr>
+                <m:sty m:val="p"/>
+              </m:rPr>
+              <m:t>*</m:t>
+            </m:r>
+          </m:sup>
+        </m:sSup>
+      </m:oMath>
+      <w:r>
+        <w:t xml:space="preserve"> </w:t>
+      </w:r>
+      <w:r>
+        <w:t xml:space="preserve">architecture-independent? Per Section 7, the</w:t>
+      </w:r>
+      <w:r>
+        <w:t xml:space="preserve"> </w:t>
+      </w:r>
+      <w:r>
+        <w:t xml:space="preserve">answer on the expanded architecture zoo is still substantially yes. What</w:t>
+      </w:r>
+      <w:r>
+        <w:t xml:space="preserve"> </w:t>
+      </w:r>
+      <w:r>
+        <w:t xml:space="preserve">changes is the status of the numeric value itself. At fixed architecture and</w:t>
+      </w:r>
+      <w:r>
+        <w:t xml:space="preserve"> </w:t>
+      </w:r>
+      <w:r>
+        <w:t xml:space="preserve">fixed task, changing only how fast the dual variable is allowed to move, a</w:t>
+      </w:r>
+      <w:r>
+        <w:t xml:space="preserve"> </w:t>
+      </w:r>
+      <w:r>
+        <w:t xml:space="preserve">choice most papers using Lagrangian-relaxed constraints (including v1 of</w:t>
+      </w:r>
+      <w:r>
+        <w:t xml:space="preserve"> </w:t>
+      </w:r>
+      <w:r>
+        <w:t xml:space="preserve">this one) report as a fixed implementation detail rather than a variable to</w:t>
+      </w:r>
+      <w:r>
+        <w:t xml:space="preserve"> </w:t>
+      </w:r>
+      <w:r>
+        <w:t xml:space="preserve">sweep, shifts the critical stability budget by more than an order of</w:t>
+      </w:r>
+      <w:r>
+        <w:t xml:space="preserve"> </w:t>
+      </w:r>
+      <w:r>
+        <w:t xml:space="preserve">magnitude, comfortably exceeding the</w:t>
+      </w:r>
+      <w:r>
+        <w:t xml:space="preserve"> </w:t>
+      </w:r>
+      <m:oMath>
+        <m:r>
+          <m:t>2.6</m:t>
+        </m:r>
+        <m:r>
+          <m:rPr>
+            <m:sty m:val="p"/>
+          </m:rPr>
+          <m:t>×</m:t>
+        </m:r>
+      </m:oMath>
+      <w:r>
+        <w:t xml:space="preserve"> </w:t>
+      </w:r>
+      <w:r>
+        <w:t xml:space="preserve">range</w:t>
+      </w:r>
+      <w:r>
+        <w:t xml:space="preserve"> </w:t>
+      </w:r>
+      <m:oMath>
+        <m:sSup>
+          <m:e>
+            <m:r>
+              <m:t>ε</m:t>
+            </m:r>
+          </m:e>
+          <m:sup>
+            <m:r>
+              <m:rPr>
+                <m:sty m:val="p"/>
+              </m:rPr>
+              <m:t>*</m:t>
+            </m:r>
+          </m:sup>
+        </m:sSup>
+      </m:oMath>
+      <w:r>
+        <w:t xml:space="preserve"> </w:t>
+      </w:r>
+      <w:r>
+        <w:t xml:space="preserve">itself</w:t>
+      </w:r>
+      <w:r>
+        <w:t xml:space="preserve"> </w:t>
+      </w:r>
+      <w:r>
+        <w:t xml:space="preserve">spans across 30 architectures in</w:t>
+      </w:r>
+      <w:r>
+        <w:t xml:space="preserve"> </w:t>
+      </w:r>
+      <w:r>
+        <w:t xml:space="preserve">Section 6. So</w:t>
+      </w:r>
+      <w:r>
+        <w:t xml:space="preserve"> </w:t>
+      </w:r>
+      <m:oMath>
+        <m:sSup>
+          <m:e>
+            <m:r>
+              <m:t>ε</m:t>
+            </m:r>
+          </m:e>
+          <m:sup>
+            <m:r>
+              <m:rPr>
+                <m:sty m:val="p"/>
+              </m:rPr>
+              <m:t>*</m:t>
+            </m:r>
+          </m:sup>
+        </m:sSup>
+        <m:r>
+          <m:rPr>
+            <m:sty m:val="p"/>
+          </m:rPr>
+          <m:t>≈</m:t>
+        </m:r>
+        <m:r>
+          <m:t>7</m:t>
+        </m:r>
+      </m:oMath>
+      <w:r>
+        <w:t xml:space="preserve">–</w:t>
+      </w:r>
+      <m:oMath>
+        <m:r>
+          <m:t>13</m:t>
+        </m:r>
+      </m:oMath>
+      <w:r>
+        <w:t xml:space="preserve"> </w:t>
+      </w:r>
+      <w:r>
+        <w:t xml:space="preserve">is not a hyperparameter-free constant of CIFAR-10’s</w:t>
+      </w:r>
+      <w:r>
+        <w:t xml:space="preserve"> </w:t>
+      </w:r>
+      <w:r>
+        <w:t xml:space="preserve">task structure that a practitioner can adopt off the shelf; it is the value</w:t>
+      </w:r>
+      <w:r>
+        <w:t xml:space="preserve"> </w:t>
+      </w:r>
+      <w:r>
+        <w:t xml:space="preserve">produced by one particular, previously unremarked choice of</w:t>
+      </w:r>
+      <w:r>
+        <w:t xml:space="preserve"> </w:t>
+      </w:r>
+      <m:oMath>
+        <m:sSub>
+          <m:e>
+            <m:r>
+              <m:t>η</m:t>
+            </m:r>
+          </m:e>
+          <m:sub>
+            <m:r>
+              <m:t>λ</m:t>
+            </m:r>
+          </m:sub>
+        </m:sSub>
+      </m:oMath>
+      <w:r>
+        <w:t xml:space="preserve">,</w:t>
+      </w:r>
+      <w:r>
+        <w:t xml:space="preserve"> </w:t>
+      </w:r>
+      <m:oMath>
+        <m:sSub>
+          <m:e>
+            <m:r>
+              <m:t>λ</m:t>
+            </m:r>
+          </m:e>
+          <m:sub>
+            <m:r>
+              <m:rPr>
+                <m:sty m:val="p"/>
+              </m:rPr>
+              <m:t>i</m:t>
+            </m:r>
+            <m:r>
+              <m:rPr>
+                <m:sty m:val="p"/>
+              </m:rPr>
+              <m:t>n</m:t>
+            </m:r>
+            <m:r>
+              <m:rPr>
+                <m:sty m:val="p"/>
+              </m:rPr>
+              <m:t>i</m:t>
+            </m:r>
+            <m:r>
+              <m:rPr>
+                <m:sty m:val="p"/>
+              </m:rPr>
+              <m:t>t</m:t>
+            </m:r>
+          </m:sub>
+        </m:sSub>
+      </m:oMath>
+      <w:r>
+        <w:t xml:space="preserve">, and steps per task, and a different reasonable</w:t>
+      </w:r>
+      <w:r>
+        <w:t xml:space="preserve"> </w:t>
+      </w:r>
+      <w:r>
+        <w:t xml:space="preserve">choice of any of those three moves it by more than an order of magnitude.</w:t>
+      </w:r>
+    </w:p>
+    <w:p>
+      <w:pPr>
+        <w:pStyle w:val="BodyText"/>
+      </w:pPr>
+      <w:r>
+        <w:t xml:space="preserve">This confound is specific to methods whose stability coefficient is an</w:t>
+      </w:r>
+      <w:r>
+        <w:t xml:space="preserve"> </w:t>
+      </w:r>
+      <w:r>
+        <w:rPr>
+          <w:i/>
+          <w:iCs/>
+        </w:rPr>
+        <w:t xml:space="preserve">adaptive dual variable reset at each task boundary</w:t>
+      </w:r>
+      <w:r>
+        <w:t xml:space="preserve">. It does not apply</w:t>
+      </w:r>
+      <w:r>
+        <w:t xml:space="preserve"> </w:t>
+      </w:r>
+      <w:r>
+        <w:t xml:space="preserve">to LwF, whose distillation weight is a fixed, grid-searched hyperparameter</w:t>
+      </w:r>
+      <w:r>
+        <w:t xml:space="preserve"> </w:t>
+      </w:r>
+      <w:r>
+        <w:t xml:space="preserve">with no reset dynamics to confound, or to EWC and SI, which show no</w:t>
+      </w:r>
+      <w:r>
+        <w:t xml:space="preserve"> </w:t>
+      </w:r>
+      <w:r>
+        <w:t xml:space="preserve">crossover at all (Section 9) and so raise no analogous</w:t>
+      </w:r>
+      <w:r>
+        <w:t xml:space="preserve"> </w:t>
+      </w:r>
+      <w:r>
+        <w:t xml:space="preserve">question. It applies directly to FTR and, by the same argument, to PDCL</w:t>
+      </w:r>
+      <w:r>
+        <w:t xml:space="preserve"> </w:t>
+      </w:r>
+      <w:r>
+        <w:t xml:space="preserve">[Elenter et al., 2023]</w:t>
+      </w:r>
+      <w:r>
+        <w:t xml:space="preserve"> </w:t>
+      </w:r>
+      <w:r>
+        <w:t xml:space="preserve">and any other Lagrangian-dual constrained-learning</w:t>
+      </w:r>
+      <w:r>
+        <w:t xml:space="preserve"> </w:t>
+      </w:r>
+      <w:r>
+        <w:t xml:space="preserve">method with a periodically reset dual variable. No prior</w:t>
+      </w:r>
+      <w:r>
+        <w:t xml:space="preserve"> </w:t>
+      </w:r>
+      <w:r>
+        <w:t xml:space="preserve">work on Lagrangian-dual constrained continual learning</w:t>
+      </w:r>
+      <w:r>
+        <w:t xml:space="preserve"> </w:t>
+      </w:r>
+      <w:r>
+        <w:t xml:space="preserve">(</w:t>
+      </w:r>
+      <w:r>
+        <w:t xml:space="preserve">[Elenter et al., 2023]</w:t>
+      </w:r>
+      <w:r>
+        <w:t xml:space="preserve">;</w:t>
+      </w:r>
+      <w:r>
+        <w:t xml:space="preserve"> </w:t>
+      </w:r>
+      <w:r>
+        <w:t xml:space="preserve">[Chamon et al., 2023, Elenter et al., 2024, Hounie et al., 2023]</w:t>
+      </w:r>
+      <w:r>
+        <w:t xml:space="preserve">)</w:t>
+      </w:r>
+      <w:r>
+        <w:t xml:space="preserve"> </w:t>
+      </w:r>
+      <w:r>
+        <w:t xml:space="preserve">is known to have isolated the dual-ascent schedule itself as a confound for an apparent</w:t>
+      </w:r>
+      <w:r>
+        <w:t xml:space="preserve"> </w:t>
+      </w:r>
+      <w:r>
+        <w:t xml:space="preserve">stability threshold, and this question does not appear to have been asked</w:t>
+      </w:r>
+      <w:r>
+        <w:t xml:space="preserve"> </w:t>
+      </w:r>
+      <w:r>
+        <w:t xml:space="preserve">elsewhere in the constrained-learning literature.</w:t>
+      </w:r>
+    </w:p>
+    <w:p>
+      <w:pPr>
+        <w:pStyle w:val="BodyText"/>
+      </w:pPr>
+      <w:r>
+        <w:t xml:space="preserve">The practical upshot inverts v1’s: architecture-specific tuning of</w:t>
+      </w:r>
+      <w:r>
+        <w:t xml:space="preserve"> </w:t>
+      </w:r>
+      <m:oMath>
+        <m:r>
+          <m:t>ε</m:t>
+        </m:r>
+      </m:oMath>
+      <w:r>
+        <w:t xml:space="preserve"> </w:t>
+      </w:r>
+      <w:r>
+        <w:t xml:space="preserve">is</w:t>
+      </w:r>
+      <w:r>
+        <w:t xml:space="preserve"> </w:t>
+      </w:r>
+      <w:r>
+        <w:t xml:space="preserve">indeed unnecessary, but optimizer-schedule-specific tuning is not, and is</w:t>
+      </w:r>
+      <w:r>
+        <w:t xml:space="preserve"> </w:t>
+      </w:r>
+      <w:r>
+        <w:t xml:space="preserve">currently undocumented practice across the distillation-based</w:t>
+      </w:r>
+      <w:r>
+        <w:t xml:space="preserve"> </w:t>
+      </w:r>
+      <w:r>
+        <w:t xml:space="preserve">continual-learning literature that uses dual ascent or an equivalent</w:t>
+      </w:r>
+      <w:r>
+        <w:t xml:space="preserve"> </w:t>
+      </w:r>
+      <w:r>
+        <w:t xml:space="preserve">adaptive coefficient. Section 13 shows this need not be a</w:t>
+      </w:r>
+      <w:r>
+        <w:t xml:space="preserve"> </w:t>
+      </w:r>
+      <w:r>
+        <w:t xml:space="preserve">counsel of despair: the schedule’s three-dimensional effect on</w:t>
+      </w:r>
+      <w:r>
+        <w:t xml:space="preserve"> </w:t>
+      </w:r>
+      <m:oMath>
+        <m:sSup>
+          <m:e>
+            <m:r>
+              <m:t>ε</m:t>
+            </m:r>
+          </m:e>
+          <m:sup>
+            <m:r>
+              <m:rPr>
+                <m:sty m:val="p"/>
+              </m:rPr>
+              <m:t>*</m:t>
+            </m:r>
+          </m:sup>
+        </m:sSup>
+      </m:oMath>
+      <w:r>
+        <w:t xml:space="preserve"> </w:t>
+      </w:r>
+      <w:r>
+        <w:t xml:space="preserve">collapses substantially, though not completely, onto a single reportable</w:t>
+      </w:r>
+      <w:r>
+        <w:t xml:space="preserve"> </w:t>
+      </w:r>
+      <w:r>
+        <w:t xml:space="preserve">ratio,</w:t>
+      </w:r>
+      <w:r>
+        <w:t xml:space="preserve"> </w:t>
+      </w:r>
+      <m:oMath>
+        <m:r>
+          <m:t>S</m:t>
+        </m:r>
+        <m:r>
+          <m:rPr>
+            <m:sty m:val="p"/>
+          </m:rPr>
+          <m:t>=</m:t>
+        </m:r>
+        <m:sSub>
+          <m:e>
+            <m:r>
+              <m:t>λ</m:t>
+            </m:r>
+          </m:e>
+          <m:sub>
+            <m:r>
+              <m:rPr>
+                <m:sty m:val="p"/>
+              </m:rPr>
+              <m:t>i</m:t>
+            </m:r>
+            <m:r>
+              <m:rPr>
+                <m:sty m:val="p"/>
+              </m:rPr>
+              <m:t>n</m:t>
+            </m:r>
+            <m:r>
+              <m:rPr>
+                <m:sty m:val="p"/>
+              </m:rPr>
+              <m:t>i</m:t>
+            </m:r>
+            <m:r>
+              <m:rPr>
+                <m:sty m:val="p"/>
+              </m:rPr>
+              <m:t>t</m:t>
+            </m:r>
+          </m:sub>
+        </m:sSub>
+        <m:r>
+          <m:rPr>
+            <m:sty m:val="p"/>
+          </m:rPr>
+          <m:t>/</m:t>
+        </m:r>
+        <m:r>
+          <m:rPr>
+            <m:sty m:val="p"/>
+          </m:rPr>
+          <m:t>(</m:t>
+        </m:r>
+        <m:sSub>
+          <m:e>
+            <m:r>
+              <m:t>η</m:t>
+            </m:r>
+          </m:e>
+          <m:sub>
+            <m:r>
+              <m:t>λ</m:t>
+            </m:r>
+          </m:sub>
+        </m:sSub>
+        <m:r>
+          <m:t>N</m:t>
+        </m:r>
+        <m:r>
+          <m:rPr>
+            <m:sty m:val="p"/>
+          </m:rPr>
+          <m:t>)</m:t>
+        </m:r>
+      </m:oMath>
+      <w:r>
+        <w:t xml:space="preserve">, which, held fixed,</w:t>
+      </w:r>
+      <w:r>
+        <w:t xml:space="preserve"> </w:t>
+      </w:r>
+      <w:r>
+        <w:t xml:space="preserve">keeps</w:t>
+      </w:r>
+      <w:r>
+        <w:t xml:space="preserve"> </w:t>
+      </w:r>
+      <m:oMath>
+        <m:sSup>
+          <m:e>
+            <m:r>
+              <m:t>ε</m:t>
+            </m:r>
+          </m:e>
+          <m:sup>
+            <m:r>
+              <m:rPr>
+                <m:sty m:val="p"/>
+              </m:rPr>
+              <m:t>*</m:t>
+            </m:r>
+          </m:sup>
+        </m:sSup>
+      </m:oMath>
+      <w:r>
+        <w:t xml:space="preserve"> </w:t>
+      </w:r>
+      <w:r>
+        <w:t xml:space="preserve">within roughly a factor of</w:t>
+      </w:r>
+      <w:r>
+        <w:t xml:space="preserve"> </w:t>
+      </w:r>
+      <m:oMath>
+        <m:r>
+          <m:t>2</m:t>
+        </m:r>
+      </m:oMath>
+      <w:r>
+        <w:t xml:space="preserve">–</w:t>
+      </w:r>
+      <m:oMath>
+        <m:r>
+          <m:t>3</m:t>
+        </m:r>
+      </m:oMath>
+      <w:r>
+        <w:t xml:space="preserve"> </w:t>
+      </w:r>
+      <w:r>
+        <w:t xml:space="preserve">across architectures</w:t>
+      </w:r>
+      <w:r>
+        <w:t xml:space="preserve"> </w:t>
+      </w:r>
+      <w:r>
+        <w:t xml:space="preserve">and schedule routes rather than the order-of-magnitude range any one of its</w:t>
+      </w:r>
+      <w:r>
+        <w:t xml:space="preserve"> </w:t>
+      </w:r>
+      <w:r>
+        <w:t xml:space="preserve">three components produces alone.</w:t>
+      </w:r>
+    </w:p>
+    <w:bookmarkEnd w:id="53"/>
+    <w:bookmarkEnd w:id="54"/>
+    <w:bookmarkStart w:id="64" w:name="sec:crossover"/>
+    <w:p>
+      <w:pPr>
+        <w:pStyle w:val="Heading1"/>
+      </w:pPr>
+      <w:r>
+        <w:t xml:space="preserve">6 The Stability Crossover</w:t>
       </w:r>
     </w:p>
     <w:p>
@@ -15553,7 +17883,305 @@
         <w:pStyle w:val="FirstParagraph"/>
       </w:pPr>
       <w:r>
-        <w:t xml:space="preserve">This reframes, rather than negates, the claim that</w:t>
+        <w:t xml:space="preserve">Holding the dual-ascent schedule fixed at the Section 3</w:t>
+      </w:r>
+      <w:r>
+        <w:t xml:space="preserve"> </w:t>
+      </w:r>
+      <w:r>
+        <w:t xml:space="preserve">defaults (the same schedule used throughout v1), this work ran the dense</w:t>
+      </w:r>
+      <w:r>
+        <w:t xml:space="preserve"> </w:t>
+      </w:r>
+      <m:oMath>
+        <m:r>
+          <m:t>17</m:t>
+        </m:r>
+      </m:oMath>
+      <w:r>
+        <w:t xml:space="preserve">-point</w:t>
+      </w:r>
+      <w:r>
+        <w:t xml:space="preserve"> </w:t>
+      </w:r>
+      <m:oMath>
+        <m:r>
+          <m:t>ε</m:t>
+        </m:r>
+      </m:oMath>
+      <w:r>
+        <w:t xml:space="preserve"> </w:t>
+      </w:r>
+      <w:r>
+        <w:t xml:space="preserve">sweep</w:t>
+      </w:r>
+      <w:r>
+        <w:t xml:space="preserve"> </w:t>
+      </w:r>
+      <m:oMath>
+        <m:r>
+          <m:rPr>
+            <m:sty m:val="p"/>
+          </m:rPr>
+          <m:t>{</m:t>
+        </m:r>
+        <m:r>
+          <m:t>0.5</m:t>
+        </m:r>
+        <m:r>
+          <m:rPr>
+            <m:sty m:val="p"/>
+          </m:rPr>
+          <m:t>,</m:t>
+        </m:r>
+        <m:r>
+          <m:t>1</m:t>
+        </m:r>
+        <m:r>
+          <m:rPr>
+            <m:sty m:val="p"/>
+          </m:rPr>
+          <m:t>,</m:t>
+        </m:r>
+        <m:r>
+          <m:t>2</m:t>
+        </m:r>
+        <m:r>
+          <m:rPr>
+            <m:sty m:val="p"/>
+          </m:rPr>
+          <m:t>,</m:t>
+        </m:r>
+        <m:r>
+          <m:t>3</m:t>
+        </m:r>
+        <m:r>
+          <m:rPr>
+            <m:sty m:val="p"/>
+          </m:rPr>
+          <m:t>,</m:t>
+        </m:r>
+        <m:r>
+          <m:t>4</m:t>
+        </m:r>
+        <m:r>
+          <m:rPr>
+            <m:sty m:val="p"/>
+          </m:rPr>
+          <m:t>,</m:t>
+        </m:r>
+        <m:r>
+          <m:t>5</m:t>
+        </m:r>
+        <m:r>
+          <m:rPr>
+            <m:sty m:val="p"/>
+          </m:rPr>
+          <m:t>,</m:t>
+        </m:r>
+        <m:r>
+          <m:t>6</m:t>
+        </m:r>
+        <m:r>
+          <m:rPr>
+            <m:sty m:val="p"/>
+          </m:rPr>
+          <m:t>,</m:t>
+        </m:r>
+        <m:r>
+          <m:t>6.5</m:t>
+        </m:r>
+        <m:r>
+          <m:rPr>
+            <m:sty m:val="p"/>
+          </m:rPr>
+          <m:t>,</m:t>
+        </m:r>
+        <m:r>
+          <m:t>7</m:t>
+        </m:r>
+        <m:r>
+          <m:rPr>
+            <m:sty m:val="p"/>
+          </m:rPr>
+          <m:t>,</m:t>
+        </m:r>
+        <m:r>
+          <m:t>7.5</m:t>
+        </m:r>
+        <m:r>
+          <m:rPr>
+            <m:sty m:val="p"/>
+          </m:rPr>
+          <m:t>,</m:t>
+        </m:r>
+        <m:r>
+          <m:t>8</m:t>
+        </m:r>
+        <m:r>
+          <m:rPr>
+            <m:sty m:val="p"/>
+          </m:rPr>
+          <m:t>,</m:t>
+        </m:r>
+        <m:r>
+          <m:t>9</m:t>
+        </m:r>
+        <m:r>
+          <m:rPr>
+            <m:sty m:val="p"/>
+          </m:rPr>
+          <m:t>,</m:t>
+        </m:r>
+        <m:r>
+          <m:t>10</m:t>
+        </m:r>
+        <m:r>
+          <m:rPr>
+            <m:sty m:val="p"/>
+          </m:rPr>
+          <m:t>,</m:t>
+        </m:r>
+        <m:r>
+          <m:t>12</m:t>
+        </m:r>
+        <m:r>
+          <m:rPr>
+            <m:sty m:val="p"/>
+          </m:rPr>
+          <m:t>,</m:t>
+        </m:r>
+        <m:r>
+          <m:t>15</m:t>
+        </m:r>
+        <m:r>
+          <m:rPr>
+            <m:sty m:val="p"/>
+          </m:rPr>
+          <m:t>,</m:t>
+        </m:r>
+        <m:r>
+          <m:t>25</m:t>
+        </m:r>
+        <m:r>
+          <m:rPr>
+            <m:sty m:val="p"/>
+          </m:rPr>
+          <m:t>,</m:t>
+        </m:r>
+        <m:r>
+          <m:t>50</m:t>
+        </m:r>
+        <m:r>
+          <m:rPr>
+            <m:sty m:val="p"/>
+          </m:rPr>
+          <m:t>}</m:t>
+        </m:r>
+      </m:oMath>
+      <w:r>
+        <w:t xml:space="preserve"> </w:t>
+      </w:r>
+      <w:r>
+        <w:t xml:space="preserve">on all 30</w:t>
+      </w:r>
+      <w:r>
+        <w:t xml:space="preserve"> </w:t>
+      </w:r>
+      <w:r>
+        <w:t xml:space="preserve">architectures of the expanded zoo (Section 4), 5 seeds per</w:t>
+      </w:r>
+      <w:r>
+        <w:t xml:space="preserve"> </w:t>
+      </w:r>
+      <w:r>
+        <w:t xml:space="preserve">architecture (10 for the two diagnostic anchor architectures), fit the same</w:t>
+      </w:r>
+      <w:r>
+        <w:t xml:space="preserve"> </w:t>
+      </w:r>
+      <w:r>
+        <w:t xml:space="preserve">logistic-sigmoid procedure as v1 (Eq. 7 of the original manuscript,</w:t>
+      </w:r>
+      <w:r>
+        <w:t xml:space="preserve"> </w:t>
+      </w:r>
+      <w:r>
+        <w:t xml:space="preserve">unchanged), and bootstrapped a 95% CI over seeds (1</w:t>
+      </w:r>
+      <w:r>
+        <w:t xml:space="preserve">,</w:t>
+      </w:r>
+      <w:r>
+        <w:t xml:space="preserve">000 resamples). Every</w:t>
+      </w:r>
+      <w:r>
+        <w:t xml:space="preserve"> </w:t>
+      </w:r>
+      <w:r>
+        <w:t xml:space="preserve">architecture produces a clean sigmoid (</w:t>
+      </w:r>
+      <m:oMath>
+        <m:sSup>
+          <m:e>
+            <m:r>
+              <m:t>R</m:t>
+            </m:r>
+          </m:e>
+          <m:sup>
+            <m:r>
+              <m:t>2</m:t>
+            </m:r>
+          </m:sup>
+        </m:sSup>
+        <m:r>
+          <m:rPr>
+            <m:sty m:val="p"/>
+          </m:rPr>
+          <m:t>≥</m:t>
+        </m:r>
+        <m:r>
+          <m:t>0.78</m:t>
+        </m:r>
+      </m:oMath>
+      <w:r>
+        <w:t xml:space="preserve">, 27/30 with</w:t>
+      </w:r>
+      <w:r>
+        <w:t xml:space="preserve"> </w:t>
+      </w:r>
+      <m:oMath>
+        <m:sSup>
+          <m:e>
+            <m:r>
+              <m:t>R</m:t>
+            </m:r>
+          </m:e>
+          <m:sup>
+            <m:r>
+              <m:t>2</m:t>
+            </m:r>
+          </m:sup>
+        </m:sSup>
+        <m:r>
+          <m:rPr>
+            <m:sty m:val="p"/>
+          </m:rPr>
+          <m:t>≥</m:t>
+        </m:r>
+        <m:r>
+          <m:t>0.94</m:t>
+        </m:r>
+      </m:oMath>
+      <w:r>
+        <w:t xml:space="preserve">); Figure 5 plots all 30 curves and</w:t>
+      </w:r>
+      <w:r>
+        <w:t xml:space="preserve"> </w:t>
+      </w:r>
+      <w:r>
+        <w:t xml:space="preserve">Figure 6 plots</w:t>
       </w:r>
       <w:r>
         <w:t xml:space="preserve"> </w:t>
@@ -15579,19 +18207,19 @@
         <w:t xml:space="preserve"> </w:t>
       </w:r>
       <w:r>
-        <w:t xml:space="preserve">reflects task</w:t>
-      </w:r>
-      <w:r>
-        <w:t xml:space="preserve"> </w:t>
-      </w:r>
-      <w:r>
-        <w:t xml:space="preserve">and architecture. Section 6 still asks and answers a</w:t>
-      </w:r>
-      <w:r>
-        <w:t xml:space="preserve"> </w:t>
-      </w:r>
-      <w:r>
-        <w:t xml:space="preserve">well-posed narrower question: holding the optimizer schedule fixed, is</w:t>
+        <w:t xml:space="preserve">with its 95% CI for every</w:t>
+      </w:r>
+      <w:r>
+        <w:t xml:space="preserve"> </w:t>
+      </w:r>
+      <w:r>
+        <w:t xml:space="preserve">architecture, colored by family. Table 3</w:t>
+      </w:r>
+      <w:r>
+        <w:t xml:space="preserve"> </w:t>
+      </w:r>
+      <w:r>
+        <w:t xml:space="preserve">reports</w:t>
       </w:r>
       <w:r>
         <w:t xml:space="preserve"> </w:t>
@@ -15614,980 +18242,36 @@
         </m:sSup>
       </m:oMath>
       <w:r>
-        <w:t xml:space="preserve"> </w:t>
-      </w:r>
-      <w:r>
-        <w:t xml:space="preserve">architecture-independent? Per Section 7, the</w:t>
-      </w:r>
-      <w:r>
-        <w:t xml:space="preserve"> </w:t>
-      </w:r>
-      <w:r>
-        <w:t xml:space="preserve">answer on the expanded architecture zoo is still substantially yes. What</w:t>
-      </w:r>
-      <w:r>
-        <w:t xml:space="preserve"> </w:t>
-      </w:r>
-      <w:r>
-        <w:t xml:space="preserve">changes is the status of the numeric value itself. At fixed architecture and</w:t>
-      </w:r>
-      <w:r>
-        <w:t xml:space="preserve"> </w:t>
-      </w:r>
-      <w:r>
-        <w:t xml:space="preserve">fixed task, changing only how fast the dual variable is allowed to move, a</w:t>
-      </w:r>
-      <w:r>
-        <w:t xml:space="preserve"> </w:t>
-      </w:r>
-      <w:r>
-        <w:t xml:space="preserve">choice most papers using Lagrangian-relaxed constraints (including v1 of</w:t>
-      </w:r>
-      <w:r>
-        <w:t xml:space="preserve"> </w:t>
-      </w:r>
-      <w:r>
-        <w:t xml:space="preserve">this one) report as a fixed implementation detail rather than a variable to</w:t>
-      </w:r>
-      <w:r>
-        <w:t xml:space="preserve"> </w:t>
-      </w:r>
-      <w:r>
-        <w:t xml:space="preserve">sweep, shifts the critical stability budget by more than an order of</w:t>
-      </w:r>
-      <w:r>
-        <w:t xml:space="preserve"> </w:t>
-      </w:r>
-      <w:r>
-        <w:t xml:space="preserve">magnitude, comfortably exceeding the</w:t>
-      </w:r>
-      <w:r>
-        <w:t xml:space="preserve"> </w:t>
-      </w:r>
-      <m:oMath>
-        <m:r>
-          <m:t>2.6</m:t>
-        </m:r>
-        <m:r>
-          <m:rPr>
-            <m:sty m:val="p"/>
-          </m:rPr>
-          <m:t>×</m:t>
-        </m:r>
-      </m:oMath>
-      <w:r>
-        <w:t xml:space="preserve"> </w:t>
-      </w:r>
-      <w:r>
-        <w:t xml:space="preserve">range</w:t>
-      </w:r>
-      <w:r>
-        <w:t xml:space="preserve"> </w:t>
-      </w:r>
-      <m:oMath>
-        <m:sSup>
-          <m:e>
-            <m:r>
-              <m:t>ε</m:t>
-            </m:r>
-          </m:e>
-          <m:sup>
-            <m:r>
-              <m:rPr>
-                <m:sty m:val="p"/>
-              </m:rPr>
-              <m:t>*</m:t>
-            </m:r>
-          </m:sup>
-        </m:sSup>
-      </m:oMath>
-      <w:r>
-        <w:t xml:space="preserve"> </w:t>
-      </w:r>
-      <w:r>
-        <w:t xml:space="preserve">itself</w:t>
-      </w:r>
-      <w:r>
-        <w:t xml:space="preserve"> </w:t>
-      </w:r>
-      <w:r>
-        <w:t xml:space="preserve">spans across 30 architectures in</w:t>
-      </w:r>
-      <w:r>
-        <w:t xml:space="preserve"> </w:t>
-      </w:r>
-      <w:r>
-        <w:t xml:space="preserve">Section 6. So</w:t>
-      </w:r>
-      <w:r>
-        <w:t xml:space="preserve"> </w:t>
-      </w:r>
-      <m:oMath>
-        <m:sSup>
-          <m:e>
-            <m:r>
-              <m:t>ε</m:t>
-            </m:r>
-          </m:e>
-          <m:sup>
-            <m:r>
-              <m:rPr>
-                <m:sty m:val="p"/>
-              </m:rPr>
-              <m:t>*</m:t>
-            </m:r>
-          </m:sup>
-        </m:sSup>
-        <m:r>
-          <m:rPr>
-            <m:sty m:val="p"/>
-          </m:rPr>
-          <m:t>≈</m:t>
-        </m:r>
-        <m:r>
-          <m:t>7</m:t>
-        </m:r>
-      </m:oMath>
-      <w:r>
-        <w:t xml:space="preserve">–</w:t>
-      </w:r>
-      <m:oMath>
-        <m:r>
-          <m:t>13</m:t>
-        </m:r>
-      </m:oMath>
-      <w:r>
-        <w:t xml:space="preserve"> </w:t>
-      </w:r>
-      <w:r>
-        <w:t xml:space="preserve">is not a hyperparameter-free constant of CIFAR-10’s</w:t>
-      </w:r>
-      <w:r>
-        <w:t xml:space="preserve"> </w:t>
-      </w:r>
-      <w:r>
-        <w:t xml:space="preserve">task structure that a practitioner can adopt off the shelf; it is the value</w:t>
-      </w:r>
-      <w:r>
-        <w:t xml:space="preserve"> </w:t>
-      </w:r>
-      <w:r>
-        <w:t xml:space="preserve">produced by one particular, previously unremarked choice of</w:t>
-      </w:r>
-      <w:r>
-        <w:t xml:space="preserve"> </w:t>
-      </w:r>
-      <m:oMath>
-        <m:sSub>
-          <m:e>
-            <m:r>
-              <m:t>η</m:t>
-            </m:r>
-          </m:e>
-          <m:sub>
-            <m:r>
-              <m:t>λ</m:t>
-            </m:r>
-          </m:sub>
-        </m:sSub>
-      </m:oMath>
-      <w:r>
-        <w:t xml:space="preserve">,</w:t>
-      </w:r>
-      <w:r>
-        <w:t xml:space="preserve"> </w:t>
-      </w:r>
-      <m:oMath>
-        <m:sSub>
-          <m:e>
-            <m:r>
-              <m:t>λ</m:t>
-            </m:r>
-          </m:e>
-          <m:sub>
-            <m:r>
-              <m:rPr>
-                <m:sty m:val="p"/>
-              </m:rPr>
-              <m:t>i</m:t>
-            </m:r>
-            <m:r>
-              <m:rPr>
-                <m:sty m:val="p"/>
-              </m:rPr>
-              <m:t>n</m:t>
-            </m:r>
-            <m:r>
-              <m:rPr>
-                <m:sty m:val="p"/>
-              </m:rPr>
-              <m:t>i</m:t>
-            </m:r>
-            <m:r>
-              <m:rPr>
-                <m:sty m:val="p"/>
-              </m:rPr>
-              <m:t>t</m:t>
-            </m:r>
-          </m:sub>
-        </m:sSub>
-      </m:oMath>
-      <w:r>
-        <w:t xml:space="preserve">, and steps per task, and a different reasonable</w:t>
-      </w:r>
-      <w:r>
-        <w:t xml:space="preserve"> </w:t>
-      </w:r>
-      <w:r>
-        <w:t xml:space="preserve">choice of any of those three moves it by more than an order of magnitude.</w:t>
+        <w:t xml:space="preserve">, its bootstrap CI, and the sigmoid sharpness</w:t>
+      </w:r>
+      <w:r>
+        <w:t xml:space="preserve"> </w:t>
+      </w:r>
+      <m:oMath>
+        <m:r>
+          <m:t>k</m:t>
+        </m:r>
+      </m:oMath>
+      <w:r>
+        <w:t xml:space="preserve"> </w:t>
+      </w:r>
+      <w:r>
+        <w:t xml:space="preserve">for a</w:t>
+      </w:r>
+      <w:r>
+        <w:t xml:space="preserve"> </w:t>
+      </w:r>
+      <w:r>
+        <w:t xml:space="preserve">representative subset spanning every family; the full 30-row table is in</w:t>
+      </w:r>
+      <w:r>
+        <w:t xml:space="preserve"> </w:t>
+      </w:r>
+      <w:r>
+        <w:t xml:space="preserve">Appendix A.</w:t>
       </w:r>
     </w:p>
-    <w:p>
-      <w:pPr>
-        <w:pStyle w:val="BodyText"/>
-      </w:pPr>
-      <w:r>
-        <w:t xml:space="preserve">This confound is specific to methods whose stability coefficient is an</w:t>
-      </w:r>
-      <w:r>
-        <w:t xml:space="preserve"> </w:t>
-      </w:r>
-      <w:r>
-        <w:rPr>
-          <w:i/>
-          <w:iCs/>
-        </w:rPr>
-        <w:t xml:space="preserve">adaptive dual variable reset at each task boundary</w:t>
-      </w:r>
-      <w:r>
-        <w:t xml:space="preserve">. It does not apply</w:t>
-      </w:r>
-      <w:r>
-        <w:t xml:space="preserve"> </w:t>
-      </w:r>
-      <w:r>
-        <w:t xml:space="preserve">to LwF, whose distillation weight is a fixed, grid-searched hyperparameter</w:t>
-      </w:r>
-      <w:r>
-        <w:t xml:space="preserve"> </w:t>
-      </w:r>
-      <w:r>
-        <w:t xml:space="preserve">with no reset dynamics to confound, or to EWC and SI, which show no</w:t>
-      </w:r>
-      <w:r>
-        <w:t xml:space="preserve"> </w:t>
-      </w:r>
-      <w:r>
-        <w:t xml:space="preserve">crossover at all (Section 9) and so raise no analogous</w:t>
-      </w:r>
-      <w:r>
-        <w:t xml:space="preserve"> </w:t>
-      </w:r>
-      <w:r>
-        <w:t xml:space="preserve">question. It applies directly to FTR and, by the same argument, to PDCL</w:t>
-      </w:r>
-      <w:r>
-        <w:t xml:space="preserve"> </w:t>
-      </w:r>
-      <w:r>
-        <w:t xml:space="preserve">[Elenter et al., 2023]</w:t>
-      </w:r>
-      <w:r>
-        <w:t xml:space="preserve"> </w:t>
-      </w:r>
-      <w:r>
-        <w:t xml:space="preserve">and any other Lagrangian-dual constrained-learning</w:t>
-      </w:r>
-      <w:r>
-        <w:t xml:space="preserve"> </w:t>
-      </w:r>
-      <w:r>
-        <w:t xml:space="preserve">method with a periodically reset dual variable. No prior</w:t>
-      </w:r>
-      <w:r>
-        <w:t xml:space="preserve"> </w:t>
-      </w:r>
-      <w:r>
-        <w:t xml:space="preserve">work on Lagrangian-dual constrained continual learning</w:t>
-      </w:r>
-      <w:r>
-        <w:t xml:space="preserve"> </w:t>
-      </w:r>
-      <w:r>
-        <w:t xml:space="preserve">(</w:t>
-      </w:r>
-      <w:r>
-        <w:t xml:space="preserve">[Elenter et al., 2023]</w:t>
-      </w:r>
-      <w:r>
-        <w:t xml:space="preserve">;</w:t>
-      </w:r>
-      <w:r>
-        <w:t xml:space="preserve"> </w:t>
-      </w:r>
-      <w:r>
-        <w:t xml:space="preserve">[Chamon et al., 2023, Elenter et al., 2024, Hounie et al., 2023]</w:t>
-      </w:r>
-      <w:r>
-        <w:t xml:space="preserve">)</w:t>
-      </w:r>
-      <w:r>
-        <w:t xml:space="preserve"> </w:t>
-      </w:r>
-      <w:r>
-        <w:t xml:space="preserve">is known to have isolated the dual-ascent schedule itself as a confound for an apparent</w:t>
-      </w:r>
-      <w:r>
-        <w:t xml:space="preserve"> </w:t>
-      </w:r>
-      <w:r>
-        <w:t xml:space="preserve">stability threshold, and this question does not appear to have been asked</w:t>
-      </w:r>
-      <w:r>
-        <w:t xml:space="preserve"> </w:t>
-      </w:r>
-      <w:r>
-        <w:t xml:space="preserve">elsewhere in the constrained-learning literature.</w:t>
-      </w:r>
-    </w:p>
-    <w:p>
-      <w:pPr>
-        <w:pStyle w:val="BodyText"/>
-      </w:pPr>
-      <w:r>
-        <w:t xml:space="preserve">The practical upshot inverts v1’s: architecture-specific tuning of</w:t>
-      </w:r>
-      <w:r>
-        <w:t xml:space="preserve"> </w:t>
-      </w:r>
-      <m:oMath>
-        <m:r>
-          <m:t>ε</m:t>
-        </m:r>
-      </m:oMath>
-      <w:r>
-        <w:t xml:space="preserve"> </w:t>
-      </w:r>
-      <w:r>
-        <w:t xml:space="preserve">is</w:t>
-      </w:r>
-      <w:r>
-        <w:t xml:space="preserve"> </w:t>
-      </w:r>
-      <w:r>
-        <w:t xml:space="preserve">indeed unnecessary, but optimizer-schedule-specific tuning is not, and is</w:t>
-      </w:r>
-      <w:r>
-        <w:t xml:space="preserve"> </w:t>
-      </w:r>
-      <w:r>
-        <w:t xml:space="preserve">currently undocumented practice across the distillation-based</w:t>
-      </w:r>
-      <w:r>
-        <w:t xml:space="preserve"> </w:t>
-      </w:r>
-      <w:r>
-        <w:t xml:space="preserve">continual-learning literature that uses dual ascent or an equivalent</w:t>
-      </w:r>
-      <w:r>
-        <w:t xml:space="preserve"> </w:t>
-      </w:r>
-      <w:r>
-        <w:t xml:space="preserve">adaptive coefficient. Section 13 shows this need not be a</w:t>
-      </w:r>
-      <w:r>
-        <w:t xml:space="preserve"> </w:t>
-      </w:r>
-      <w:r>
-        <w:t xml:space="preserve">counsel of despair: the schedule’s three-dimensional effect on</w:t>
-      </w:r>
-      <w:r>
-        <w:t xml:space="preserve"> </w:t>
-      </w:r>
-      <m:oMath>
-        <m:sSup>
-          <m:e>
-            <m:r>
-              <m:t>ε</m:t>
-            </m:r>
-          </m:e>
-          <m:sup>
-            <m:r>
-              <m:rPr>
-                <m:sty m:val="p"/>
-              </m:rPr>
-              <m:t>*</m:t>
-            </m:r>
-          </m:sup>
-        </m:sSup>
-      </m:oMath>
-      <w:r>
-        <w:t xml:space="preserve"> </w:t>
-      </w:r>
-      <w:r>
-        <w:t xml:space="preserve">collapses substantially, though not completely, onto a single reportable</w:t>
-      </w:r>
-      <w:r>
-        <w:t xml:space="preserve"> </w:t>
-      </w:r>
-      <w:r>
-        <w:t xml:space="preserve">ratio,</w:t>
-      </w:r>
-      <w:r>
-        <w:t xml:space="preserve"> </w:t>
-      </w:r>
-      <m:oMath>
-        <m:r>
-          <m:t>S</m:t>
-        </m:r>
-        <m:r>
-          <m:rPr>
-            <m:sty m:val="p"/>
-          </m:rPr>
-          <m:t>=</m:t>
-        </m:r>
-        <m:sSub>
-          <m:e>
-            <m:r>
-              <m:t>λ</m:t>
-            </m:r>
-          </m:e>
-          <m:sub>
-            <m:r>
-              <m:rPr>
-                <m:sty m:val="p"/>
-              </m:rPr>
-              <m:t>i</m:t>
-            </m:r>
-            <m:r>
-              <m:rPr>
-                <m:sty m:val="p"/>
-              </m:rPr>
-              <m:t>n</m:t>
-            </m:r>
-            <m:r>
-              <m:rPr>
-                <m:sty m:val="p"/>
-              </m:rPr>
-              <m:t>i</m:t>
-            </m:r>
-            <m:r>
-              <m:rPr>
-                <m:sty m:val="p"/>
-              </m:rPr>
-              <m:t>t</m:t>
-            </m:r>
-          </m:sub>
-        </m:sSub>
-        <m:r>
-          <m:rPr>
-            <m:sty m:val="p"/>
-          </m:rPr>
-          <m:t>/</m:t>
-        </m:r>
-        <m:r>
-          <m:rPr>
-            <m:sty m:val="p"/>
-          </m:rPr>
-          <m:t>(</m:t>
-        </m:r>
-        <m:sSub>
-          <m:e>
-            <m:r>
-              <m:t>η</m:t>
-            </m:r>
-          </m:e>
-          <m:sub>
-            <m:r>
-              <m:t>λ</m:t>
-            </m:r>
-          </m:sub>
-        </m:sSub>
-        <m:r>
-          <m:t>N</m:t>
-        </m:r>
-        <m:r>
-          <m:rPr>
-            <m:sty m:val="p"/>
-          </m:rPr>
-          <m:t>)</m:t>
-        </m:r>
-      </m:oMath>
-      <w:r>
-        <w:t xml:space="preserve">, which, held fixed,</w:t>
-      </w:r>
-      <w:r>
-        <w:t xml:space="preserve"> </w:t>
-      </w:r>
-      <w:r>
-        <w:t xml:space="preserve">keeps</w:t>
-      </w:r>
-      <w:r>
-        <w:t xml:space="preserve"> </w:t>
-      </w:r>
-      <m:oMath>
-        <m:sSup>
-          <m:e>
-            <m:r>
-              <m:t>ε</m:t>
-            </m:r>
-          </m:e>
-          <m:sup>
-            <m:r>
-              <m:rPr>
-                <m:sty m:val="p"/>
-              </m:rPr>
-              <m:t>*</m:t>
-            </m:r>
-          </m:sup>
-        </m:sSup>
-      </m:oMath>
-      <w:r>
-        <w:t xml:space="preserve"> </w:t>
-      </w:r>
-      <w:r>
-        <w:t xml:space="preserve">within roughly a factor of</w:t>
-      </w:r>
-      <w:r>
-        <w:t xml:space="preserve"> </w:t>
-      </w:r>
-      <m:oMath>
-        <m:r>
-          <m:t>2</m:t>
-        </m:r>
-      </m:oMath>
-      <w:r>
-        <w:t xml:space="preserve">–</w:t>
-      </w:r>
-      <m:oMath>
-        <m:r>
-          <m:t>3</m:t>
-        </m:r>
-      </m:oMath>
-      <w:r>
-        <w:t xml:space="preserve"> </w:t>
-      </w:r>
-      <w:r>
-        <w:t xml:space="preserve">across architectures</w:t>
-      </w:r>
-      <w:r>
-        <w:t xml:space="preserve"> </w:t>
-      </w:r>
-      <w:r>
-        <w:t xml:space="preserve">and schedule routes rather than the order-of-magnitude range any one of its</w:t>
-      </w:r>
-      <w:r>
-        <w:t xml:space="preserve"> </w:t>
-      </w:r>
-      <w:r>
-        <w:t xml:space="preserve">three components produces alone.</w:t>
-      </w:r>
-    </w:p>
-    <w:bookmarkEnd w:id="47"/>
-    <w:bookmarkEnd w:id="48"/>
-    <w:bookmarkStart w:id="58" w:name="sec:crossover"/>
-    <w:p>
-      <w:pPr>
-        <w:pStyle w:val="Heading1"/>
-      </w:pPr>
-      <w:r>
-        <w:t xml:space="preserve">6 The Stability Crossover</w:t>
-      </w:r>
-    </w:p>
-    <w:p>
-      <w:pPr>
-        <w:pStyle w:val="FirstParagraph"/>
-      </w:pPr>
-      <w:r>
-        <w:t xml:space="preserve">Holding the dual-ascent schedule fixed at the Section 3</w:t>
-      </w:r>
-      <w:r>
-        <w:t xml:space="preserve"> </w:t>
-      </w:r>
-      <w:r>
-        <w:t xml:space="preserve">defaults (the same schedule used throughout v1), this work ran the dense</w:t>
-      </w:r>
-      <w:r>
-        <w:t xml:space="preserve"> </w:t>
-      </w:r>
-      <m:oMath>
-        <m:r>
-          <m:t>17</m:t>
-        </m:r>
-      </m:oMath>
-      <w:r>
-        <w:t xml:space="preserve">-point</w:t>
-      </w:r>
-      <w:r>
-        <w:t xml:space="preserve"> </w:t>
-      </w:r>
-      <m:oMath>
-        <m:r>
-          <m:t>ε</m:t>
-        </m:r>
-      </m:oMath>
-      <w:r>
-        <w:t xml:space="preserve"> </w:t>
-      </w:r>
-      <w:r>
-        <w:t xml:space="preserve">sweep</w:t>
-      </w:r>
-      <w:r>
-        <w:t xml:space="preserve"> </w:t>
-      </w:r>
-      <m:oMath>
-        <m:r>
-          <m:rPr>
-            <m:sty m:val="p"/>
-          </m:rPr>
-          <m:t>{</m:t>
-        </m:r>
-        <m:r>
-          <m:t>0.5</m:t>
-        </m:r>
-        <m:r>
-          <m:rPr>
-            <m:sty m:val="p"/>
-          </m:rPr>
-          <m:t>,</m:t>
-        </m:r>
-        <m:r>
-          <m:t>1</m:t>
-        </m:r>
-        <m:r>
-          <m:rPr>
-            <m:sty m:val="p"/>
-          </m:rPr>
-          <m:t>,</m:t>
-        </m:r>
-        <m:r>
-          <m:t>2</m:t>
-        </m:r>
-        <m:r>
-          <m:rPr>
-            <m:sty m:val="p"/>
-          </m:rPr>
-          <m:t>,</m:t>
-        </m:r>
-        <m:r>
-          <m:t>3</m:t>
-        </m:r>
-        <m:r>
-          <m:rPr>
-            <m:sty m:val="p"/>
-          </m:rPr>
-          <m:t>,</m:t>
-        </m:r>
-        <m:r>
-          <m:t>4</m:t>
-        </m:r>
-        <m:r>
-          <m:rPr>
-            <m:sty m:val="p"/>
-          </m:rPr>
-          <m:t>,</m:t>
-        </m:r>
-        <m:r>
-          <m:t>5</m:t>
-        </m:r>
-        <m:r>
-          <m:rPr>
-            <m:sty m:val="p"/>
-          </m:rPr>
-          <m:t>,</m:t>
-        </m:r>
-        <m:r>
-          <m:t>6</m:t>
-        </m:r>
-        <m:r>
-          <m:rPr>
-            <m:sty m:val="p"/>
-          </m:rPr>
-          <m:t>,</m:t>
-        </m:r>
-        <m:r>
-          <m:t>6.5</m:t>
-        </m:r>
-        <m:r>
-          <m:rPr>
-            <m:sty m:val="p"/>
-          </m:rPr>
-          <m:t>,</m:t>
-        </m:r>
-        <m:r>
-          <m:t>7</m:t>
-        </m:r>
-        <m:r>
-          <m:rPr>
-            <m:sty m:val="p"/>
-          </m:rPr>
-          <m:t>,</m:t>
-        </m:r>
-        <m:r>
-          <m:t>7.5</m:t>
-        </m:r>
-        <m:r>
-          <m:rPr>
-            <m:sty m:val="p"/>
-          </m:rPr>
-          <m:t>,</m:t>
-        </m:r>
-        <m:r>
-          <m:t>8</m:t>
-        </m:r>
-        <m:r>
-          <m:rPr>
-            <m:sty m:val="p"/>
-          </m:rPr>
-          <m:t>,</m:t>
-        </m:r>
-        <m:r>
-          <m:t>9</m:t>
-        </m:r>
-        <m:r>
-          <m:rPr>
-            <m:sty m:val="p"/>
-          </m:rPr>
-          <m:t>,</m:t>
-        </m:r>
-        <m:r>
-          <m:t>10</m:t>
-        </m:r>
-        <m:r>
-          <m:rPr>
-            <m:sty m:val="p"/>
-          </m:rPr>
-          <m:t>,</m:t>
-        </m:r>
-        <m:r>
-          <m:t>12</m:t>
-        </m:r>
-        <m:r>
-          <m:rPr>
-            <m:sty m:val="p"/>
-          </m:rPr>
-          <m:t>,</m:t>
-        </m:r>
-        <m:r>
-          <m:t>15</m:t>
-        </m:r>
-        <m:r>
-          <m:rPr>
-            <m:sty m:val="p"/>
-          </m:rPr>
-          <m:t>,</m:t>
-        </m:r>
-        <m:r>
-          <m:t>25</m:t>
-        </m:r>
-        <m:r>
-          <m:rPr>
-            <m:sty m:val="p"/>
-          </m:rPr>
-          <m:t>,</m:t>
-        </m:r>
-        <m:r>
-          <m:t>50</m:t>
-        </m:r>
-        <m:r>
-          <m:rPr>
-            <m:sty m:val="p"/>
-          </m:rPr>
-          <m:t>}</m:t>
-        </m:r>
-      </m:oMath>
-      <w:r>
-        <w:t xml:space="preserve"> </w:t>
-      </w:r>
-      <w:r>
-        <w:t xml:space="preserve">on all 30</w:t>
-      </w:r>
-      <w:r>
-        <w:t xml:space="preserve"> </w:t>
-      </w:r>
-      <w:r>
-        <w:t xml:space="preserve">architectures of the expanded zoo (Section 4), 5 seeds per</w:t>
-      </w:r>
-      <w:r>
-        <w:t xml:space="preserve"> </w:t>
-      </w:r>
-      <w:r>
-        <w:t xml:space="preserve">architecture (10 for the two diagnostic anchor architectures), fit the same</w:t>
-      </w:r>
-      <w:r>
-        <w:t xml:space="preserve"> </w:t>
-      </w:r>
-      <w:r>
-        <w:t xml:space="preserve">logistic-sigmoid procedure as v1 (Eq. 7 of the original manuscript,</w:t>
-      </w:r>
-      <w:r>
-        <w:t xml:space="preserve"> </w:t>
-      </w:r>
-      <w:r>
-        <w:t xml:space="preserve">unchanged), and bootstrapped a 95% CI over seeds (1</w:t>
-      </w:r>
-      <w:r>
-        <w:t xml:space="preserve">,</w:t>
-      </w:r>
-      <w:r>
-        <w:t xml:space="preserve">000 resamples). Every</w:t>
-      </w:r>
-      <w:r>
-        <w:t xml:space="preserve"> </w:t>
-      </w:r>
-      <w:r>
-        <w:t xml:space="preserve">architecture produces a clean sigmoid (</w:t>
-      </w:r>
-      <m:oMath>
-        <m:sSup>
-          <m:e>
-            <m:r>
-              <m:t>R</m:t>
-            </m:r>
-          </m:e>
-          <m:sup>
-            <m:r>
-              <m:t>2</m:t>
-            </m:r>
-          </m:sup>
-        </m:sSup>
-        <m:r>
-          <m:rPr>
-            <m:sty m:val="p"/>
-          </m:rPr>
-          <m:t>≥</m:t>
-        </m:r>
-        <m:r>
-          <m:t>0.78</m:t>
-        </m:r>
-      </m:oMath>
-      <w:r>
-        <w:t xml:space="preserve">, 27/30 with</w:t>
-      </w:r>
-      <w:r>
-        <w:t xml:space="preserve"> </w:t>
-      </w:r>
-      <m:oMath>
-        <m:sSup>
-          <m:e>
-            <m:r>
-              <m:t>R</m:t>
-            </m:r>
-          </m:e>
-          <m:sup>
-            <m:r>
-              <m:t>2</m:t>
-            </m:r>
-          </m:sup>
-        </m:sSup>
-        <m:r>
-          <m:rPr>
-            <m:sty m:val="p"/>
-          </m:rPr>
-          <m:t>≥</m:t>
-        </m:r>
-        <m:r>
-          <m:t>0.94</m:t>
-        </m:r>
-      </m:oMath>
-      <w:r>
-        <w:t xml:space="preserve">); Figure 4 plots all 30 curves and</w:t>
-      </w:r>
-      <w:r>
-        <w:t xml:space="preserve"> </w:t>
-      </w:r>
-      <w:r>
-        <w:t xml:space="preserve">Figure 5 plots</w:t>
-      </w:r>
-      <w:r>
-        <w:t xml:space="preserve"> </w:t>
-      </w:r>
-      <m:oMath>
-        <m:sSup>
-          <m:e>
-            <m:r>
-              <m:t>ε</m:t>
-            </m:r>
-          </m:e>
-          <m:sup>
-            <m:r>
-              <m:rPr>
-                <m:sty m:val="p"/>
-              </m:rPr>
-              <m:t>*</m:t>
-            </m:r>
-          </m:sup>
-        </m:sSup>
-      </m:oMath>
-      <w:r>
-        <w:t xml:space="preserve"> </w:t>
-      </w:r>
-      <w:r>
-        <w:t xml:space="preserve">with its 95% CI for every</w:t>
-      </w:r>
-      <w:r>
-        <w:t xml:space="preserve"> </w:t>
-      </w:r>
-      <w:r>
-        <w:t xml:space="preserve">architecture, colored by family. Table 3</w:t>
-      </w:r>
-      <w:r>
-        <w:t xml:space="preserve"> </w:t>
-      </w:r>
-      <w:r>
-        <w:t xml:space="preserve">reports</w:t>
-      </w:r>
-      <w:r>
-        <w:t xml:space="preserve"> </w:t>
-      </w:r>
-      <m:oMath>
-        <m:sSup>
-          <m:e>
-            <m:r>
-              <m:t>ε</m:t>
-            </m:r>
-          </m:e>
-          <m:sup>
-            <m:r>
-              <m:rPr>
-                <m:sty m:val="p"/>
-              </m:rPr>
-              <m:t>*</m:t>
-            </m:r>
-          </m:sup>
-        </m:sSup>
-      </m:oMath>
-      <w:r>
-        <w:t xml:space="preserve">, its bootstrap CI, and the sigmoid sharpness</w:t>
-      </w:r>
-      <w:r>
-        <w:t xml:space="preserve"> </w:t>
-      </w:r>
-      <m:oMath>
-        <m:r>
-          <m:t>k</m:t>
-        </m:r>
-      </m:oMath>
-      <w:r>
-        <w:t xml:space="preserve"> </w:t>
-      </w:r>
-      <w:r>
-        <w:t xml:space="preserve">for a</w:t>
-      </w:r>
-      <w:r>
-        <w:t xml:space="preserve"> </w:t>
-      </w:r>
-      <w:r>
-        <w:t xml:space="preserve">representative subset spanning every family; the full 30-row table is in</w:t>
-      </w:r>
-      <w:r>
-        <w:t xml:space="preserve"> </w:t>
-      </w:r>
-      <w:r>
-        <w:t xml:space="preserve">Appendix A.</w:t>
-      </w:r>
-    </w:p>
-    <w:bookmarkStart w:id="52" w:name="fig:allcurves"/>
+    <w:bookmarkStart w:id="58" w:name="fig:allcurves"/>
     <w:p>
       <w:pPr>
         <w:pStyle w:val="CaptionedFigure"/>
@@ -16597,18 +18281,18 @@
           <wp:inline>
             <wp:extent cx="4533900" cy="3124714"/>
             <wp:effectExtent b="0" l="0" r="0" t="0"/>
-            <wp:docPr descr="" title="" id="50" name="Picture"/>
+            <wp:docPr descr="" title="" id="56" name="Picture"/>
             <a:graphic>
               <a:graphicData uri="http://schemas.openxmlformats.org/drawingml/2006/picture">
                 <pic:pic>
                   <pic:nvPicPr>
-                    <pic:cNvPr descr="figures/fig1_all_forgetting_curves.png" id="51" name="Picture"/>
+                    <pic:cNvPr descr="figures/fig1_all_forgetting_curves.png" id="57" name="Picture"/>
                     <pic:cNvPicPr>
                       <a:picLocks noChangeArrowheads="1" noChangeAspect="1"/>
                     </pic:cNvPicPr>
                   </pic:nvPicPr>
                   <pic:blipFill>
-                    <a:blip r:embed="rId49"/>
+                    <a:blip r:embed="rId55"/>
                     <a:stretch>
                       <a:fillRect/>
                     </a:stretch>
@@ -16640,7 +18324,7 @@
         <w:pStyle w:val="ImageCaption"/>
       </w:pPr>
       <w:r>
-        <w:t xml:space="preserve">Figure 4: Dense</w:t>
+        <w:t xml:space="preserve">Figure 5: Dense</w:t>
       </w:r>
       <w:r>
         <w:t xml:space="preserve"> </w:t>
@@ -16686,8 +18370,8 @@
         <w:t xml:space="preserve">.</w:t>
       </w:r>
     </w:p>
-    <w:bookmarkEnd w:id="52"/>
-    <w:bookmarkStart w:id="56" w:name="fig:epsstarfamily"/>
+    <w:bookmarkEnd w:id="58"/>
+    <w:bookmarkStart w:id="62" w:name="fig:epsstarfamily"/>
     <w:p>
       <w:pPr>
         <w:pStyle w:val="CaptionedFigure"/>
@@ -16697,18 +18381,18 @@
           <wp:inline>
             <wp:extent cx="4533900" cy="3309460"/>
             <wp:effectExtent b="0" l="0" r="0" t="0"/>
-            <wp:docPr descr="" title="" id="54" name="Picture"/>
+            <wp:docPr descr="" title="" id="60" name="Picture"/>
             <a:graphic>
               <a:graphicData uri="http://schemas.openxmlformats.org/drawingml/2006/picture">
                 <pic:pic>
                   <pic:nvPicPr>
-                    <pic:cNvPr descr="figures/fig2_eps_star_by_family.png" id="55" name="Picture"/>
+                    <pic:cNvPr descr="figures/fig2_eps_star_by_family.png" id="61" name="Picture"/>
                     <pic:cNvPicPr>
                       <a:picLocks noChangeArrowheads="1" noChangeAspect="1"/>
                     </pic:cNvPicPr>
                   </pic:nvPicPr>
                   <pic:blipFill>
-                    <a:blip r:embed="rId53"/>
+                    <a:blip r:embed="rId59"/>
                     <a:stretch>
                       <a:fillRect/>
                     </a:stretch>
@@ -16740,7 +18424,7 @@
         <w:pStyle w:val="ImageCaption"/>
       </w:pPr>
       <w:r>
-        <w:t xml:space="preserve">Figure 5:</w:t>
+        <w:t xml:space="preserve">Figure 6:</w:t>
       </w:r>
       <w:r>
         <w:t xml:space="preserve"> </w:t>
@@ -16787,8 +18471,8 @@
         <w:t xml:space="preserve">a broader band. CNN_W8_NoBN and two ResNet points show markedly wider CIs.</w:t>
       </w:r>
     </w:p>
-    <w:bookmarkEnd w:id="56"/>
-    <w:bookmarkStart w:id="57" w:name="tab:crossover"/>
+    <w:bookmarkEnd w:id="62"/>
+    <w:bookmarkStart w:id="63" w:name="tab:crossover"/>
     <w:p>
       <w:pPr>
         <w:pStyle w:val="TableCaption"/>
@@ -17884,7 +19568,7 @@
         </w:tc>
       </w:tr>
     </w:tbl>
-    <w:bookmarkEnd w:id="57"/>
+    <w:bookmarkEnd w:id="63"/>
     <w:p>
       <w:pPr>
         <w:pStyle w:val="BodyText"/>
@@ -18482,8 +20166,8 @@
         <w:t xml:space="preserve">identity itself.</w:t>
       </w:r>
     </w:p>
-    <w:bookmarkEnd w:id="58"/>
-    <w:bookmarkStart w:id="70" w:name="sec:universality"/>
+    <w:bookmarkEnd w:id="64"/>
+    <w:bookmarkStart w:id="76" w:name="sec:universality"/>
     <w:p>
       <w:pPr>
         <w:pStyle w:val="Heading1"/>
@@ -18492,7 +20176,7 @@
         <w:t xml:space="preserve">7 Universality Analysis</w:t>
       </w:r>
     </w:p>
-    <w:bookmarkStart w:id="65" w:name="sec:familystructure"/>
+    <w:bookmarkStart w:id="71" w:name="sec:familystructure"/>
     <w:p>
       <w:pPr>
         <w:pStyle w:val="Heading2"/>
@@ -18790,7 +20474,7 @@
         <w:t xml:space="preserve">does not materially move the hierarchical model’s population estimate.</w:t>
       </w:r>
     </w:p>
-    <w:bookmarkStart w:id="59" w:name="tab:family"/>
+    <w:bookmarkStart w:id="65" w:name="tab:family"/>
     <w:p>
       <w:pPr>
         <w:pStyle w:val="TableCaption"/>
@@ -19185,9 +20869,9 @@
         </w:tc>
       </w:tr>
     </w:tbl>
-    <w:bookmarkEnd w:id="59"/>
+    <w:bookmarkEnd w:id="65"/>
     <w:p/>
-    <w:bookmarkStart w:id="60" w:name="tab:family_corrected"/>
+    <w:bookmarkStart w:id="66" w:name="tab:family_corrected"/>
     <w:p>
       <w:pPr>
         <w:pStyle w:val="TableCaption"/>
@@ -19610,8 +21294,8 @@
         </w:tc>
       </w:tr>
     </w:tbl>
-    <w:bookmarkEnd w:id="60"/>
-    <w:bookmarkStart w:id="64" w:name="fig:familycorrection"/>
+    <w:bookmarkEnd w:id="66"/>
+    <w:bookmarkStart w:id="70" w:name="fig:familycorrection"/>
     <w:p>
       <w:pPr>
         <w:pStyle w:val="CaptionedFigure"/>
@@ -19621,18 +21305,18 @@
           <wp:inline>
             <wp:extent cx="5067300" cy="2335989"/>
             <wp:effectExtent b="0" l="0" r="0" t="0"/>
-            <wp:docPr descr="" title="" id="62" name="Picture"/>
+            <wp:docPr descr="" title="" id="68" name="Picture"/>
             <a:graphic>
               <a:graphicData uri="http://schemas.openxmlformats.org/drawingml/2006/picture">
                 <pic:pic>
                   <pic:nvPicPr>
-                    <pic:cNvPr descr="figures/fig5_family_correction.png" id="63" name="Picture"/>
+                    <pic:cNvPr descr="figures/fig5_family_correction.png" id="69" name="Picture"/>
                     <pic:cNvPicPr>
                       <a:picLocks noChangeArrowheads="1" noChangeAspect="1"/>
                     </pic:cNvPicPr>
                   </pic:nvPicPr>
                   <pic:blipFill>
-                    <a:blip r:embed="rId61"/>
+                    <a:blip r:embed="rId67"/>
                     <a:stretch>
                       <a:fillRect/>
                     </a:stretch>
@@ -19664,7 +21348,7 @@
         <w:pStyle w:val="ImageCaption"/>
       </w:pPr>
       <w:r>
-        <w:t xml:space="preserve">Figure 6:</w:t>
+        <w:t xml:space="preserve">Figure 7:</w:t>
       </w:r>
       <w:r>
         <w:t xml:space="preserve"> </w:t>
@@ -19717,9 +21401,9 @@
         <w:t xml:space="preserve">point in the CNN row) remains an outlier in both panels.</w:t>
       </w:r>
     </w:p>
-    <w:bookmarkEnd w:id="64"/>
-    <w:bookmarkEnd w:id="65"/>
-    <w:bookmarkStart w:id="66" w:name="sec:hierarchical"/>
+    <w:bookmarkEnd w:id="70"/>
+    <w:bookmarkEnd w:id="71"/>
+    <w:bookmarkStart w:id="72" w:name="sec:hierarchical"/>
     <w:p>
       <w:pPr>
         <w:pStyle w:val="Heading2"/>
@@ -21355,8 +23039,8 @@
         <w:t xml:space="preserve">otherwise.</w:t>
       </w:r>
     </w:p>
-    <w:bookmarkEnd w:id="66"/>
-    <w:bookmarkStart w:id="67" w:name="sec:leaveoneout"/>
+    <w:bookmarkEnd w:id="72"/>
+    <w:bookmarkStart w:id="73" w:name="sec:leaveoneout"/>
     <w:p>
       <w:pPr>
         <w:pStyle w:val="Heading2"/>
@@ -21668,8 +23352,8 @@
         <w:t xml:space="preserve">leverage point either.)</w:t>
       </w:r>
     </w:p>
-    <w:bookmarkEnd w:id="67"/>
-    <w:bookmarkStart w:id="68" w:name="X271eeeaa615c885a88bc66964655bde0d6c0de2"/>
+    <w:bookmarkEnd w:id="73"/>
+    <w:bookmarkStart w:id="74" w:name="X271eeeaa615c885a88bc66964655bde0d6c0de2"/>
     <w:p>
       <w:pPr>
         <w:pStyle w:val="Heading2"/>
@@ -22674,8 +24358,8 @@
         <w:t xml:space="preserve">apparent family effect is itself a schedule confound.</w:t>
       </w:r>
     </w:p>
-    <w:bookmarkEnd w:id="68"/>
-    <w:bookmarkStart w:id="69" w:name="sec:newtaskacc"/>
+    <w:bookmarkEnd w:id="74"/>
+    <w:bookmarkStart w:id="75" w:name="sec:newtaskacc"/>
     <w:p>
       <w:pPr>
         <w:pStyle w:val="Heading2"/>
@@ -22901,9 +24585,9 @@
         <w:t xml:space="preserve">not a degenerate case of the constraint preventing learning altogether.</w:t>
       </w:r>
     </w:p>
-    <w:bookmarkEnd w:id="69"/>
-    <w:bookmarkEnd w:id="70"/>
-    <w:bookmarkStart w:id="75" w:name="sec:finitesize"/>
+    <w:bookmarkEnd w:id="75"/>
+    <w:bookmarkEnd w:id="76"/>
+    <w:bookmarkStart w:id="81" w:name="sec:finitesize"/>
     <w:p>
       <w:pPr>
         <w:pStyle w:val="Heading1"/>
@@ -23082,7 +24766,7 @@
         <w:t xml:space="preserve"> </w:t>
       </w:r>
       <w:r>
-        <w:t xml:space="preserve">(Figure 7). This is not statistically significant, and this research</w:t>
+        <w:t xml:space="preserve">(Figure 8). This is not statistically significant, and this research</w:t>
       </w:r>
       <w:r>
         <w:t xml:space="preserve"> </w:t>
@@ -23109,7 +24793,7 @@
         <w:t xml:space="preserve">widths than tested, but the data in hand do not support the claim.</w:t>
       </w:r>
     </w:p>
-    <w:bookmarkStart w:id="74" w:name="fig:finitesize"/>
+    <w:bookmarkStart w:id="80" w:name="fig:finitesize"/>
     <w:p>
       <w:pPr>
         <w:pStyle w:val="CaptionedFigure"/>
@@ -23119,18 +24803,18 @@
           <wp:inline>
             <wp:extent cx="5067300" cy="1992758"/>
             <wp:effectExtent b="0" l="0" r="0" t="0"/>
-            <wp:docPr descr="" title="" id="72" name="Picture"/>
+            <wp:docPr descr="" title="" id="78" name="Picture"/>
             <a:graphic>
               <a:graphicData uri="http://schemas.openxmlformats.org/drawingml/2006/picture">
                 <pic:pic>
                   <pic:nvPicPr>
-                    <pic:cNvPr descr="figures/fig4_finite_size_scaling.png" id="73" name="Picture"/>
+                    <pic:cNvPr descr="figures/fig4_finite_size_scaling.png" id="79" name="Picture"/>
                     <pic:cNvPicPr>
                       <a:picLocks noChangeArrowheads="1" noChangeAspect="1"/>
                     </pic:cNvPicPr>
                   </pic:nvPicPr>
                   <pic:blipFill>
-                    <a:blip r:embed="rId71"/>
+                    <a:blip r:embed="rId77"/>
                     <a:stretch>
                       <a:fillRect/>
                     </a:stretch>
@@ -23162,7 +24846,7 @@
         <w:pStyle w:val="ImageCaption"/>
       </w:pPr>
       <w:r>
-        <w:t xml:space="preserve">Figure 7: Left: sigmoid sharpness</w:t>
+        <w:t xml:space="preserve">Figure 8: Left: sigmoid sharpness</w:t>
       </w:r>
       <w:r>
         <w:t xml:space="preserve"> </w:t>
@@ -23223,9 +24907,9 @@
         <w:t xml:space="preserve">in Section 6.</w:t>
       </w:r>
     </w:p>
-    <w:bookmarkEnd w:id="74"/>
-    <w:bookmarkEnd w:id="75"/>
-    <w:bookmarkStart w:id="79" w:name="sec:crossmethod"/>
+    <w:bookmarkEnd w:id="80"/>
+    <w:bookmarkEnd w:id="81"/>
+    <w:bookmarkStart w:id="85" w:name="sec:crossmethod"/>
     <w:p>
       <w:pPr>
         <w:pStyle w:val="Heading1"/>
@@ -23505,7 +25189,7 @@
         <w:t xml:space="preserve">(8 points) for SI.</w:t>
       </w:r>
     </w:p>
-    <w:bookmarkStart w:id="76" w:name="tab:crossmethod"/>
+    <w:bookmarkStart w:id="82" w:name="tab:crossmethod"/>
     <w:p>
       <w:pPr>
         <w:pStyle w:val="TableCaption"/>
@@ -23937,7 +25621,7 @@
         </w:tc>
       </w:tr>
     </w:tbl>
-    <w:bookmarkEnd w:id="76"/>
+    <w:bookmarkEnd w:id="82"/>
     <w:p>
       <w:pPr>
         <w:pStyle w:val="BodyText"/>
@@ -24385,7 +26069,7 @@
         <w:t xml:space="preserve">Eq. 8 and therefore no reason to produce a crossover at all.</w:t>
       </w:r>
     </w:p>
-    <w:bookmarkStart w:id="78" w:name="sec:pretrained"/>
+    <w:bookmarkStart w:id="84" w:name="sec:pretrained"/>
     <w:p>
       <w:pPr>
         <w:pStyle w:val="Heading2"/>
@@ -25426,7 +27110,7 @@
         <w:t xml:space="preserve">check does not attempt.</w:t>
       </w:r>
     </w:p>
-    <w:bookmarkStart w:id="77" w:name="tab:pretrained"/>
+    <w:bookmarkStart w:id="83" w:name="tab:pretrained"/>
     <w:p>
       <w:pPr>
         <w:pStyle w:val="TableCaption"/>
@@ -25800,7 +27484,7 @@
         </w:tc>
       </w:tr>
     </w:tbl>
-    <w:bookmarkEnd w:id="77"/>
+    <w:bookmarkEnd w:id="83"/>
     <w:p>
       <w:pPr>
         <w:pStyle w:val="BodyText"/>
@@ -25905,9 +27589,9 @@
         <w:t xml:space="preserve">setting. It does.</w:t>
       </w:r>
     </w:p>
-    <w:bookmarkEnd w:id="78"/>
-    <w:bookmarkEnd w:id="79"/>
-    <w:bookmarkStart w:id="80" w:name="sec:klablation"/>
+    <w:bookmarkEnd w:id="84"/>
+    <w:bookmarkEnd w:id="85"/>
+    <w:bookmarkStart w:id="86" w:name="sec:klablation"/>
     <w:p>
       <w:pPr>
         <w:pStyle w:val="Heading1"/>
@@ -26423,8 +28107,8 @@
         <w:t xml:space="preserve">, or steps/task.</w:t>
       </w:r>
     </w:p>
-    <w:bookmarkEnd w:id="80"/>
-    <w:bookmarkStart w:id="81" w:name="sec:classincremental"/>
+    <w:bookmarkEnd w:id="86"/>
+    <w:bookmarkStart w:id="87" w:name="sec:classincremental"/>
     <w:p>
       <w:pPr>
         <w:pStyle w:val="Heading1"/>
@@ -26742,8 +28426,8 @@
         <w:t xml:space="preserve">required does not transfer between protocols and should not be assumed to.</w:t>
       </w:r>
     </w:p>
-    <w:bookmarkEnd w:id="81"/>
-    <w:bookmarkStart w:id="84" w:name="sec:taskstructure"/>
+    <w:bookmarkEnd w:id="87"/>
+    <w:bookmarkStart w:id="90" w:name="sec:taskstructure"/>
     <w:p>
       <w:pPr>
         <w:pStyle w:val="Heading1"/>
@@ -26752,7 +28436,7 @@
         <w:t xml:space="preserve">12 Task-Structure Sensitivity: CIFAR-100 Granularity and Task Ordering</w:t>
       </w:r>
     </w:p>
-    <w:bookmarkStart w:id="82" w:name="sec:granularityconfound"/>
+    <w:bookmarkStart w:id="88" w:name="sec:granularityconfound"/>
     <w:p>
       <w:pPr>
         <w:pStyle w:val="Heading2"/>
@@ -28293,8 +29977,8 @@
         <w:t xml:space="preserve">third time and this time directly confirmed rather than left inconclusive.</w:t>
       </w:r>
     </w:p>
-    <w:bookmarkEnd w:id="82"/>
-    <w:bookmarkStart w:id="83" w:name="X5af0c0c79e4fd530ba675cb8ed5965090c48b56"/>
+    <w:bookmarkEnd w:id="88"/>
+    <w:bookmarkStart w:id="89" w:name="X5af0c0c79e4fd530ba675cb8ed5965090c48b56"/>
     <w:p>
       <w:pPr>
         <w:pStyle w:val="Heading2"/>
@@ -28695,9 +30379,9 @@
         <w:t xml:space="preserve">not neutral.</w:t>
       </w:r>
     </w:p>
-    <w:bookmarkEnd w:id="83"/>
-    <w:bookmarkEnd w:id="84"/>
-    <w:bookmarkStart w:id="93" w:name="sec:sinvariance"/>
+    <w:bookmarkEnd w:id="89"/>
+    <w:bookmarkEnd w:id="90"/>
+    <w:bookmarkStart w:id="99" w:name="sec:sinvariance"/>
     <w:p>
       <w:pPr>
         <w:pStyle w:val="Heading1"/>
@@ -29116,7 +30800,7 @@
         <w:t xml:space="preserve">each of the three still moves it by an order of magnitude on its own.</w:t>
       </w:r>
     </w:p>
-    <w:bookmarkStart w:id="90" w:name="design"/>
+    <w:bookmarkStart w:id="96" w:name="design"/>
     <w:p>
       <w:pPr>
         <w:pStyle w:val="Heading2"/>
@@ -29803,7 +31487,7 @@
         <w:t xml:space="preserve">degenerate fits.</w:t>
       </w:r>
     </w:p>
-    <w:bookmarkStart w:id="85" w:name="tab:sinvariance"/>
+    <w:bookmarkStart w:id="91" w:name="tab:sinvariance"/>
     <w:p>
       <w:pPr>
         <w:pStyle w:val="TableCaption"/>
@@ -30922,8 +32606,8 @@
         </w:tc>
       </w:tr>
     </w:tbl>
-    <w:bookmarkEnd w:id="85"/>
-    <w:bookmarkStart w:id="89" w:name="fig:sinvariance"/>
+    <w:bookmarkEnd w:id="91"/>
+    <w:bookmarkStart w:id="95" w:name="fig:sinvariance"/>
     <w:p>
       <w:pPr>
         <w:pStyle w:val="CaptionedFigure"/>
@@ -30933,18 +32617,18 @@
           <wp:inline>
             <wp:extent cx="4267200" cy="2644461"/>
             <wp:effectExtent b="0" l="0" r="0" t="0"/>
-            <wp:docPr descr="" title="" id="87" name="Picture"/>
+            <wp:docPr descr="" title="" id="93" name="Picture"/>
             <a:graphic>
               <a:graphicData uri="http://schemas.openxmlformats.org/drawingml/2006/picture">
                 <pic:pic>
                   <pic:nvPicPr>
-                    <pic:cNvPr descr="figures/fig6_sinvariance.png" id="88" name="Picture"/>
+                    <pic:cNvPr descr="figures/fig6_sinvariance.png" id="94" name="Picture"/>
                     <pic:cNvPicPr>
                       <a:picLocks noChangeArrowheads="1" noChangeAspect="1"/>
                     </pic:cNvPicPr>
                   </pic:nvPicPr>
                   <pic:blipFill>
-                    <a:blip r:embed="rId86"/>
+                    <a:blip r:embed="rId92"/>
                     <a:stretch>
                       <a:fillRect/>
                     </a:stretch>
@@ -30976,7 +32660,7 @@
         <w:pStyle w:val="ImageCaption"/>
       </w:pPr>
       <w:r>
-        <w:t xml:space="preserve">Figure 8: For each architecture, the five</w:t>
+        <w:t xml:space="preserve">Figure 9: For each architecture, the five</w:t>
       </w:r>
       <w:r>
         <w:t xml:space="preserve"> </w:t>
@@ -31049,9 +32733,9 @@
         <w:t xml:space="preserve">relative to the gap to the mismatched control.</w:t>
       </w:r>
     </w:p>
-    <w:bookmarkEnd w:id="89"/>
-    <w:bookmarkEnd w:id="90"/>
-    <w:bookmarkStart w:id="91" w:name="results-1"/>
+    <w:bookmarkEnd w:id="95"/>
+    <w:bookmarkEnd w:id="96"/>
+    <w:bookmarkStart w:id="97" w:name="results-1"/>
     <w:p>
       <w:pPr>
         <w:pStyle w:val="Heading2"/>
@@ -31065,7 +32749,7 @@
         <w:pStyle w:val="FirstParagraph"/>
       </w:pPr>
       <w:r>
-        <w:t xml:space="preserve">Table 8 and Figure 8 show a clear qualitative split. Within the five</w:t>
+        <w:t xml:space="preserve">Table 8 and Figure 9 show a clear qualitative split. Within the five</w:t>
       </w:r>
       <w:r>
         <w:t xml:space="preserve"> </w:t>
@@ -31591,8 +33275,8 @@
         <w:t xml:space="preserve">.</w:t>
       </w:r>
     </w:p>
-    <w:bookmarkEnd w:id="91"/>
-    <w:bookmarkStart w:id="92" w:name="practical-upshot"/>
+    <w:bookmarkEnd w:id="97"/>
+    <w:bookmarkStart w:id="98" w:name="practical-upshot"/>
     <w:p>
       <w:pPr>
         <w:pStyle w:val="Heading2"/>
@@ -32126,9 +33810,9 @@
         <w:t xml:space="preserve">than matched, which was not tested directly.</w:t>
       </w:r>
     </w:p>
-    <w:bookmarkEnd w:id="92"/>
-    <w:bookmarkEnd w:id="93"/>
-    <w:bookmarkStart w:id="100" w:name="sec:theory"/>
+    <w:bookmarkEnd w:id="98"/>
+    <w:bookmarkEnd w:id="99"/>
+    <w:bookmarkStart w:id="106" w:name="sec:theory"/>
     <w:p>
       <w:pPr>
         <w:pStyle w:val="Heading1"/>
@@ -32137,7 +33821,7 @@
         <w:t xml:space="preserve">14 Interpretation and Theory</w:t>
       </w:r>
     </w:p>
-    <w:bookmarkStart w:id="94" w:name="sec:theory-derivation"/>
+    <w:bookmarkStart w:id="100" w:name="sec:theory-derivation"/>
     <w:p>
       <w:pPr>
         <w:pStyle w:val="Heading2"/>
@@ -34101,8 +35785,8 @@
         <w:t xml:space="preserve">worth taking seriously, which leads to a confound in this paper’s own zoo design.</w:t>
       </w:r>
     </w:p>
-    <w:bookmarkEnd w:id="94"/>
-    <w:bookmarkStart w:id="95" w:name="sec:theory-grounding"/>
+    <w:bookmarkEnd w:id="100"/>
+    <w:bookmarkStart w:id="101" w:name="sec:theory-grounding"/>
     <w:p>
       <w:pPr>
         <w:pStyle w:val="Heading2"/>
@@ -34500,8 +36184,8 @@
         <w:t xml:space="preserve">literature does not appear to have previously drawn out explicitly.</w:t>
       </w:r>
     </w:p>
-    <w:bookmarkEnd w:id="95"/>
-    <w:bookmarkStart w:id="97" w:name="sec:selfconfound"/>
+    <w:bookmarkEnd w:id="101"/>
+    <w:bookmarkStart w:id="103" w:name="sec:selfconfound"/>
     <w:p>
       <w:pPr>
         <w:pStyle w:val="Heading2"/>
@@ -35267,7 +36951,7 @@
         <w:t xml:space="preserve">on top of the schedule effect.</w:t>
       </w:r>
     </w:p>
-    <w:bookmarkStart w:id="96" w:name="tab:epochmatched"/>
+    <w:bookmarkStart w:id="102" w:name="tab:epochmatched"/>
     <w:p>
       <w:pPr>
         <w:pStyle w:val="TableCaption"/>
@@ -35633,7 +37317,7 @@
         </w:tc>
       </w:tr>
     </w:tbl>
-    <w:bookmarkEnd w:id="96"/>
+    <w:bookmarkEnd w:id="102"/>
     <w:p>
       <w:pPr>
         <w:pStyle w:val="BodyText"/>
@@ -35746,8 +37430,8 @@
         <w:t xml:space="preserve">paper.</w:t>
       </w:r>
     </w:p>
-    <w:bookmarkEnd w:id="97"/>
-    <w:bookmarkStart w:id="98" w:name="Xe3f56d9af001d2425beef9adf96ca1e282f9c71"/>
+    <w:bookmarkEnd w:id="103"/>
+    <w:bookmarkStart w:id="104" w:name="Xe3f56d9af001d2425beef9adf96ca1e282f9c71"/>
     <w:p>
       <w:pPr>
         <w:pStyle w:val="Heading2"/>
@@ -36079,8 +37763,8 @@
         <w:t xml:space="preserve">constraint geometry from the function-space KL ball studied here.</w:t>
       </w:r>
     </w:p>
-    <w:bookmarkEnd w:id="98"/>
-    <w:bookmarkStart w:id="99" w:name="Xb1c34be00f524da2a0c148461feb8cce7ebe1bd"/>
+    <w:bookmarkEnd w:id="104"/>
+    <w:bookmarkStart w:id="105" w:name="Xb1c34be00f524da2a0c148461feb8cce7ebe1bd"/>
     <w:p>
       <w:pPr>
         <w:pStyle w:val="Heading2"/>
@@ -36353,9 +38037,9 @@
         <w:t xml:space="preserve">above.</w:t>
       </w:r>
     </w:p>
-    <w:bookmarkEnd w:id="99"/>
-    <w:bookmarkEnd w:id="100"/>
-    <w:bookmarkStart w:id="101" w:name="sec:limitations"/>
+    <w:bookmarkEnd w:id="105"/>
+    <w:bookmarkEnd w:id="106"/>
+    <w:bookmarkStart w:id="107" w:name="sec:limitations"/>
     <w:p>
       <w:pPr>
         <w:pStyle w:val="Heading1"/>
@@ -36632,31 +38316,31 @@
           <w:b/>
           <w:bCs/>
         </w:rPr>
-        <w:t xml:space="preserve">Limited scope.</w:t>
-      </w:r>
-      <w:r>
-        <w:t xml:space="preserve"> </w:t>
-      </w:r>
-      <w:r>
-        <w:t xml:space="preserve">All main experiments use CIFAR-10 and</w:t>
-      </w:r>
-      <w:r>
-        <w:t xml:space="preserve"> </w:t>
-      </w:r>
-      <w:r>
-        <w:t xml:space="preserve">CIFAR-100 (Section 12); Tiny-ImageNet, CORe50, and</w:t>
-      </w:r>
-      <w:r>
-        <w:t xml:space="preserve"> </w:t>
-      </w:r>
-      <w:r>
-        <w:t xml:space="preserve">CLEAR-style benchmarks remain untested. Model sizes in the from-scratch zoo</w:t>
-      </w:r>
-      <w:r>
-        <w:t xml:space="preserve"> </w:t>
-      </w:r>
-      <w:r>
-        <w:t xml:space="preserve">(</w:t>
+        <w:t xml:space="preserve">Limited scope, and no accuracy/SOTA claim.</w:t>
+      </w:r>
+      <w:r>
+        <w:t xml:space="preserve"> </w:t>
+      </w:r>
+      <w:r>
+        <w:t xml:space="preserve">All main</w:t>
+      </w:r>
+      <w:r>
+        <w:t xml:space="preserve"> </w:t>
+      </w:r>
+      <w:r>
+        <w:t xml:space="preserve">experiments use CIFAR-10 and CIFAR-100 (Section 12);</w:t>
+      </w:r>
+      <w:r>
+        <w:t xml:space="preserve"> </w:t>
+      </w:r>
+      <w:r>
+        <w:t xml:space="preserve">Tiny-ImageNet, CORe50, and CLEAR-style benchmarks remain untested. Model</w:t>
+      </w:r>
+      <w:r>
+        <w:t xml:space="preserve"> </w:t>
+      </w:r>
+      <w:r>
+        <w:t xml:space="preserve">sizes in the from-scratch zoo (</w:t>
       </w:r>
       <m:oMath>
         <m:r>
@@ -36670,7 +38354,13 @@
         </m:r>
       </m:oMath>
       <w:r>
-        <w:t xml:space="preserve">M parameters) and per-task sample counts (</w:t>
+        <w:t xml:space="preserve">M parameters) and per-task sample</w:t>
+      </w:r>
+      <w:r>
+        <w:t xml:space="preserve"> </w:t>
+      </w:r>
+      <w:r>
+        <w:t xml:space="preserve">counts (</w:t>
       </w:r>
       <m:oMath>
         <m:r>
@@ -36687,138 +38377,41 @@
         </m:r>
       </m:oMath>
       <w:r>
-        <w:t xml:space="preserve">/class) are</w:t>
-      </w:r>
-      <w:r>
-        <w:t xml:space="preserve"> </w:t>
-      </w:r>
-      <w:r>
-        <w:t xml:space="preserve">modest by contemporary standards, partially offset by the pretrained</w:t>
-      </w:r>
-      <w:r>
-        <w:t xml:space="preserve"> </w:t>
-      </w:r>
-      <w:r>
-        <w:t xml:space="preserve">ViT-B/16 check (Section 9.1) but not by a systematic sweep</w:t>
-      </w:r>
-      <w:r>
-        <w:t xml:space="preserve"> </w:t>
-      </w:r>
-      <w:r>
-        <w:t xml:space="preserve">at that scale.</w:t>
+        <w:t xml:space="preserve">/class) are modest by contemporary standards, partially</w:t>
+      </w:r>
+      <w:r>
+        <w:t xml:space="preserve"> </w:t>
+      </w:r>
+      <w:r>
+        <w:t xml:space="preserve">offset by the pretrained ViT-B/16 check (Section 9.1) but</w:t>
+      </w:r>
+      <w:r>
+        <w:t xml:space="preserve"> </w:t>
+      </w:r>
+      <w:r>
+        <w:t xml:space="preserve">not by a systematic sweep at that scale. This work is diagnostic and</w:t>
+      </w:r>
+      <w:r>
+        <w:t xml:space="preserve"> </w:t>
+      </w:r>
+      <w:r>
+        <w:t xml:space="preserve">mechanistic, not a proposal for a state-of-the-art continual-learning</w:t>
+      </w:r>
+      <w:r>
+        <w:t xml:space="preserve"> </w:t>
+      </w:r>
+      <w:r>
+        <w:t xml:space="preserve">method: FTR without replay does not exceed LwF on average accuracy in the</w:t>
+      </w:r>
+      <w:r>
+        <w:t xml:space="preserve"> </w:t>
+      </w:r>
+      <w:r>
+        <w:t xml:space="preserve">from-scratch zoo.</w:t>
       </w:r>
     </w:p>
-    <w:p>
-      <w:pPr>
-        <w:numPr>
-          <w:ilvl w:val="0"/>
-          <w:numId w:val="1003"/>
-        </w:numPr>
-      </w:pPr>
-      <w:r>
-        <w:rPr>
-          <w:b/>
-          <w:bCs/>
-        </w:rPr>
-        <w:t xml:space="preserve">The theoretical account (Section 14) is</w:t>
-      </w:r>
-      <w:r>
-        <w:rPr>
-          <w:b/>
-          <w:bCs/>
-        </w:rPr>
-        <w:t xml:space="preserve"> </w:t>
-      </w:r>
-      <w:r>
-        <w:rPr>
-          <w:b/>
-          <w:bCs/>
-        </w:rPr>
-        <w:t xml:space="preserve">approximate, not a closed-form derivation.</w:t>
-      </w:r>
-      <w:r>
-        <w:t xml:space="preserve"> </w:t>
-      </w:r>
-      <w:r>
-        <w:t xml:space="preserve">Equation 9</w:t>
-      </w:r>
-      <w:r>
-        <w:t xml:space="preserve"> </w:t>
-      </w:r>
-      <w:r>
-        <w:t xml:space="preserve">ignores dual-ascent momentum and treats the drift rate as constant in</w:t>
-      </w:r>
-      <w:r>
-        <w:t xml:space="preserve"> </w:t>
-      </w:r>
-      <m:oMath>
-        <m:r>
-          <m:t>λ</m:t>
-        </m:r>
-      </m:oMath>
-      <w:r>
-        <w:t xml:space="preserve">; it matches the epochs/task sensitivity closely but under-predicts</w:t>
-      </w:r>
-      <w:r>
-        <w:t xml:space="preserve"> </w:t>
-      </w:r>
-      <w:r>
-        <w:t xml:space="preserve">the baseline value by an amount comparable to the schedule term itself, so</w:t>
-      </w:r>
-      <w:r>
-        <w:t xml:space="preserve"> </w:t>
-      </w:r>
-      <w:r>
-        <w:t xml:space="preserve">it should be read as a mechanistic account that generates testable</w:t>
-      </w:r>
-      <w:r>
-        <w:t xml:space="preserve"> </w:t>
-      </w:r>
-      <w:r>
-        <w:t xml:space="preserve">predictions (Section 14.3), not an exact formula.</w:t>
-      </w:r>
-    </w:p>
-    <w:p>
-      <w:pPr>
-        <w:numPr>
-          <w:ilvl w:val="0"/>
-          <w:numId w:val="1003"/>
-        </w:numPr>
-      </w:pPr>
-      <w:r>
-        <w:rPr>
-          <w:b/>
-          <w:bCs/>
-        </w:rPr>
-        <w:t xml:space="preserve">No accuracy/SOTA comparison.</w:t>
-      </w:r>
-      <w:r>
-        <w:t xml:space="preserve"> </w:t>
-      </w:r>
-      <w:r>
-        <w:t xml:space="preserve">Unchanged from v1: this work is</w:t>
-      </w:r>
-      <w:r>
-        <w:t xml:space="preserve"> </w:t>
-      </w:r>
-      <w:r>
-        <w:t xml:space="preserve">diagnostic and mechanistic, not a proposal for a state-of-the-art</w:t>
-      </w:r>
-      <w:r>
-        <w:t xml:space="preserve"> </w:t>
-      </w:r>
-      <w:r>
-        <w:t xml:space="preserve">continual-learning method, and FTR without replay does not exceed LwF on</w:t>
-      </w:r>
-      <w:r>
-        <w:t xml:space="preserve"> </w:t>
-      </w:r>
-      <w:r>
-        <w:t xml:space="preserve">average accuracy in the from-scratch zoo.</w:t>
-      </w:r>
-    </w:p>
-    <w:bookmarkEnd w:id="101"/>
-    <w:bookmarkStart w:id="102" w:name="sec:conclusion"/>
+    <w:bookmarkEnd w:id="107"/>
+    <w:bookmarkStart w:id="108" w:name="sec:conclusion"/>
     <w:p>
       <w:pPr>
         <w:pStyle w:val="Heading1"/>
@@ -37421,8 +39014,8 @@
         <w:t xml:space="preserve">ultimately lands.</w:t>
       </w:r>
     </w:p>
-    <w:bookmarkEnd w:id="102"/>
-    <w:bookmarkStart w:id="105" w:name="app:fulltable"/>
+    <w:bookmarkEnd w:id="108"/>
+    <w:bookmarkStart w:id="111" w:name="app:fulltable"/>
     <w:p>
       <w:pPr>
         <w:pStyle w:val="Heading1"/>
@@ -37632,7 +39225,7 @@
         <w:t xml:space="preserve">Section 7’s correlation analysis.</w:t>
       </w:r>
     </w:p>
-    <w:bookmarkStart w:id="103" w:name="tab:fullcrossover"/>
+    <w:bookmarkStart w:id="109" w:name="tab:fullcrossover"/>
     <w:p>
       <w:pPr>
         <w:pStyle w:val="TableCaption"/>
@@ -40377,9 +41970,9 @@
         </w:tc>
       </w:tr>
     </w:tbl>
-    <w:bookmarkEnd w:id="103"/>
+    <w:bookmarkEnd w:id="109"/>
     <w:p/>
-    <w:bookmarkStart w:id="104" w:name="tab:curvature"/>
+    <w:bookmarkStart w:id="110" w:name="tab:curvature"/>
     <w:p>
       <w:pPr>
         <w:pStyle w:val="TableCaption"/>
@@ -42788,9 +44381,9 @@
         </w:tc>
       </w:tr>
     </w:tbl>
-    <w:bookmarkEnd w:id="104"/>
-    <w:bookmarkEnd w:id="105"/>
-    <w:bookmarkStart w:id="106" w:name="app:sdpa"/>
+    <w:bookmarkEnd w:id="110"/>
+    <w:bookmarkEnd w:id="111"/>
+    <w:bookmarkStart w:id="112" w:name="app:sdpa"/>
     <w:p>
       <w:pPr>
         <w:pStyle w:val="Heading1"/>
@@ -42951,8 +44544,8 @@
         <w:t xml:space="preserve">30 architectures for the correlation analysis in Section 7.</w:t>
       </w:r>
     </w:p>
-    <w:bookmarkEnd w:id="106"/>
-    <w:bookmarkStart w:id="107" w:name="app:lorafix"/>
+    <w:bookmarkEnd w:id="112"/>
+    <w:bookmarkStart w:id="113" w:name="app:lorafix"/>
     <w:p>
       <w:pPr>
         <w:pStyle w:val="Heading1"/>
@@ -43242,8 +44835,8 @@
         <w:t xml:space="preserve">).</w:t>
       </w:r>
     </w:p>
-    <w:bookmarkEnd w:id="107"/>
-    <w:bookmarkStart w:id="155" w:name="app:diagnostic"/>
+    <w:bookmarkEnd w:id="113"/>
+    <w:bookmarkStart w:id="161" w:name="app:diagnostic"/>
     <w:p>
       <w:pPr>
         <w:pStyle w:val="Heading1"/>
@@ -43278,8 +44871,8 @@
         <w:t xml:space="preserve">authors upon reasonable request.</w:t>
       </w:r>
     </w:p>
-    <w:bookmarkStart w:id="154" w:name="refs"/>
-    <w:bookmarkStart w:id="108" w:name="ref-amari1998natural"/>
+    <w:bookmarkStart w:id="160" w:name="refs"/>
+    <w:bookmarkStart w:id="114" w:name="ref-amari1998natural"/>
     <w:p>
       <w:pPr>
         <w:pStyle w:val="Bibliography"/>
@@ -43301,8 +44894,8 @@
         <w:t xml:space="preserve">, 10, 251–276.</w:t>
       </w:r>
     </w:p>
-    <w:bookmarkEnd w:id="108"/>
-    <w:bookmarkStart w:id="109" w:name="ref-cflat2024"/>
+    <w:bookmarkEnd w:id="114"/>
+    <w:bookmarkStart w:id="115" w:name="ref-cflat2024"/>
     <w:p>
       <w:pPr>
         <w:pStyle w:val="Bibliography"/>
@@ -43339,8 +44932,8 @@
         <w:t xml:space="preserve">.</w:t>
       </w:r>
     </w:p>
-    <w:bookmarkEnd w:id="109"/>
-    <w:bookmarkStart w:id="110" w:name="ref-boyd2004convex"/>
+    <w:bookmarkEnd w:id="115"/>
+    <w:bookmarkStart w:id="116" w:name="ref-boyd2004convex"/>
     <w:p>
       <w:pPr>
         <w:pStyle w:val="Bibliography"/>
@@ -43362,8 +44955,8 @@
         <w:t xml:space="preserve">. Cambridge University Press.</w:t>
       </w:r>
     </w:p>
-    <w:bookmarkEnd w:id="110"/>
-    <w:bookmarkStart w:id="111" w:name="ref-buzzega2020dark"/>
+    <w:bookmarkEnd w:id="116"/>
+    <w:bookmarkStart w:id="117" w:name="ref-buzzega2020dark"/>
     <w:p>
       <w:pPr>
         <w:pStyle w:val="Bibliography"/>
@@ -43385,8 +44978,8 @@
         <w:t xml:space="preserve">, 33.</w:t>
       </w:r>
     </w:p>
-    <w:bookmarkEnd w:id="111"/>
-    <w:bookmarkStart w:id="112" w:name="ref-chamon2023constrained"/>
+    <w:bookmarkEnd w:id="117"/>
+    <w:bookmarkStart w:id="118" w:name="ref-chamon2023constrained"/>
     <w:p>
       <w:pPr>
         <w:pStyle w:val="Bibliography"/>
@@ -43408,8 +45001,8 @@
         <w:t xml:space="preserve">, 69, 1739–1760.</w:t>
       </w:r>
     </w:p>
-    <w:bookmarkEnd w:id="112"/>
-    <w:bookmarkStart w:id="113" w:name="ref-deng2021flattening"/>
+    <w:bookmarkEnd w:id="118"/>
+    <w:bookmarkStart w:id="119" w:name="ref-deng2021flattening"/>
     <w:p>
       <w:pPr>
         <w:pStyle w:val="Bibliography"/>
@@ -43431,8 +45024,8 @@
         <w:t xml:space="preserve">, 34.</w:t>
       </w:r>
     </w:p>
-    <w:bookmarkEnd w:id="113"/>
-    <w:bookmarkStart w:id="114" w:name="ref-draxler2018essentially"/>
+    <w:bookmarkEnd w:id="119"/>
+    <w:bookmarkStart w:id="120" w:name="ref-draxler2018essentially"/>
     <w:p>
       <w:pPr>
         <w:pStyle w:val="Bibliography"/>
@@ -43454,8 +45047,8 @@
         <w:t xml:space="preserve">, 1309–1318.</w:t>
       </w:r>
     </w:p>
-    <w:bookmarkEnd w:id="114"/>
-    <w:bookmarkStart w:id="115" w:name="ref-elenter2024nearoptimal"/>
+    <w:bookmarkEnd w:id="120"/>
+    <w:bookmarkStart w:id="121" w:name="ref-elenter2024nearoptimal"/>
     <w:p>
       <w:pPr>
         <w:pStyle w:val="Bibliography"/>
@@ -43477,8 +45070,8 @@
         <w:t xml:space="preserve">.</w:t>
       </w:r>
     </w:p>
-    <w:bookmarkEnd w:id="115"/>
-    <w:bookmarkStart w:id="116" w:name="ref-elenter2023primal"/>
+    <w:bookmarkEnd w:id="121"/>
+    <w:bookmarkStart w:id="122" w:name="ref-elenter2023primal"/>
     <w:p>
       <w:pPr>
         <w:pStyle w:val="Bibliography"/>
@@ -43500,8 +45093,8 @@
         <w:t xml:space="preserve">.</w:t>
       </w:r>
     </w:p>
-    <w:bookmarkEnd w:id="116"/>
-    <w:bookmarkStart w:id="117" w:name="ref-frankle2018lottery"/>
+    <w:bookmarkEnd w:id="122"/>
+    <w:bookmarkStart w:id="123" w:name="ref-frankle2018lottery"/>
     <w:p>
       <w:pPr>
         <w:pStyle w:val="Bibliography"/>
@@ -43523,8 +45116,8 @@
         <w:t xml:space="preserve">.</w:t>
       </w:r>
     </w:p>
-    <w:bookmarkEnd w:id="117"/>
-    <w:bookmarkStart w:id="118" w:name="ref-frankle2020linear"/>
+    <w:bookmarkEnd w:id="123"/>
+    <w:bookmarkStart w:id="124" w:name="ref-frankle2020linear"/>
     <w:p>
       <w:pPr>
         <w:pStyle w:val="Bibliography"/>
@@ -43546,8 +45139,8 @@
         <w:t xml:space="preserve">, 3259–3269.</w:t>
       </w:r>
     </w:p>
-    <w:bookmarkEnd w:id="118"/>
-    <w:bookmarkStart w:id="119" w:name="ref-garipov2018loss"/>
+    <w:bookmarkEnd w:id="124"/>
+    <w:bookmarkStart w:id="125" w:name="ref-garipov2018loss"/>
     <w:p>
       <w:pPr>
         <w:pStyle w:val="Bibliography"/>
@@ -43578,8 +45171,8 @@
         <w:t xml:space="preserve">.</w:t>
       </w:r>
     </w:p>
-    <w:bookmarkEnd w:id="119"/>
-    <w:bookmarkStart w:id="120" w:name="ref-ghorbani2019investigation"/>
+    <w:bookmarkEnd w:id="125"/>
+    <w:bookmarkStart w:id="126" w:name="ref-ghorbani2019investigation"/>
     <w:p>
       <w:pPr>
         <w:pStyle w:val="Bibliography"/>
@@ -43610,8 +45203,8 @@
         <w:t xml:space="preserve">, 2232–2241.</w:t>
       </w:r>
     </w:p>
-    <w:bookmarkEnd w:id="120"/>
-    <w:bookmarkStart w:id="121" w:name="ref-hazan2019introduction"/>
+    <w:bookmarkEnd w:id="126"/>
+    <w:bookmarkStart w:id="127" w:name="ref-hazan2019introduction"/>
     <w:p>
       <w:pPr>
         <w:pStyle w:val="Bibliography"/>
@@ -43633,8 +45226,8 @@
         <w:t xml:space="preserve">. MIT Press.</w:t>
       </w:r>
     </w:p>
-    <w:bookmarkEnd w:id="121"/>
-    <w:bookmarkStart w:id="122" w:name="ref-hounie2023resilient"/>
+    <w:bookmarkEnd w:id="127"/>
+    <w:bookmarkStart w:id="128" w:name="ref-hounie2023resilient"/>
     <w:p>
       <w:pPr>
         <w:pStyle w:val="Bibliography"/>
@@ -43656,8 +45249,8 @@
         <w:t xml:space="preserve">, 36.</w:t>
       </w:r>
     </w:p>
-    <w:bookmarkEnd w:id="122"/>
-    <w:bookmarkStart w:id="123" w:name="ref-keskar2016large"/>
+    <w:bookmarkEnd w:id="128"/>
+    <w:bookmarkStart w:id="129" w:name="ref-keskar2016large"/>
     <w:p>
       <w:pPr>
         <w:pStyle w:val="Bibliography"/>
@@ -43679,8 +45272,8 @@
         <w:t xml:space="preserve">.</w:t>
       </w:r>
     </w:p>
-    <w:bookmarkEnd w:id="123"/>
-    <w:bookmarkStart w:id="124" w:name="ref-stefancl2026"/>
+    <w:bookmarkEnd w:id="129"/>
+    <w:bookmarkStart w:id="130" w:name="ref-stefancl2026"/>
     <w:p>
       <w:pPr>
         <w:pStyle w:val="Bibliography"/>
@@ -43702,8 +45295,8 @@
         <w:t xml:space="preserve">.</w:t>
       </w:r>
     </w:p>
-    <w:bookmarkEnd w:id="124"/>
-    <w:bookmarkStart w:id="125" w:name="ref-kingma2014adam"/>
+    <w:bookmarkEnd w:id="130"/>
+    <w:bookmarkStart w:id="131" w:name="ref-kingma2014adam"/>
     <w:p>
       <w:pPr>
         <w:pStyle w:val="Bibliography"/>
@@ -43725,8 +45318,8 @@
         <w:t xml:space="preserve">.</w:t>
       </w:r>
     </w:p>
-    <w:bookmarkEnd w:id="125"/>
-    <w:bookmarkStart w:id="126" w:name="ref-kirkpatrick2017overcoming"/>
+    <w:bookmarkEnd w:id="131"/>
+    <w:bookmarkStart w:id="132" w:name="ref-kirkpatrick2017overcoming"/>
     <w:p>
       <w:pPr>
         <w:pStyle w:val="Bibliography"/>
@@ -43751,8 +45344,8 @@
         <w:t xml:space="preserve">, 114, 3521–3526.</w:t>
       </w:r>
     </w:p>
-    <w:bookmarkEnd w:id="126"/>
-    <w:bookmarkStart w:id="127" w:name="ref-krizhevsky2009learning"/>
+    <w:bookmarkEnd w:id="132"/>
+    <w:bookmarkStart w:id="133" w:name="ref-krizhevsky2009learning"/>
     <w:p>
       <w:pPr>
         <w:pStyle w:val="Bibliography"/>
@@ -43774,8 +45367,8 @@
         <w:t xml:space="preserve">. University of Toronto.</w:t>
       </w:r>
     </w:p>
-    <w:bookmarkEnd w:id="127"/>
-    <w:bookmarkStart w:id="128" w:name="ref-parameterisolation2023"/>
+    <w:bookmarkEnd w:id="133"/>
+    <w:bookmarkStart w:id="134" w:name="ref-parameterisolation2023"/>
     <w:p>
       <w:pPr>
         <w:pStyle w:val="Bibliography"/>
@@ -43797,8 +45390,8 @@
         <w:t xml:space="preserve">.</w:t>
       </w:r>
     </w:p>
-    <w:bookmarkEnd w:id="128"/>
-    <w:bookmarkStart w:id="129" w:name="ref-lewandowski2025spectral"/>
+    <w:bookmarkEnd w:id="134"/>
+    <w:bookmarkStart w:id="135" w:name="ref-lewandowski2025spectral"/>
     <w:p>
       <w:pPr>
         <w:pStyle w:val="Bibliography"/>
@@ -43820,8 +45413,8 @@
         <w:t xml:space="preserve">.</w:t>
       </w:r>
     </w:p>
-    <w:bookmarkEnd w:id="129"/>
-    <w:bookmarkStart w:id="130" w:name="ref-lewandowski2024directions"/>
+    <w:bookmarkEnd w:id="135"/>
+    <w:bookmarkStart w:id="136" w:name="ref-lewandowski2024directions"/>
     <w:p>
       <w:pPr>
         <w:pStyle w:val="Bibliography"/>
@@ -43843,8 +45436,8 @@
         <w:t xml:space="preserve">.</w:t>
       </w:r>
     </w:p>
-    <w:bookmarkEnd w:id="130"/>
-    <w:bookmarkStart w:id="131" w:name="ref-li2018visualizing"/>
+    <w:bookmarkEnd w:id="136"/>
+    <w:bookmarkStart w:id="137" w:name="ref-li2018visualizing"/>
     <w:p>
       <w:pPr>
         <w:pStyle w:val="Bibliography"/>
@@ -43866,8 +45459,8 @@
         <w:t xml:space="preserve">, 31.</w:t>
       </w:r>
     </w:p>
-    <w:bookmarkEnd w:id="131"/>
-    <w:bookmarkStart w:id="132" w:name="ref-li2017learning"/>
+    <w:bookmarkEnd w:id="137"/>
+    <w:bookmarkStart w:id="138" w:name="ref-li2017learning"/>
     <w:p>
       <w:pPr>
         <w:pStyle w:val="Bibliography"/>
@@ -43889,8 +45482,8 @@
         <w:t xml:space="preserve">, 40, 2935–2947.</w:t>
       </w:r>
     </w:p>
-    <w:bookmarkEnd w:id="132"/>
-    <w:bookmarkStart w:id="133" w:name="ref-lopezpaz2017gradient"/>
+    <w:bookmarkEnd w:id="138"/>
+    <w:bookmarkStart w:id="139" w:name="ref-lopezpaz2017gradient"/>
     <w:p>
       <w:pPr>
         <w:pStyle w:val="Bibliography"/>
@@ -43912,8 +45505,8 @@
         <w:t xml:space="preserve">, 30.</w:t>
       </w:r>
     </w:p>
-    <w:bookmarkEnd w:id="133"/>
-    <w:bookmarkStart w:id="134" w:name="ref-martens2015optimizing"/>
+    <w:bookmarkEnd w:id="139"/>
+    <w:bookmarkStart w:id="140" w:name="ref-martens2015optimizing"/>
     <w:p>
       <w:pPr>
         <w:pStyle w:val="Bibliography"/>
@@ -43944,8 +45537,8 @@
         <w:t xml:space="preserve">, 2408–2417.</w:t>
       </w:r>
     </w:p>
-    <w:bookmarkEnd w:id="134"/>
-    <w:bookmarkStart w:id="135" w:name="ref-mccloskey1989catastrophic"/>
+    <w:bookmarkEnd w:id="140"/>
+    <w:bookmarkStart w:id="141" w:name="ref-mccloskey1989catastrophic"/>
     <w:p>
       <w:pPr>
         <w:pStyle w:val="Bibliography"/>
@@ -43967,8 +45560,8 @@
         <w:t xml:space="preserve">, 24, 109–165.</w:t>
       </w:r>
     </w:p>
-    <w:bookmarkEnd w:id="135"/>
-    <w:bookmarkStart w:id="136" w:name="ref-nedic2009subgradient"/>
+    <w:bookmarkEnd w:id="141"/>
+    <w:bookmarkStart w:id="142" w:name="ref-nedic2009subgradient"/>
     <w:p>
       <w:pPr>
         <w:pStyle w:val="Bibliography"/>
@@ -43990,8 +45583,8 @@
         <w:t xml:space="preserve">, 142, 205–228.</w:t>
       </w:r>
     </w:p>
-    <w:bookmarkEnd w:id="136"/>
-    <w:bookmarkStart w:id="137" w:name="ref-novak2018sensitivity"/>
+    <w:bookmarkEnd w:id="142"/>
+    <w:bookmarkStart w:id="143" w:name="ref-novak2018sensitivity"/>
     <w:p>
       <w:pPr>
         <w:pStyle w:val="Bibliography"/>
@@ -44013,8 +45606,8 @@
         <w:t xml:space="preserve">.</w:t>
       </w:r>
     </w:p>
-    <w:bookmarkEnd w:id="137"/>
-    <w:bookmarkStart w:id="138" w:name="ref-pan2020continual"/>
+    <w:bookmarkEnd w:id="143"/>
+    <w:bookmarkStart w:id="144" w:name="ref-pan2020continual"/>
     <w:p>
       <w:pPr>
         <w:pStyle w:val="Bibliography"/>
@@ -44036,8 +45629,8 @@
         <w:t xml:space="preserve">, 33.</w:t>
       </w:r>
     </w:p>
-    <w:bookmarkEnd w:id="138"/>
-    <w:bookmarkStart w:id="139" w:name="ref-power2022grokking"/>
+    <w:bookmarkEnd w:id="144"/>
+    <w:bookmarkStart w:id="145" w:name="ref-power2022grokking"/>
     <w:p>
       <w:pPr>
         <w:pStyle w:val="Bibliography"/>
@@ -44059,8 +45652,8 @@
         <w:t xml:space="preserve">.</w:t>
       </w:r>
     </w:p>
-    <w:bookmarkEnd w:id="139"/>
-    <w:bookmarkStart w:id="140" w:name="ref-rakhlin2012online"/>
+    <w:bookmarkEnd w:id="145"/>
+    <w:bookmarkStart w:id="146" w:name="ref-rakhlin2012online"/>
     <w:p>
       <w:pPr>
         <w:pStyle w:val="Bibliography"/>
@@ -44082,8 +45675,8 @@
         <w:t xml:space="preserve">, 13, 2599–2633.</w:t>
       </w:r>
     </w:p>
-    <w:bookmarkEnd w:id="140"/>
-    <w:bookmarkStart w:id="141" w:name="ref-riemer2019learning"/>
+    <w:bookmarkEnd w:id="146"/>
+    <w:bookmarkStart w:id="147" w:name="ref-riemer2019learning"/>
     <w:p>
       <w:pPr>
         <w:pStyle w:val="Bibliography"/>
@@ -44105,8 +45698,8 @@
         <w:t xml:space="preserve">.</w:t>
       </w:r>
     </w:p>
-    <w:bookmarkEnd w:id="141"/>
-    <w:bookmarkStart w:id="142" w:name="ref-ritter2018online"/>
+    <w:bookmarkEnd w:id="147"/>
+    <w:bookmarkStart w:id="148" w:name="ref-ritter2018online"/>
     <w:p>
       <w:pPr>
         <w:pStyle w:val="Bibliography"/>
@@ -44128,8 +45721,8 @@
         <w:t xml:space="preserve">, 31.</w:t>
       </w:r>
     </w:p>
-    <w:bookmarkEnd w:id="142"/>
-    <w:bookmarkStart w:id="143" w:name="ref-robins1995catastrophic"/>
+    <w:bookmarkEnd w:id="148"/>
+    <w:bookmarkStart w:id="149" w:name="ref-robins1995catastrophic"/>
     <w:p>
       <w:pPr>
         <w:pStyle w:val="Bibliography"/>
@@ -44151,8 +45744,8 @@
         <w:t xml:space="preserve">, 7, 123–146.</w:t>
       </w:r>
     </w:p>
-    <w:bookmarkEnd w:id="143"/>
-    <w:bookmarkStart w:id="144" w:name="ref-rusu2016progressive"/>
+    <w:bookmarkEnd w:id="149"/>
+    <w:bookmarkStart w:id="150" w:name="ref-rusu2016progressive"/>
     <w:p>
       <w:pPr>
         <w:pStyle w:val="Bibliography"/>
@@ -44174,8 +45767,8 @@
         <w:t xml:space="preserve">.</w:t>
       </w:r>
     </w:p>
-    <w:bookmarkEnd w:id="144"/>
-    <w:bookmarkStart w:id="145" w:name="ref-schulman2015trust"/>
+    <w:bookmarkEnd w:id="150"/>
+    <w:bookmarkStart w:id="151" w:name="ref-schulman2015trust"/>
     <w:p>
       <w:pPr>
         <w:pStyle w:val="Bibliography"/>
@@ -44197,8 +45790,8 @@
         <w:t xml:space="preserve">, 1889–1897.</w:t>
       </w:r>
     </w:p>
-    <w:bookmarkEnd w:id="145"/>
-    <w:bookmarkStart w:id="146" w:name="ref-schulman2017proximal"/>
+    <w:bookmarkEnd w:id="151"/>
+    <w:bookmarkStart w:id="152" w:name="ref-schulman2017proximal"/>
     <w:p>
       <w:pPr>
         <w:pStyle w:val="Bibliography"/>
@@ -44220,8 +45813,8 @@
         <w:t xml:space="preserve">.</w:t>
       </w:r>
     </w:p>
-    <w:bookmarkEnd w:id="146"/>
-    <w:bookmarkStart w:id="147" w:name="ref-serra2018overcoming"/>
+    <w:bookmarkEnd w:id="152"/>
+    <w:bookmarkStart w:id="153" w:name="ref-serra2018overcoming"/>
     <w:p>
       <w:pPr>
         <w:pStyle w:val="Bibliography"/>
@@ -44243,8 +45836,8 @@
         <w:t xml:space="preserve">, 4548–4557.</w:t>
       </w:r>
     </w:p>
-    <w:bookmarkEnd w:id="147"/>
-    <w:bookmarkStart w:id="148" w:name="ref-shalevshwartz2012online"/>
+    <w:bookmarkEnd w:id="153"/>
+    <w:bookmarkStart w:id="154" w:name="ref-shalevshwartz2012online"/>
     <w:p>
       <w:pPr>
         <w:pStyle w:val="Bibliography"/>
@@ -44266,8 +45859,8 @@
         <w:t xml:space="preserve">, 4, 107–194.</w:t>
       </w:r>
     </w:p>
-    <w:bookmarkEnd w:id="148"/>
-    <w:bookmarkStart w:id="149" w:name="ref-shin2017continual"/>
+    <w:bookmarkEnd w:id="154"/>
+    <w:bookmarkStart w:id="155" w:name="ref-shin2017continual"/>
     <w:p>
       <w:pPr>
         <w:pStyle w:val="Bibliography"/>
@@ -44289,8 +45882,8 @@
         <w:t xml:space="preserve">, 30.</w:t>
       </w:r>
     </w:p>
-    <w:bookmarkEnd w:id="149"/>
-    <w:bookmarkStart w:id="150" w:name="ref-scaling2023universal"/>
+    <w:bookmarkEnd w:id="155"/>
+    <w:bookmarkStart w:id="156" w:name="ref-scaling2023universal"/>
     <w:p>
       <w:pPr>
         <w:pStyle w:val="Bibliography"/>
@@ -44312,8 +45905,8 @@
         <w:t xml:space="preserve">, 7, 033072.</w:t>
       </w:r>
     </w:p>
-    <w:bookmarkEnd w:id="150"/>
-    <w:bookmarkStart w:id="151" w:name="ref-titsias2020functional"/>
+    <w:bookmarkEnd w:id="156"/>
+    <w:bookmarkStart w:id="157" w:name="ref-titsias2020functional"/>
     <w:p>
       <w:pPr>
         <w:pStyle w:val="Bibliography"/>
@@ -44344,8 +45937,8 @@
         <w:t xml:space="preserve">.</w:t>
       </w:r>
     </w:p>
-    <w:bookmarkEnd w:id="151"/>
-    <w:bookmarkStart w:id="152" w:name="ref-grokking2026dimensional"/>
+    <w:bookmarkEnd w:id="157"/>
+    <w:bookmarkStart w:id="158" w:name="ref-grokking2026dimensional"/>
     <w:p>
       <w:pPr>
         <w:pStyle w:val="Bibliography"/>
@@ -44367,8 +45960,8 @@
         <w:t xml:space="preserve">.</w:t>
       </w:r>
     </w:p>
-    <w:bookmarkEnd w:id="152"/>
-    <w:bookmarkStart w:id="153" w:name="ref-zenke2017continual"/>
+    <w:bookmarkEnd w:id="158"/>
+    <w:bookmarkStart w:id="159" w:name="ref-zenke2017continual"/>
     <w:p>
       <w:pPr>
         <w:pStyle w:val="Bibliography"/>
@@ -44390,9 +45983,9 @@
         <w:t xml:space="preserve">, 3987–3995.</w:t>
       </w:r>
     </w:p>
-    <w:bookmarkEnd w:id="153"/>
-    <w:bookmarkEnd w:id="154"/>
-    <w:bookmarkEnd w:id="155"/>
+    <w:bookmarkEnd w:id="159"/>
+    <w:bookmarkEnd w:id="160"/>
+    <w:bookmarkEnd w:id="161"/>
     <w:sectPr>
       <w:footnotePr>
         <w:numRestart w:val="eachSect"/>

--- a/paper_v2/ftr_phase_transition.docx
+++ b/paper_v2/ftr_phase_transition.docx
@@ -9751,8 +9751,13 @@
       <w:pPr>
         <w:pStyle w:val="BodyText"/>
       </w:pPr>
-      <w:r>
-        <w:t xml:space="preserve">1: </w:t>
+      <m:oMath>
+        <m:r>
+          <m:t>1</m:t>
+        </m:r>
+      </m:oMath>
+      <w:r>
+        <w:t xml:space="preserve">: </w:t>
       </w:r>
       <w:r>
         <w:rPr>
@@ -9806,7 +9811,15 @@
         <w:pStyle w:val="BodyText"/>
       </w:pPr>
       <w:r>
-        <w:t xml:space="preserve">2: </w:t>
+        <w:t xml:space="preserve">    </w:t>
+      </w:r>
+      <m:oMath>
+        <m:r>
+          <m:t>2</m:t>
+        </m:r>
+      </m:oMath>
+      <w:r>
+        <w:t xml:space="preserve">: </w:t>
       </w:r>
       <m:oMath>
         <m:r>
@@ -9885,7 +9898,15 @@
         <w:pStyle w:val="BodyText"/>
       </w:pPr>
       <w:r>
-        <w:t xml:space="preserve">3: </w:t>
+        <w:t xml:space="preserve">    </w:t>
+      </w:r>
+      <m:oMath>
+        <m:r>
+          <m:t>3</m:t>
+        </m:r>
+      </m:oMath>
+      <w:r>
+        <w:t xml:space="preserve">: </w:t>
       </w:r>
       <m:oMath>
         <m:sSub>
@@ -9969,7 +9990,15 @@
         <w:pStyle w:val="BodyText"/>
       </w:pPr>
       <w:r>
-        <w:t xml:space="preserve">4: run 1 warmup epoch of gradient steps on</w:t>
+        <w:t xml:space="preserve">    </w:t>
+      </w:r>
+      <m:oMath>
+        <m:r>
+          <m:t>4</m:t>
+        </m:r>
+      </m:oMath>
+      <w:r>
+        <w:t xml:space="preserve">: run 1 warmup epoch of gradient steps on</w:t>
       </w:r>
       <w:r>
         <w:t xml:space="preserve"> </w:t>
@@ -10103,7 +10132,15 @@
         <w:pStyle w:val="BodyText"/>
       </w:pPr>
       <w:r>
-        <w:t xml:space="preserve">5: </w:t>
+        <w:t xml:space="preserve">    </w:t>
+      </w:r>
+      <m:oMath>
+        <m:r>
+          <m:t>5</m:t>
+        </m:r>
+      </m:oMath>
+      <w:r>
+        <w:t xml:space="preserve">: </w:t>
       </w:r>
       <w:r>
         <w:rPr>
@@ -10159,7 +10196,15 @@
         <w:pStyle w:val="BodyText"/>
       </w:pPr>
       <w:r>
-        <w:t xml:space="preserve">6: sample batch</w:t>
+        <w:t xml:space="preserve">        </w:t>
+      </w:r>
+      <m:oMath>
+        <m:r>
+          <m:t>6</m:t>
+        </m:r>
+      </m:oMath>
+      <w:r>
+        <w:t xml:space="preserve">: sample batch</w:t>
       </w:r>
       <w:r>
         <w:t xml:space="preserve"> </w:t>
@@ -10197,7 +10242,15 @@
         <w:pStyle w:val="BodyText"/>
       </w:pPr>
       <w:r>
-        <w:t xml:space="preserve">7: </w:t>
+        <w:t xml:space="preserve">        </w:t>
+      </w:r>
+      <m:oMath>
+        <m:r>
+          <m:t>7</m:t>
+        </m:r>
+      </m:oMath>
+      <w:r>
+        <w:t xml:space="preserve">: </w:t>
       </w:r>
       <m:oMath>
         <m:r>
@@ -10342,7 +10395,15 @@
         <w:pStyle w:val="BodyText"/>
       </w:pPr>
       <w:r>
-        <w:t xml:space="preserve">8: </w:t>
+        <w:t xml:space="preserve">        </w:t>
+      </w:r>
+      <m:oMath>
+        <m:r>
+          <m:t>8</m:t>
+        </m:r>
+      </m:oMath>
+      <w:r>
+        <w:t xml:space="preserve">: </w:t>
       </w:r>
       <m:oMath>
         <m:r>
@@ -10502,7 +10563,15 @@
         <w:pStyle w:val="BodyText"/>
       </w:pPr>
       <w:r>
-        <w:t xml:space="preserve">9: </w:t>
+        <w:t xml:space="preserve">        </w:t>
+      </w:r>
+      <m:oMath>
+        <m:r>
+          <m:t>9</m:t>
+        </m:r>
+      </m:oMath>
+      <w:r>
+        <w:t xml:space="preserve">: </w:t>
       </w:r>
       <m:oMath>
         <m:r>
@@ -10582,7 +10651,15 @@
         <w:pStyle w:val="BodyText"/>
       </w:pPr>
       <w:r>
-        <w:t xml:space="preserve">10: </w:t>
+        <w:t xml:space="preserve">        </w:t>
+      </w:r>
+      <m:oMath>
+        <m:r>
+          <m:t>10</m:t>
+        </m:r>
+      </m:oMath>
+      <w:r>
+        <w:t xml:space="preserve">: </w:t>
       </w:r>
       <m:oMath>
         <m:r>
@@ -10683,7 +10760,15 @@
         <w:pStyle w:val="BodyText"/>
       </w:pPr>
       <w:r>
-        <w:t xml:space="preserve">11: </w:t>
+        <w:t xml:space="preserve">    </w:t>
+      </w:r>
+      <m:oMath>
+        <m:r>
+          <m:t>11</m:t>
+        </m:r>
+      </m:oMath>
+      <w:r>
+        <w:t xml:space="preserve">: </w:t>
       </w:r>
       <w:r>
         <w:rPr>
@@ -10697,8 +10782,13 @@
       <w:pPr>
         <w:pStyle w:val="BodyText"/>
       </w:pPr>
-      <w:r>
-        <w:t xml:space="preserve">12: </w:t>
+      <m:oMath>
+        <m:r>
+          <m:t>12</m:t>
+        </m:r>
+      </m:oMath>
+      <w:r>
+        <w:t xml:space="preserve">: </w:t>
       </w:r>
       <w:r>
         <w:rPr>
@@ -10712,8 +10802,13 @@
       <w:pPr>
         <w:pStyle w:val="BodyText"/>
       </w:pPr>
-      <w:r>
-        <w:t xml:space="preserve">13: </w:t>
+      <m:oMath>
+        <m:r>
+          <m:t>13</m:t>
+        </m:r>
+      </m:oMath>
+      <w:r>
+        <w:t xml:space="preserve">: </w:t>
       </w:r>
       <w:r>
         <w:rPr>
